--- a/SCRAPING_REPORT.docx
+++ b/SCRAPING_REPORT.docx
@@ -12,22 +12,62 @@
     </w:p>
     <w:p>
       <w:r>
-        <w:t xml:space="preserve">Generated 2026-04-17. Lives at </w:t>
+        <w:t xml:space="preserve">*Auto-generated 2026-04-18 11:56 UTC from </w:t>
       </w:r>
       <w:r>
         <w:rPr>
           <w:rFonts w:ascii="Consolas" w:hAnsi="Consolas"/>
           <w:sz w:val="20"/>
         </w:rPr>
-        <w:t>SCRAPING_REPORT.md</w:t>
-      </w:r>
-      <w:r>
-        <w:t>.</w:t>
+        <w:t>build_scraping_report.py</w:t>
+      </w:r>
+      <w:r>
+        <w:t xml:space="preserve">. Source of truth is live code + data; to edit narrative sections, edit </w:t>
+      </w:r>
+      <w:r>
+        <w:rPr>
+          <w:rFonts w:ascii="Consolas" w:hAnsi="Consolas"/>
+          <w:sz w:val="20"/>
+        </w:rPr>
+        <w:t>_scraping_report_template.md</w:t>
+      </w:r>
+      <w:r>
+        <w:t xml:space="preserve">. Feed list, scraper descriptions, and coverage counts are regenerated from </w:t>
+      </w:r>
+      <w:r>
+        <w:rPr>
+          <w:rFonts w:ascii="Consolas" w:hAnsi="Consolas"/>
+          <w:sz w:val="20"/>
+        </w:rPr>
+        <w:t>update.py</w:t>
+      </w:r>
+      <w:r>
+        <w:t xml:space="preserve">, </w:t>
+      </w:r>
+      <w:r>
+        <w:rPr>
+          <w:rFonts w:ascii="Consolas" w:hAnsi="Consolas"/>
+          <w:sz w:val="20"/>
+        </w:rPr>
+        <w:t>.github/workflows/*.yml</w:t>
+      </w:r>
+      <w:r>
+        <w:t xml:space="preserve">, and </w:t>
+      </w:r>
+      <w:r>
+        <w:rPr>
+          <w:rFonts w:ascii="Consolas" w:hAnsi="Consolas"/>
+          <w:sz w:val="20"/>
+        </w:rPr>
+        <w:t>data/actions.json</w:t>
+      </w:r>
+      <w:r>
+        <w:t>.*</w:t>
       </w:r>
     </w:p>
     <w:p>
       <w:r>
-        <w:t>This report documents every scraping source the dashboard pulls from, organized by dashboard tab → agency → source. For each source it covers: what's scraped, how it's scraped, what filtering is applied, and known limitations.</w:t>
+        <w:t>Summary: 23 configured feeds, 18 scrape_* functions.</w:t>
       </w:r>
     </w:p>
     <w:p>
@@ -204,7 +244,7 @@
         <w:t>actions.json</w:t>
       </w:r>
       <w:r>
-        <w:t xml:space="preserve"> (passed), rejected (added to </w:t>
+        <w:t xml:space="preserve">, rejected (added to </w:t>
       </w:r>
       <w:r>
         <w:rPr>
@@ -274,7 +314,7 @@
               <w:rPr>
                 <w:b/>
               </w:rPr>
-              <w:t>Schedule (UTC)</w:t>
+              <w:t>Schedule</w:t>
             </w:r>
           </w:p>
         </w:tc>
@@ -292,12 +332,34 @@
               <w:rPr>
                 <w:b/>
               </w:rPr>
-              <w:t>Purpose</w:t>
+              <w:t>File</w:t>
             </w:r>
           </w:p>
         </w:tc>
       </w:tr>
       <w:tr>
+        <w:tc>
+          <w:tcPr>
+            <w:tcW w:type="dxa" w:w="3216"/>
+          </w:tcPr>
+          <w:p>
+            <w:r/>
+            <w:r>
+              <w:t>Daily Fraud Dashboard Update</w:t>
+            </w:r>
+          </w:p>
+        </w:tc>
+        <w:tc>
+          <w:tcPr>
+            <w:tcW w:type="dxa" w:w="3216"/>
+          </w:tcPr>
+          <w:p>
+            <w:r/>
+            <w:r>
+              <w:t>Daily 7:17 UTC</w:t>
+            </w:r>
+          </w:p>
+        </w:tc>
         <w:tc>
           <w:tcPr>
             <w:tcW w:type="dxa" w:w="3216"/>
@@ -313,6 +375,8 @@
             </w:r>
           </w:p>
         </w:tc>
+      </w:tr>
+      <w:tr>
         <w:tc>
           <w:tcPr>
             <w:tcW w:type="dxa" w:w="3216"/>
@@ -320,7 +384,7 @@
           <w:p>
             <w:r/>
             <w:r>
-              <w:t>7:17 AM daily</w:t>
+              <w:t>Daily Congressional Hearings Update</w:t>
             </w:r>
           </w:p>
         </w:tc>
@@ -331,22 +395,127 @@
           <w:p>
             <w:r/>
             <w:r>
-              <w:t xml:space="preserve">Enforcement pass — runs </w:t>
+              <w:t>Daily 9:13 UTC</w:t>
             </w:r>
+          </w:p>
+        </w:tc>
+        <w:tc>
+          <w:tcPr>
+            <w:tcW w:type="dxa" w:w="3216"/>
+          </w:tcPr>
+          <w:p>
+            <w:r/>
             <w:r>
               <w:rPr>
                 <w:rFonts w:ascii="Consolas" w:hAnsi="Consolas"/>
                 <w:sz w:val="20"/>
               </w:rPr>
-              <w:t>update.py</w:t>
-            </w:r>
-            <w:r>
-              <w:t xml:space="preserve"> with enforcement filter, opens a PR with new items for the Federal Enforcement tab</w:t>
+              <w:t>hearings-update.yml</w:t>
             </w:r>
           </w:p>
         </w:tc>
       </w:tr>
       <w:tr>
+        <w:tc>
+          <w:tcPr>
+            <w:tcW w:type="dxa" w:w="3216"/>
+          </w:tcPr>
+          <w:p>
+            <w:r/>
+            <w:r>
+              <w:t>Daily Media Investigations Update</w:t>
+            </w:r>
+          </w:p>
+        </w:tc>
+        <w:tc>
+          <w:tcPr>
+            <w:tcW w:type="dxa" w:w="3216"/>
+          </w:tcPr>
+          <w:p>
+            <w:r/>
+            <w:r>
+              <w:t>Daily 8:42 UTC</w:t>
+            </w:r>
+          </w:p>
+        </w:tc>
+        <w:tc>
+          <w:tcPr>
+            <w:tcW w:type="dxa" w:w="3216"/>
+          </w:tcPr>
+          <w:p>
+            <w:r/>
+            <w:r>
+              <w:rPr>
+                <w:rFonts w:ascii="Consolas" w:hAnsi="Consolas"/>
+                <w:sz w:val="20"/>
+              </w:rPr>
+              <w:t>media-update.yml</w:t>
+            </w:r>
+          </w:p>
+        </w:tc>
+      </w:tr>
+      <w:tr>
+        <w:tc>
+          <w:tcPr>
+            <w:tcW w:type="dxa" w:w="3216"/>
+          </w:tcPr>
+          <w:p>
+            <w:r/>
+            <w:r>
+              <w:t>Weekly News-Source Upgrade Check</w:t>
+            </w:r>
+          </w:p>
+        </w:tc>
+        <w:tc>
+          <w:tcPr>
+            <w:tcW w:type="dxa" w:w="3216"/>
+          </w:tcPr>
+          <w:p>
+            <w:r/>
+            <w:r>
+              <w:t>Suns 10:07 UTC</w:t>
+            </w:r>
+          </w:p>
+        </w:tc>
+        <w:tc>
+          <w:tcPr>
+            <w:tcW w:type="dxa" w:w="3216"/>
+          </w:tcPr>
+          <w:p>
+            <w:r/>
+            <w:r>
+              <w:rPr>
+                <w:rFonts w:ascii="Consolas" w:hAnsi="Consolas"/>
+                <w:sz w:val="20"/>
+              </w:rPr>
+              <w:t>news-source-check.yml</w:t>
+            </w:r>
+          </w:p>
+        </w:tc>
+      </w:tr>
+      <w:tr>
+        <w:tc>
+          <w:tcPr>
+            <w:tcW w:type="dxa" w:w="3216"/>
+          </w:tcPr>
+          <w:p>
+            <w:r/>
+            <w:r>
+              <w:t>Daily Oversight Update</w:t>
+            </w:r>
+          </w:p>
+        </w:tc>
+        <w:tc>
+          <w:tcPr>
+            <w:tcW w:type="dxa" w:w="3216"/>
+          </w:tcPr>
+          <w:p>
+            <w:r/>
+            <w:r>
+              <w:t>Daily 8:23 UTC</w:t>
+            </w:r>
+          </w:p>
+        </w:tc>
         <w:tc>
           <w:tcPr>
             <w:tcW w:type="dxa" w:w="3216"/>
@@ -362,6 +531,8 @@
             </w:r>
           </w:p>
         </w:tc>
+      </w:tr>
+      <w:tr>
         <w:tc>
           <w:tcPr>
             <w:tcW w:type="dxa" w:w="3216"/>
@@ -369,7 +540,7 @@
           <w:p>
             <w:r/>
             <w:r>
-              <w:t>8:23 AM daily</w:t>
+              <w:t>Daily Scraping Report Rebuild</w:t>
             </w:r>
           </w:p>
         </w:tc>
@@ -380,17 +551,22 @@
           <w:p>
             <w:r/>
             <w:r>
-              <w:t xml:space="preserve">Oversight pass — runs </w:t>
+              <w:t>Daily 11:31 UTC</w:t>
             </w:r>
+          </w:p>
+        </w:tc>
+        <w:tc>
+          <w:tcPr>
+            <w:tcW w:type="dxa" w:w="3216"/>
+          </w:tcPr>
+          <w:p>
+            <w:r/>
             <w:r>
               <w:rPr>
                 <w:rFonts w:ascii="Consolas" w:hAnsi="Consolas"/>
                 <w:sz w:val="20"/>
               </w:rPr>
-              <w:t>update.py --oversight-only</w:t>
-            </w:r>
-            <w:r>
-              <w:t>, routes items through AI review before auto-committing</w:t>
+              <w:t>scraping-report.yml</w:t>
             </w:r>
           </w:p>
         </w:tc>
@@ -403,11 +579,7 @@
           <w:p>
             <w:r/>
             <w:r>
-              <w:rPr>
-                <w:rFonts w:ascii="Consolas" w:hAnsi="Consolas"/>
-                <w:sz w:val="20"/>
-              </w:rPr>
-              <w:t>media-update.yml</w:t>
+              <w:t>Weekly Landing Page Monitor</w:t>
             </w:r>
           </w:p>
         </w:tc>
@@ -418,62 +590,10 @@
           <w:p>
             <w:r/>
             <w:r>
-              <w:t>8:42 AM daily</w:t>
+              <w:t>Mons 9:43 UTC</w:t>
             </w:r>
           </w:p>
         </w:tc>
-        <w:tc>
-          <w:tcPr>
-            <w:tcW w:type="dxa" w:w="3216"/>
-          </w:tcPr>
-          <w:p>
-            <w:r/>
-            <w:r>
-              <w:t>Media investigations pass</w:t>
-            </w:r>
-          </w:p>
-        </w:tc>
-      </w:tr>
-      <w:tr>
-        <w:tc>
-          <w:tcPr>
-            <w:tcW w:type="dxa" w:w="3216"/>
-          </w:tcPr>
-          <w:p>
-            <w:r/>
-            <w:r>
-              <w:rPr>
-                <w:rFonts w:ascii="Consolas" w:hAnsi="Consolas"/>
-                <w:sz w:val="20"/>
-              </w:rPr>
-              <w:t>hearings-update.yml</w:t>
-            </w:r>
-          </w:p>
-        </w:tc>
-        <w:tc>
-          <w:tcPr>
-            <w:tcW w:type="dxa" w:w="3216"/>
-          </w:tcPr>
-          <w:p>
-            <w:r/>
-            <w:r>
-              <w:t>9:13 AM daily</w:t>
-            </w:r>
-          </w:p>
-        </w:tc>
-        <w:tc>
-          <w:tcPr>
-            <w:tcW w:type="dxa" w:w="3216"/>
-          </w:tcPr>
-          <w:p>
-            <w:r/>
-            <w:r>
-              <w:t>Congress.gov API pass — new standalone pipeline for hearings</w:t>
-            </w:r>
-          </w:p>
-        </w:tc>
-      </w:tr>
-      <w:tr>
         <w:tc>
           <w:tcPr>
             <w:tcW w:type="dxa" w:w="3216"/>
@@ -489,67 +609,6 @@
             </w:r>
           </w:p>
         </w:tc>
-        <w:tc>
-          <w:tcPr>
-            <w:tcW w:type="dxa" w:w="3216"/>
-          </w:tcPr>
-          <w:p>
-            <w:r/>
-            <w:r>
-              <w:t>Mondays 9:43 AM</w:t>
-            </w:r>
-          </w:p>
-        </w:tc>
-        <w:tc>
-          <w:tcPr>
-            <w:tcW w:type="dxa" w:w="3216"/>
-          </w:tcPr>
-          <w:p>
-            <w:r/>
-            <w:r>
-              <w:t>Landing-page structure check — alerts if a scraper suddenly returns zero (catches silent breakage)</w:t>
-            </w:r>
-          </w:p>
-        </w:tc>
-      </w:tr>
-      <w:tr>
-        <w:tc>
-          <w:tcPr>
-            <w:tcW w:type="dxa" w:w="3216"/>
-          </w:tcPr>
-          <w:p>
-            <w:r/>
-            <w:r>
-              <w:rPr>
-                <w:rFonts w:ascii="Consolas" w:hAnsi="Consolas"/>
-                <w:sz w:val="20"/>
-              </w:rPr>
-              <w:t>news-source-check.yml</w:t>
-            </w:r>
-          </w:p>
-        </w:tc>
-        <w:tc>
-          <w:tcPr>
-            <w:tcW w:type="dxa" w:w="3216"/>
-          </w:tcPr>
-          <w:p>
-            <w:r/>
-            <w:r>
-              <w:t>Sundays 10:07 AM</w:t>
-            </w:r>
-          </w:p>
-        </w:tc>
-        <w:tc>
-          <w:tcPr>
-            <w:tcW w:type="dxa" w:w="3216"/>
-          </w:tcPr>
-          <w:p>
-            <w:r/>
-            <w:r>
-              <w:t>Re-checks news-sourced items for newly-published official .gov sources, auto-swaps links</w:t>
-            </w:r>
-          </w:p>
-        </w:tc>
       </w:tr>
     </w:tbl>
     <w:p/>
@@ -575,7 +634,17 @@
         <w:t>:30</w:t>
       </w:r>
       <w:r>
-        <w:t>) to spread load.</w:t>
+        <w:t xml:space="preserve">) to spread API load. Each workflow auto-commits changes to </w:t>
+      </w:r>
+      <w:r>
+        <w:rPr>
+          <w:rFonts w:ascii="Consolas" w:hAnsi="Consolas"/>
+          <w:sz w:val="20"/>
+        </w:rPr>
+        <w:t>main</w:t>
+      </w:r>
+      <w:r>
+        <w:t xml:space="preserve"> when results change.</w:t>
       </w:r>
     </w:p>
     <w:p>
@@ -588,12 +657,1689 @@
         <w:pStyle w:val="Heading1"/>
       </w:pPr>
       <w:r>
-        <w:t>Federal Enforcement tab sources</w:t>
+        <w:t>Feeds by agency</w:t>
       </w:r>
     </w:p>
     <w:p>
-      <w:r>
-        <w:t xml:space="preserve">The tab filters </w:t>
+      <w:pPr>
+        <w:pStyle w:val="Heading2"/>
+      </w:pPr>
+      <w:r>
+        <w:t>DOJ</w:t>
+      </w:r>
+    </w:p>
+    <w:p>
+      <w:pPr>
+        <w:pStyle w:val="ListBullet"/>
+      </w:pPr>
+      <w:r/>
+      <w:r>
+        <w:rPr>
+          <w:b/>
+        </w:rPr>
+        <w:t>`DOJ-OPA`</w:t>
+      </w:r>
+      <w:r>
+        <w:t xml:space="preserve"> — *official* (enabled)</w:t>
+      </w:r>
+    </w:p>
+    <w:p>
+      <w:pPr>
+        <w:pStyle w:val="ListBullet2"/>
+      </w:pPr>
+      <w:r/>
+      <w:r>
+        <w:t xml:space="preserve">Function: </w:t>
+      </w:r>
+      <w:r>
+        <w:rPr>
+          <w:rFonts w:ascii="Consolas" w:hAnsi="Consolas"/>
+          <w:sz w:val="20"/>
+        </w:rPr>
+        <w:t>scrape_doj_opa()</w:t>
+      </w:r>
+    </w:p>
+    <w:p>
+      <w:pPr>
+        <w:pStyle w:val="ListBullet2"/>
+      </w:pPr>
+      <w:r/>
+      <w:r>
+        <w:t>Scrape DOJ Office of Public Affairs press releases using Playwright.</w:t>
+      </w:r>
+    </w:p>
+    <w:p>
+      <w:pPr>
+        <w:pStyle w:val="ListBullet2"/>
+      </w:pPr>
+      <w:r/>
+      <w:r>
+        <w:t>URL: https://www.justice.gov/news/press-releases</w:t>
+      </w:r>
+    </w:p>
+    <w:p>
+      <w:pPr>
+        <w:pStyle w:val="ListBullet2"/>
+      </w:pPr>
+      <w:r/>
+      <w:r>
+        <w:t>URL: https://www.justice.gov</w:t>
+      </w:r>
+    </w:p>
+    <w:p>
+      <w:pPr>
+        <w:pStyle w:val="ListBullet"/>
+      </w:pPr>
+      <w:r/>
+      <w:r>
+        <w:rPr>
+          <w:b/>
+        </w:rPr>
+        <w:t>`DOJ`</w:t>
+      </w:r>
+      <w:r>
+        <w:t xml:space="preserve"> — *official* (</w:t>
+      </w:r>
+      <w:r>
+        <w:rPr>
+          <w:b/>
+        </w:rPr>
+        <w:t>disabled</w:t>
+      </w:r>
+      <w:r>
+        <w:t>)</w:t>
+      </w:r>
+    </w:p>
+    <w:p>
+      <w:pPr>
+        <w:pStyle w:val="ListBullet2"/>
+      </w:pPr>
+      <w:r/>
+      <w:r>
+        <w:t>Method: RSS feed</w:t>
+      </w:r>
+    </w:p>
+    <w:p>
+      <w:pPr>
+        <w:pStyle w:val="ListBullet2"/>
+      </w:pPr>
+      <w:r/>
+      <w:r>
+        <w:t>URL: https://www.justice.gov/news/rss</w:t>
+      </w:r>
+    </w:p>
+    <w:p>
+      <w:pPr>
+        <w:pStyle w:val="ListBullet"/>
+      </w:pPr>
+      <w:r/>
+      <w:r>
+        <w:rPr>
+          <w:b/>
+        </w:rPr>
+        <w:t>`DOJ-USAO`</w:t>
+      </w:r>
+      <w:r>
+        <w:t xml:space="preserve"> — *official* (enabled)</w:t>
+      </w:r>
+    </w:p>
+    <w:p>
+      <w:pPr>
+        <w:pStyle w:val="ListBullet2"/>
+      </w:pPr>
+      <w:r/>
+      <w:r>
+        <w:t xml:space="preserve">Function: </w:t>
+      </w:r>
+      <w:r>
+        <w:rPr>
+          <w:rFonts w:ascii="Consolas" w:hAnsi="Consolas"/>
+          <w:sz w:val="20"/>
+        </w:rPr>
+        <w:t>scrape_doj_usao()</w:t>
+      </w:r>
+    </w:p>
+    <w:p>
+      <w:pPr>
+        <w:pStyle w:val="ListBullet2"/>
+      </w:pPr>
+      <w:r/>
+      <w:r>
+        <w:t>Scrape DOJ USAO (district-level) press releases using Playwright.</w:t>
+      </w:r>
+    </w:p>
+    <w:p>
+      <w:pPr>
+        <w:pStyle w:val="ListBullet2"/>
+      </w:pPr>
+      <w:r/>
+      <w:r>
+        <w:t>URL: https://www.justice.gov/usao/pressreleases</w:t>
+      </w:r>
+    </w:p>
+    <w:p>
+      <w:pPr>
+        <w:pStyle w:val="ListBullet2"/>
+      </w:pPr>
+      <w:r/>
+      <w:r>
+        <w:t>URL: https://www.justice.gov</w:t>
+      </w:r>
+    </w:p>
+    <w:p>
+      <w:pPr>
+        <w:pStyle w:val="Heading2"/>
+      </w:pPr>
+      <w:r>
+        <w:t>HHS-OIG</w:t>
+      </w:r>
+    </w:p>
+    <w:p>
+      <w:pPr>
+        <w:pStyle w:val="ListBullet"/>
+      </w:pPr>
+      <w:r/>
+      <w:r>
+        <w:rPr>
+          <w:b/>
+        </w:rPr>
+        <w:t>`HHS-OIG`</w:t>
+      </w:r>
+      <w:r>
+        <w:t xml:space="preserve"> — *official* (enabled)</w:t>
+      </w:r>
+    </w:p>
+    <w:p>
+      <w:pPr>
+        <w:pStyle w:val="ListBullet2"/>
+      </w:pPr>
+      <w:r/>
+      <w:r>
+        <w:t xml:space="preserve">Function: </w:t>
+      </w:r>
+      <w:r>
+        <w:rPr>
+          <w:rFonts w:ascii="Consolas" w:hAnsi="Consolas"/>
+          <w:sz w:val="20"/>
+        </w:rPr>
+        <w:t>scrape_oig()</w:t>
+      </w:r>
+    </w:p>
+    <w:p>
+      <w:pPr>
+        <w:pStyle w:val="ListBullet2"/>
+      </w:pPr>
+      <w:r/>
+      <w:r>
+        <w:t>Scrape HHS-OIG enforcement actions page.</w:t>
+      </w:r>
+    </w:p>
+    <w:p>
+      <w:pPr>
+        <w:pStyle w:val="ListBullet2"/>
+      </w:pPr>
+      <w:r/>
+      <w:r>
+        <w:t>URL: https://oig.hhs.gov/fraud/enforcement/?type=criminal-and-civil-actions</w:t>
+      </w:r>
+    </w:p>
+    <w:p>
+      <w:pPr>
+        <w:pStyle w:val="ListBullet2"/>
+      </w:pPr>
+      <w:r/>
+      <w:r>
+        <w:t>URL: https://oig.hhs.gov/fraud/enforcement/</w:t>
+      </w:r>
+    </w:p>
+    <w:p>
+      <w:pPr>
+        <w:pStyle w:val="ListBullet"/>
+      </w:pPr>
+      <w:r/>
+      <w:r>
+        <w:rPr>
+          <w:b/>
+        </w:rPr>
+        <w:t>`HHS-OIG-RPT`</w:t>
+      </w:r>
+      <w:r>
+        <w:t xml:space="preserve"> — *official* (enabled)</w:t>
+      </w:r>
+    </w:p>
+    <w:p>
+      <w:pPr>
+        <w:pStyle w:val="ListBullet2"/>
+      </w:pPr>
+      <w:r/>
+      <w:r>
+        <w:t xml:space="preserve">Function: </w:t>
+      </w:r>
+      <w:r>
+        <w:rPr>
+          <w:rFonts w:ascii="Consolas" w:hAnsi="Consolas"/>
+          <w:sz w:val="20"/>
+        </w:rPr>
+        <w:t>scrape_oig_reports()</w:t>
+      </w:r>
+    </w:p>
+    <w:p>
+      <w:pPr>
+        <w:pStyle w:val="ListBullet2"/>
+      </w:pPr>
+      <w:r/>
+      <w:r>
+        <w:t>Scrape HHS-OIG audit/inspection reports.</w:t>
+      </w:r>
+    </w:p>
+    <w:p>
+      <w:pPr>
+        <w:pStyle w:val="ListBullet2"/>
+      </w:pPr>
+      <w:r/>
+      <w:r>
+        <w:t>URL: https://oig.hhs.gov/reports/all/</w:t>
+      </w:r>
+    </w:p>
+    <w:p>
+      <w:pPr>
+        <w:pStyle w:val="ListBullet2"/>
+      </w:pPr>
+      <w:r/>
+      <w:r>
+        <w:t>URL: https://oig.hhs.gov</w:t>
+      </w:r>
+    </w:p>
+    <w:p>
+      <w:pPr>
+        <w:pStyle w:val="ListBullet"/>
+      </w:pPr>
+      <w:r/>
+      <w:r>
+        <w:rPr>
+          <w:b/>
+        </w:rPr>
+        <w:t>`HHS-OIG-PR`</w:t>
+      </w:r>
+      <w:r>
+        <w:t xml:space="preserve"> — *official* (enabled)</w:t>
+      </w:r>
+    </w:p>
+    <w:p>
+      <w:pPr>
+        <w:pStyle w:val="ListBullet2"/>
+      </w:pPr>
+      <w:r/>
+      <w:r>
+        <w:t xml:space="preserve">Function: </w:t>
+      </w:r>
+      <w:r>
+        <w:rPr>
+          <w:rFonts w:ascii="Consolas" w:hAnsi="Consolas"/>
+          <w:sz w:val="20"/>
+        </w:rPr>
+        <w:t>scrape_oig_press()</w:t>
+      </w:r>
+    </w:p>
+    <w:p>
+      <w:pPr>
+        <w:pStyle w:val="ListBullet2"/>
+      </w:pPr>
+      <w:r/>
+      <w:r>
+        <w:t>Scrape HHS-OIG newsroom press releases.</w:t>
+      </w:r>
+    </w:p>
+    <w:p>
+      <w:pPr>
+        <w:pStyle w:val="ListBullet2"/>
+      </w:pPr>
+      <w:r/>
+      <w:r>
+        <w:t>URL: https://oig.hhs.gov/newsroom/news-releases-articles/</w:t>
+      </w:r>
+    </w:p>
+    <w:p>
+      <w:pPr>
+        <w:pStyle w:val="ListBullet2"/>
+      </w:pPr>
+      <w:r/>
+      <w:r>
+        <w:t>URL: https://oig.hhs.gov</w:t>
+      </w:r>
+    </w:p>
+    <w:p>
+      <w:pPr>
+        <w:pStyle w:val="Heading2"/>
+      </w:pPr>
+      <w:r>
+        <w:t>CMS</w:t>
+      </w:r>
+    </w:p>
+    <w:p>
+      <w:pPr>
+        <w:pStyle w:val="ListBullet"/>
+      </w:pPr>
+      <w:r/>
+      <w:r>
+        <w:rPr>
+          <w:b/>
+        </w:rPr>
+        <w:t>`CMS`</w:t>
+      </w:r>
+      <w:r>
+        <w:t xml:space="preserve"> — *official* (enabled)</w:t>
+      </w:r>
+    </w:p>
+    <w:p>
+      <w:pPr>
+        <w:pStyle w:val="ListBullet2"/>
+      </w:pPr>
+      <w:r/>
+      <w:r>
+        <w:t xml:space="preserve">Function: </w:t>
+      </w:r>
+      <w:r>
+        <w:rPr>
+          <w:rFonts w:ascii="Consolas" w:hAnsi="Consolas"/>
+          <w:sz w:val="20"/>
+        </w:rPr>
+        <w:t>scrape_cms()</w:t>
+      </w:r>
+    </w:p>
+    <w:p>
+      <w:pPr>
+        <w:pStyle w:val="ListBullet2"/>
+      </w:pPr>
+      <w:r/>
+      <w:r>
+        <w:t>Scrape CMS newsroom press releases with pagination.</w:t>
+      </w:r>
+    </w:p>
+    <w:p>
+      <w:pPr>
+        <w:pStyle w:val="ListBullet2"/>
+      </w:pPr>
+      <w:r/>
+      <w:r>
+        <w:t>URL: https://www.cms.gov/newsroom?page={page_n}</w:t>
+      </w:r>
+    </w:p>
+    <w:p>
+      <w:pPr>
+        <w:pStyle w:val="ListBullet2"/>
+      </w:pPr>
+      <w:r/>
+      <w:r>
+        <w:t>URL: https://www.cms.gov</w:t>
+      </w:r>
+    </w:p>
+    <w:p>
+      <w:pPr>
+        <w:pStyle w:val="ListBullet"/>
+      </w:pPr>
+      <w:r/>
+      <w:r>
+        <w:rPr>
+          <w:b/>
+        </w:rPr>
+        <w:t>`CMS-Fraud`</w:t>
+      </w:r>
+      <w:r>
+        <w:t xml:space="preserve"> — *official* (enabled)</w:t>
+      </w:r>
+    </w:p>
+    <w:p>
+      <w:pPr>
+        <w:pStyle w:val="ListBullet2"/>
+      </w:pPr>
+      <w:r/>
+      <w:r>
+        <w:t xml:space="preserve">Function: </w:t>
+      </w:r>
+      <w:r>
+        <w:rPr>
+          <w:rFonts w:ascii="Consolas" w:hAnsi="Consolas"/>
+          <w:sz w:val="20"/>
+        </w:rPr>
+        <w:t>scrape_cms_fraud_page()</w:t>
+      </w:r>
+    </w:p>
+    <w:p>
+      <w:pPr>
+        <w:pStyle w:val="ListBullet2"/>
+      </w:pPr>
+      <w:r/>
+      <w:r>
+        <w:t>Scrape cms.gov/fraud — CMS's dedicated anti-fraud landing page.</w:t>
+      </w:r>
+    </w:p>
+    <w:p>
+      <w:pPr>
+        <w:pStyle w:val="ListBullet2"/>
+      </w:pPr>
+      <w:r/>
+      <w:r>
+        <w:t>URL: https://www.cms.gov/fraud</w:t>
+      </w:r>
+    </w:p>
+    <w:p>
+      <w:pPr>
+        <w:pStyle w:val="ListBullet2"/>
+      </w:pPr>
+      <w:r/>
+      <w:r>
+        <w:t>URL: https://www.cms.gov</w:t>
+      </w:r>
+    </w:p>
+    <w:p>
+      <w:pPr>
+        <w:pStyle w:val="Heading2"/>
+      </w:pPr>
+      <w:r>
+        <w:t>HHS</w:t>
+      </w:r>
+    </w:p>
+    <w:p>
+      <w:pPr>
+        <w:pStyle w:val="ListBullet"/>
+      </w:pPr>
+      <w:r/>
+      <w:r>
+        <w:rPr>
+          <w:b/>
+        </w:rPr>
+        <w:t>`HHS`</w:t>
+      </w:r>
+      <w:r>
+        <w:t xml:space="preserve"> — *official* (</w:t>
+      </w:r>
+      <w:r>
+        <w:rPr>
+          <w:b/>
+        </w:rPr>
+        <w:t>disabled</w:t>
+      </w:r>
+      <w:r>
+        <w:t>)</w:t>
+      </w:r>
+    </w:p>
+    <w:p>
+      <w:pPr>
+        <w:pStyle w:val="ListBullet2"/>
+      </w:pPr>
+      <w:r/>
+      <w:r>
+        <w:t xml:space="preserve">Function: </w:t>
+      </w:r>
+      <w:r>
+        <w:rPr>
+          <w:rFonts w:ascii="Consolas" w:hAnsi="Consolas"/>
+          <w:sz w:val="20"/>
+        </w:rPr>
+        <w:t>scrape_hhs_press()</w:t>
+      </w:r>
+    </w:p>
+    <w:p>
+      <w:pPr>
+        <w:pStyle w:val="ListBullet2"/>
+      </w:pPr>
+      <w:r/>
+      <w:r>
+        <w:t>Scrape HHS press room (hhs.gov/press-room).</w:t>
+      </w:r>
+    </w:p>
+    <w:p>
+      <w:pPr>
+        <w:pStyle w:val="ListBullet2"/>
+      </w:pPr>
+      <w:r/>
+      <w:r>
+        <w:t>URL: https://www.hhs.gov/press-room/index.html</w:t>
+      </w:r>
+    </w:p>
+    <w:p>
+      <w:pPr>
+        <w:pStyle w:val="ListBullet2"/>
+      </w:pPr>
+      <w:r/>
+      <w:r>
+        <w:t>URL: https://www.hhs.gov</w:t>
+      </w:r>
+    </w:p>
+    <w:p>
+      <w:pPr>
+        <w:pStyle w:val="Heading2"/>
+      </w:pPr>
+      <w:r>
+        <w:t>Congress</w:t>
+      </w:r>
+    </w:p>
+    <w:p>
+      <w:pPr>
+        <w:pStyle w:val="ListBullet"/>
+      </w:pPr>
+      <w:r/>
+      <w:r>
+        <w:rPr>
+          <w:b/>
+        </w:rPr>
+        <w:t>`H-Oversight`</w:t>
+      </w:r>
+      <w:r>
+        <w:t xml:space="preserve"> — *official* (enabled)</w:t>
+      </w:r>
+    </w:p>
+    <w:p>
+      <w:pPr>
+        <w:pStyle w:val="ListBullet2"/>
+      </w:pPr>
+      <w:r/>
+      <w:r>
+        <w:t xml:space="preserve">Function: </w:t>
+      </w:r>
+      <w:r>
+        <w:rPr>
+          <w:rFonts w:ascii="Consolas" w:hAnsi="Consolas"/>
+          <w:sz w:val="20"/>
+        </w:rPr>
+        <w:t>scrape_h_oversight()</w:t>
+      </w:r>
+    </w:p>
+    <w:p>
+      <w:pPr>
+        <w:pStyle w:val="ListBullet2"/>
+      </w:pPr>
+      <w:r/>
+      <w:r>
+        <w:t>Scrape House Oversight Committee press releases using Playwright.</w:t>
+      </w:r>
+    </w:p>
+    <w:p>
+      <w:pPr>
+        <w:pStyle w:val="ListBullet2"/>
+      </w:pPr>
+      <w:r/>
+      <w:r>
+        <w:t>URL: https://oversight.house.gov/release/</w:t>
+      </w:r>
+    </w:p>
+    <w:p>
+      <w:pPr>
+        <w:pStyle w:val="ListBullet"/>
+      </w:pPr>
+      <w:r/>
+      <w:r>
+        <w:rPr>
+          <w:b/>
+        </w:rPr>
+        <w:t>`H-E&amp;C`</w:t>
+      </w:r>
+      <w:r>
+        <w:t xml:space="preserve"> — *official* (enabled)</w:t>
+      </w:r>
+    </w:p>
+    <w:p>
+      <w:pPr>
+        <w:pStyle w:val="ListBullet2"/>
+      </w:pPr>
+      <w:r/>
+      <w:r>
+        <w:t xml:space="preserve">Function: </w:t>
+      </w:r>
+      <w:r>
+        <w:rPr>
+          <w:rFonts w:ascii="Consolas" w:hAnsi="Consolas"/>
+          <w:sz w:val="20"/>
+        </w:rPr>
+        <w:t>scrape_energy_commerce()</w:t>
+      </w:r>
+    </w:p>
+    <w:p>
+      <w:pPr>
+        <w:pStyle w:val="ListBullet2"/>
+      </w:pPr>
+      <w:r/>
+      <w:r>
+        <w:t>Scrape House Energy &amp; Commerce press releases using Playwright.</w:t>
+      </w:r>
+    </w:p>
+    <w:p>
+      <w:pPr>
+        <w:pStyle w:val="ListBullet2"/>
+      </w:pPr>
+      <w:r/>
+      <w:r>
+        <w:t>URL: https://energycommerce.house.gov/news/press-release</w:t>
+      </w:r>
+    </w:p>
+    <w:p>
+      <w:pPr>
+        <w:pStyle w:val="ListBullet2"/>
+      </w:pPr>
+      <w:r/>
+      <w:r>
+        <w:t>URL: https://energycommerce.house.gov</w:t>
+      </w:r>
+    </w:p>
+    <w:p>
+      <w:pPr>
+        <w:pStyle w:val="ListBullet"/>
+      </w:pPr>
+      <w:r/>
+      <w:r>
+        <w:rPr>
+          <w:b/>
+        </w:rPr>
+        <w:t>`S-Finance`</w:t>
+      </w:r>
+      <w:r>
+        <w:t xml:space="preserve"> — *official* (enabled)</w:t>
+      </w:r>
+    </w:p>
+    <w:p>
+      <w:pPr>
+        <w:pStyle w:val="ListBullet2"/>
+      </w:pPr>
+      <w:r/>
+      <w:r>
+        <w:t>Method: RSS feed</w:t>
+      </w:r>
+    </w:p>
+    <w:p>
+      <w:pPr>
+        <w:pStyle w:val="ListBullet2"/>
+      </w:pPr>
+      <w:r/>
+      <w:r>
+        <w:t>URL: https://www.finance.senate.gov/rss/feeds/?type=press</w:t>
+      </w:r>
+    </w:p>
+    <w:p>
+      <w:pPr>
+        <w:pStyle w:val="ListBullet"/>
+      </w:pPr>
+      <w:r/>
+      <w:r>
+        <w:rPr>
+          <w:b/>
+        </w:rPr>
+        <w:t>`S-HELP`</w:t>
+      </w:r>
+      <w:r>
+        <w:t xml:space="preserve"> — *official* (enabled)</w:t>
+      </w:r>
+    </w:p>
+    <w:p>
+      <w:pPr>
+        <w:pStyle w:val="ListBullet2"/>
+      </w:pPr>
+      <w:r/>
+      <w:r>
+        <w:t xml:space="preserve">Function: </w:t>
+      </w:r>
+      <w:r>
+        <w:rPr>
+          <w:rFonts w:ascii="Consolas" w:hAnsi="Consolas"/>
+          <w:sz w:val="20"/>
+        </w:rPr>
+        <w:t>scrape_help_committee()</w:t>
+      </w:r>
+    </w:p>
+    <w:p>
+      <w:pPr>
+        <w:pStyle w:val="ListBullet2"/>
+      </w:pPr>
+      <w:r/>
+      <w:r>
+        <w:t>Scrape Senate HELP Committee press releases using Playwright.</w:t>
+      </w:r>
+    </w:p>
+    <w:p>
+      <w:pPr>
+        <w:pStyle w:val="ListBullet2"/>
+      </w:pPr>
+      <w:r/>
+      <w:r>
+        <w:t>URL: https://www.help.senate.gov/chair/newsroom</w:t>
+      </w:r>
+    </w:p>
+    <w:p>
+      <w:pPr>
+        <w:pStyle w:val="ListBullet2"/>
+      </w:pPr>
+      <w:r/>
+      <w:r>
+        <w:t>URL: https://www.help.senate.gov</w:t>
+      </w:r>
+    </w:p>
+    <w:p>
+      <w:pPr>
+        <w:pStyle w:val="ListBullet"/>
+      </w:pPr>
+      <w:r/>
+      <w:r>
+        <w:rPr>
+          <w:b/>
+        </w:rPr>
+        <w:t>`H-W&amp;M`</w:t>
+      </w:r>
+      <w:r>
+        <w:t xml:space="preserve"> — *official* (enabled)</w:t>
+      </w:r>
+    </w:p>
+    <w:p>
+      <w:pPr>
+        <w:pStyle w:val="ListBullet2"/>
+      </w:pPr>
+      <w:r/>
+      <w:r>
+        <w:t xml:space="preserve">Function: </w:t>
+      </w:r>
+      <w:r>
+        <w:rPr>
+          <w:rFonts w:ascii="Consolas" w:hAnsi="Consolas"/>
+          <w:sz w:val="20"/>
+        </w:rPr>
+        <w:t>scrape_ways_means()</w:t>
+      </w:r>
+    </w:p>
+    <w:p>
+      <w:pPr>
+        <w:pStyle w:val="ListBullet2"/>
+      </w:pPr>
+      <w:r/>
+      <w:r>
+        <w:t>Scrape House Ways &amp; Means Committee news using Playwright.</w:t>
+      </w:r>
+    </w:p>
+    <w:p>
+      <w:pPr>
+        <w:pStyle w:val="ListBullet2"/>
+      </w:pPr>
+      <w:r/>
+      <w:r>
+        <w:t>URL: https://waysandmeans.house.gov/news/</w:t>
+      </w:r>
+    </w:p>
+    <w:p>
+      <w:pPr>
+        <w:pStyle w:val="ListBullet2"/>
+      </w:pPr>
+      <w:r/>
+      <w:r>
+        <w:t>URL: https://waysandmeans.house.gov</w:t>
+      </w:r>
+    </w:p>
+    <w:p>
+      <w:pPr>
+        <w:pStyle w:val="ListBullet"/>
+      </w:pPr>
+      <w:r/>
+      <w:r>
+        <w:rPr>
+          <w:b/>
+        </w:rPr>
+        <w:t>`S-Judiciary`</w:t>
+      </w:r>
+      <w:r>
+        <w:t xml:space="preserve"> — *official* (enabled)</w:t>
+      </w:r>
+    </w:p>
+    <w:p>
+      <w:pPr>
+        <w:pStyle w:val="ListBullet2"/>
+      </w:pPr>
+      <w:r/>
+      <w:r>
+        <w:t xml:space="preserve">Function: </w:t>
+      </w:r>
+      <w:r>
+        <w:rPr>
+          <w:rFonts w:ascii="Consolas" w:hAnsi="Consolas"/>
+          <w:sz w:val="20"/>
+        </w:rPr>
+        <w:t>scrape_senate_judiciary()</w:t>
+      </w:r>
+    </w:p>
+    <w:p>
+      <w:pPr>
+        <w:pStyle w:val="ListBullet2"/>
+      </w:pPr>
+      <w:r/>
+      <w:r>
+        <w:t>Scrape Senate Judiciary Committee press releases.</w:t>
+      </w:r>
+    </w:p>
+    <w:p>
+      <w:pPr>
+        <w:pStyle w:val="ListBullet2"/>
+      </w:pPr>
+      <w:r/>
+      <w:r>
+        <w:t>URL: https://www.judiciary.senate.gov{path}</w:t>
+      </w:r>
+    </w:p>
+    <w:p>
+      <w:pPr>
+        <w:pStyle w:val="ListBullet2"/>
+      </w:pPr>
+      <w:r/>
+      <w:r>
+        <w:t>URL: https://www.judiciary.senate.gov</w:t>
+      </w:r>
+    </w:p>
+    <w:p>
+      <w:pPr>
+        <w:pStyle w:val="ListBullet"/>
+      </w:pPr>
+      <w:r/>
+      <w:r>
+        <w:rPr>
+          <w:b/>
+        </w:rPr>
+        <w:t>`H-Judiciary`</w:t>
+      </w:r>
+      <w:r>
+        <w:t xml:space="preserve"> — *official* (enabled)</w:t>
+      </w:r>
+    </w:p>
+    <w:p>
+      <w:pPr>
+        <w:pStyle w:val="ListBullet2"/>
+      </w:pPr>
+      <w:r/>
+      <w:r>
+        <w:t xml:space="preserve">Function: </w:t>
+      </w:r>
+      <w:r>
+        <w:rPr>
+          <w:rFonts w:ascii="Consolas" w:hAnsi="Consolas"/>
+          <w:sz w:val="20"/>
+        </w:rPr>
+        <w:t>scrape_house_judiciary()</w:t>
+      </w:r>
+    </w:p>
+    <w:p>
+      <w:pPr>
+        <w:pStyle w:val="ListBullet2"/>
+      </w:pPr>
+      <w:r/>
+      <w:r>
+        <w:t>Scrape House Judiciary Committee press releases using Playwright.</w:t>
+      </w:r>
+    </w:p>
+    <w:p>
+      <w:pPr>
+        <w:pStyle w:val="ListBullet2"/>
+      </w:pPr>
+      <w:r/>
+      <w:r>
+        <w:t>URL: https://judiciary.house.gov/news</w:t>
+      </w:r>
+    </w:p>
+    <w:p>
+      <w:pPr>
+        <w:pStyle w:val="ListBullet2"/>
+      </w:pPr>
+      <w:r/>
+      <w:r>
+        <w:t>URL: https://judiciary.house.gov</w:t>
+      </w:r>
+    </w:p>
+    <w:p>
+      <w:pPr>
+        <w:pStyle w:val="Heading2"/>
+      </w:pPr>
+      <w:r>
+        <w:t>White House</w:t>
+      </w:r>
+    </w:p>
+    <w:p>
+      <w:pPr>
+        <w:pStyle w:val="ListBullet"/>
+      </w:pPr>
+      <w:r/>
+      <w:r>
+        <w:rPr>
+          <w:b/>
+        </w:rPr>
+        <w:t>`WhiteHouse`</w:t>
+      </w:r>
+      <w:r>
+        <w:t xml:space="preserve"> — *official* (enabled)</w:t>
+      </w:r>
+    </w:p>
+    <w:p>
+      <w:pPr>
+        <w:pStyle w:val="ListBullet2"/>
+      </w:pPr>
+      <w:r/>
+      <w:r>
+        <w:t xml:space="preserve">Function: </w:t>
+      </w:r>
+      <w:r>
+        <w:rPr>
+          <w:rFonts w:ascii="Consolas" w:hAnsi="Consolas"/>
+          <w:sz w:val="20"/>
+        </w:rPr>
+        <w:t>scrape_whitehouse()</w:t>
+      </w:r>
+    </w:p>
+    <w:p>
+      <w:pPr>
+        <w:pStyle w:val="ListBullet2"/>
+      </w:pPr>
+      <w:r/>
+      <w:r>
+        <w:t>Scrape whitehouse.gov for healthcare-fraud-relevant releases.</w:t>
+      </w:r>
+    </w:p>
+    <w:p>
+      <w:pPr>
+        <w:pStyle w:val="ListBullet2"/>
+      </w:pPr>
+      <w:r/>
+      <w:r>
+        <w:t>URL: https://www.whitehouse.gov/releases/</w:t>
+      </w:r>
+    </w:p>
+    <w:p>
+      <w:pPr>
+        <w:pStyle w:val="ListBullet2"/>
+      </w:pPr>
+      <w:r/>
+      <w:r>
+        <w:t>URL: https://www.whitehouse.gov/presidential-actions/</w:t>
+      </w:r>
+    </w:p>
+    <w:p>
+      <w:pPr>
+        <w:pStyle w:val="Heading2"/>
+      </w:pPr>
+      <w:r>
+        <w:t>GAO</w:t>
+      </w:r>
+    </w:p>
+    <w:p>
+      <w:pPr>
+        <w:pStyle w:val="ListBullet"/>
+      </w:pPr>
+      <w:r/>
+      <w:r>
+        <w:rPr>
+          <w:b/>
+        </w:rPr>
+        <w:t>`GAO`</w:t>
+      </w:r>
+      <w:r>
+        <w:t xml:space="preserve"> — *official* (enabled)</w:t>
+      </w:r>
+    </w:p>
+    <w:p>
+      <w:pPr>
+        <w:pStyle w:val="ListBullet2"/>
+      </w:pPr>
+      <w:r/>
+      <w:r>
+        <w:t>Method: RSS feed</w:t>
+      </w:r>
+    </w:p>
+    <w:p>
+      <w:pPr>
+        <w:pStyle w:val="ListBullet2"/>
+      </w:pPr>
+      <w:r/>
+      <w:r>
+        <w:t>URL: https://www.gao.gov/rss/reports.xml</w:t>
+      </w:r>
+    </w:p>
+    <w:p>
+      <w:pPr>
+        <w:pStyle w:val="Heading2"/>
+      </w:pPr>
+      <w:r>
+        <w:t>DEA</w:t>
+      </w:r>
+    </w:p>
+    <w:p>
+      <w:pPr>
+        <w:pStyle w:val="ListBullet"/>
+      </w:pPr>
+      <w:r/>
+      <w:r>
+        <w:rPr>
+          <w:b/>
+        </w:rPr>
+        <w:t>`DEA`</w:t>
+      </w:r>
+      <w:r>
+        <w:t xml:space="preserve"> — *official* (enabled)</w:t>
+      </w:r>
+    </w:p>
+    <w:p>
+      <w:pPr>
+        <w:pStyle w:val="ListBullet2"/>
+      </w:pPr>
+      <w:r/>
+      <w:r>
+        <w:t>Method: RSS feed</w:t>
+      </w:r>
+    </w:p>
+    <w:p>
+      <w:pPr>
+        <w:pStyle w:val="ListBullet2"/>
+      </w:pPr>
+      <w:r/>
+      <w:r>
+        <w:t>URL: https://www.dea.gov/press-releases/rss</w:t>
+      </w:r>
+    </w:p>
+    <w:p>
+      <w:pPr>
+        <w:pStyle w:val="Heading2"/>
+      </w:pPr>
+      <w:r>
+        <w:t>MedPAC</w:t>
+      </w:r>
+    </w:p>
+    <w:p>
+      <w:pPr>
+        <w:pStyle w:val="ListBullet"/>
+      </w:pPr>
+      <w:r/>
+      <w:r>
+        <w:rPr>
+          <w:b/>
+        </w:rPr>
+        <w:t>`MedPAC`</w:t>
+      </w:r>
+      <w:r>
+        <w:t xml:space="preserve"> — *official* (enabled)</w:t>
+      </w:r>
+    </w:p>
+    <w:p>
+      <w:pPr>
+        <w:pStyle w:val="ListBullet2"/>
+      </w:pPr>
+      <w:r/>
+      <w:r>
+        <w:t xml:space="preserve">Function: </w:t>
+      </w:r>
+      <w:r>
+        <w:rPr>
+          <w:rFonts w:ascii="Consolas" w:hAnsi="Consolas"/>
+          <w:sz w:val="20"/>
+        </w:rPr>
+        <w:t>scrape_medpac()</w:t>
+      </w:r>
+    </w:p>
+    <w:p>
+      <w:pPr>
+        <w:pStyle w:val="ListBullet2"/>
+      </w:pPr>
+      <w:r/>
+      <w:r>
+        <w:t>Scrape MedPAC documents listing.</w:t>
+      </w:r>
+    </w:p>
+    <w:p>
+      <w:pPr>
+        <w:pStyle w:val="ListBullet2"/>
+      </w:pPr>
+      <w:r/>
+      <w:r>
+        <w:t>URL: https://www.medpac.gov/document/</w:t>
+      </w:r>
+    </w:p>
+    <w:p>
+      <w:pPr>
+        <w:pStyle w:val="Heading2"/>
+      </w:pPr>
+      <w:r>
+        <w:t>MACPAC</w:t>
+      </w:r>
+    </w:p>
+    <w:p>
+      <w:pPr>
+        <w:pStyle w:val="ListBullet"/>
+      </w:pPr>
+      <w:r/>
+      <w:r>
+        <w:rPr>
+          <w:b/>
+        </w:rPr>
+        <w:t>`MACPAC`</w:t>
+      </w:r>
+      <w:r>
+        <w:t xml:space="preserve"> — *official* (enabled)</w:t>
+      </w:r>
+    </w:p>
+    <w:p>
+      <w:pPr>
+        <w:pStyle w:val="ListBullet2"/>
+      </w:pPr>
+      <w:r/>
+      <w:r>
+        <w:t xml:space="preserve">Function: </w:t>
+      </w:r>
+      <w:r>
+        <w:rPr>
+          <w:rFonts w:ascii="Consolas" w:hAnsi="Consolas"/>
+          <w:sz w:val="20"/>
+        </w:rPr>
+        <w:t>scrape_macpac()</w:t>
+      </w:r>
+    </w:p>
+    <w:p>
+      <w:pPr>
+        <w:pStyle w:val="ListBullet2"/>
+      </w:pPr>
+      <w:r/>
+      <w:r>
+        <w:t>Scrape MACPAC publications listing.</w:t>
+      </w:r>
+    </w:p>
+    <w:p>
+      <w:pPr>
+        <w:pStyle w:val="ListBullet2"/>
+      </w:pPr>
+      <w:r/>
+      <w:r>
+        <w:t>URL: https://www.macpac.gov/publication/</w:t>
+      </w:r>
+    </w:p>
+    <w:p>
+      <w:pPr>
+        <w:pStyle w:val="Heading2"/>
+      </w:pPr>
+      <w:r>
+        <w:t>Treasury</w:t>
+      </w:r>
+    </w:p>
+    <w:p>
+      <w:pPr>
+        <w:pStyle w:val="ListBullet"/>
+      </w:pPr>
+      <w:r/>
+      <w:r>
+        <w:rPr>
+          <w:b/>
+        </w:rPr>
+        <w:t>`FinCEN`</w:t>
+      </w:r>
+      <w:r>
+        <w:t xml:space="preserve"> — *official* (enabled)</w:t>
+      </w:r>
+    </w:p>
+    <w:p>
+      <w:pPr>
+        <w:pStyle w:val="ListBullet2"/>
+      </w:pPr>
+      <w:r/>
+      <w:r>
+        <w:t xml:space="preserve">Function: </w:t>
+      </w:r>
+      <w:r>
+        <w:rPr>
+          <w:rFonts w:ascii="Consolas" w:hAnsi="Consolas"/>
+          <w:sz w:val="20"/>
+        </w:rPr>
+        <w:t>scrape_fincen()</w:t>
+      </w:r>
+    </w:p>
+    <w:p>
+      <w:pPr>
+        <w:pStyle w:val="ListBullet2"/>
+      </w:pPr>
+      <w:r/>
+      <w:r>
+        <w:t>Scrape FinCEN press releases + advisories.</w:t>
+      </w:r>
+    </w:p>
+    <w:p>
+      <w:pPr>
+        <w:pStyle w:val="ListBullet2"/>
+      </w:pPr>
+      <w:r/>
+      <w:r>
+        <w:t>URL: https://www.fincen.gov/news/press-releases</w:t>
+      </w:r>
+    </w:p>
+    <w:p>
+      <w:pPr>
+        <w:pStyle w:val="ListBullet2"/>
+      </w:pPr>
+      <w:r/>
+      <w:r>
+        <w:t>URL: https://www.fincen.gov</w:t>
+      </w:r>
+    </w:p>
+    <w:p>
+      <w:pPr>
+        <w:pStyle w:val="Heading2"/>
+      </w:pPr>
+      <w:r>
+        <w:t>FDA</w:t>
+      </w:r>
+    </w:p>
+    <w:p>
+      <w:pPr>
+        <w:pStyle w:val="ListBullet"/>
+      </w:pPr>
+      <w:r/>
+      <w:r>
+        <w:rPr>
+          <w:b/>
+        </w:rPr>
+        <w:t>`FDA`</w:t>
+      </w:r>
+      <w:r>
+        <w:t xml:space="preserve"> — *official* (</w:t>
+      </w:r>
+      <w:r>
+        <w:rPr>
+          <w:b/>
+        </w:rPr>
+        <w:t>disabled</w:t>
+      </w:r>
+      <w:r>
+        <w:t>)</w:t>
+      </w:r>
+    </w:p>
+    <w:p>
+      <w:pPr>
+        <w:pStyle w:val="ListBullet2"/>
+      </w:pPr>
+      <w:r/>
+      <w:r>
+        <w:t>Method: RSS feed</w:t>
+      </w:r>
+    </w:p>
+    <w:p>
+      <w:pPr>
+        <w:pStyle w:val="ListBullet2"/>
+      </w:pPr>
+      <w:r/>
+      <w:r>
+        <w:t>URL: https://www.fda.gov/about-fda/contact-fda/stay-informed/rss-feeds/press-releases/rss.xml</w:t>
+      </w:r>
+    </w:p>
+    <w:p>
+      <w:r>
+        <w:t>__________________________________________________</w:t>
+      </w:r>
+    </w:p>
+    <w:p>
+      <w:pPr>
+        <w:pStyle w:val="Heading1"/>
+      </w:pPr>
+      <w:r>
+        <w:t>Cross-cutting mechanics</w:t>
+      </w:r>
+    </w:p>
+    <w:p>
+      <w:pPr>
+        <w:pStyle w:val="Heading2"/>
+      </w:pPr>
+      <w:r>
+        <w:t>Date extraction</w:t>
+      </w:r>
+    </w:p>
+    <w:p>
+      <w:r>
+        <w:rPr>
+          <w:rFonts w:ascii="Consolas" w:hAnsi="Consolas"/>
+          <w:sz w:val="20"/>
+        </w:rPr>
+        <w:t>_extract_canonical_date()</w:t>
+      </w:r>
+      <w:r>
+        <w:t xml:space="preserve"> in </w:t>
+      </w:r>
+      <w:r>
+        <w:rPr>
+          <w:rFonts w:ascii="Consolas" w:hAnsi="Consolas"/>
+          <w:sz w:val="20"/>
+        </w:rPr>
+        <w:t>update.py</w:t>
+      </w:r>
+      <w:r>
+        <w:t xml:space="preserve"> extracts a publication date from any scraped detail page via priority chain:</w:t>
+      </w:r>
+    </w:p>
+    <w:p>
+      <w:pPr>
+        <w:pStyle w:val="ListNumber"/>
+      </w:pPr>
+      <w:r/>
+      <w:r>
+        <w:rPr>
+          <w:rFonts w:ascii="Consolas" w:hAnsi="Consolas"/>
+          <w:sz w:val="20"/>
+        </w:rPr>
+        <w:t>&lt;meta property="article:published_time"&gt;</w:t>
+      </w:r>
+      <w:r>
+        <w:t xml:space="preserve"> (OpenGraph)</w:t>
+      </w:r>
+    </w:p>
+    <w:p>
+      <w:pPr>
+        <w:pStyle w:val="ListNumber"/>
+      </w:pPr>
+      <w:r/>
+      <w:r>
+        <w:t xml:space="preserve">JSON-LD </w:t>
+      </w:r>
+      <w:r>
+        <w:rPr>
+          <w:rFonts w:ascii="Consolas" w:hAnsi="Consolas"/>
+          <w:sz w:val="20"/>
+        </w:rPr>
+        <w:t>datePublished</w:t>
+      </w:r>
+      <w:r>
+        <w:t xml:space="preserve"> (schema.org)</w:t>
+      </w:r>
+    </w:p>
+    <w:p>
+      <w:pPr>
+        <w:pStyle w:val="ListNumber"/>
+      </w:pPr>
+      <w:r/>
+      <w:r>
+        <w:rPr>
+          <w:rFonts w:ascii="Consolas" w:hAnsi="Consolas"/>
+          <w:sz w:val="20"/>
+        </w:rPr>
+        <w:t>&lt;time datetime="..."&gt;</w:t>
+      </w:r>
+      <w:r>
+        <w:t xml:space="preserve"> (HTML5)</w:t>
+      </w:r>
+    </w:p>
+    <w:p>
+      <w:pPr>
+        <w:pStyle w:val="ListNumber"/>
+      </w:pPr>
+      <w:r/>
+      <w:r>
+        <w:t xml:space="preserve">URL path </w:t>
+      </w:r>
+      <w:r>
+        <w:rPr>
+          <w:rFonts w:ascii="Consolas" w:hAnsi="Consolas"/>
+          <w:sz w:val="20"/>
+        </w:rPr>
+        <w:t>/YYYY/MM/DD/</w:t>
+      </w:r>
+      <w:r>
+        <w:t xml:space="preserve"> pattern</w:t>
+      </w:r>
+    </w:p>
+    <w:p>
+      <w:pPr>
+        <w:pStyle w:val="ListNumber"/>
+      </w:pPr>
+      <w:r/>
+      <w:r>
+        <w:t xml:space="preserve">HTTP </w:t>
+      </w:r>
+      <w:r>
+        <w:rPr>
+          <w:rFonts w:ascii="Consolas" w:hAnsi="Consolas"/>
+          <w:sz w:val="20"/>
+        </w:rPr>
+        <w:t>Last-Modified</w:t>
+      </w:r>
+      <w:r>
+        <w:t xml:space="preserve"> header</w:t>
+      </w:r>
+    </w:p>
+    <w:p>
+      <w:r>
+        <w:t xml:space="preserve">If none resolve, scraper falls back to body-text regex then </w:t>
+      </w:r>
+      <w:r>
+        <w:rPr>
+          <w:rFonts w:ascii="Consolas" w:hAnsi="Consolas"/>
+          <w:sz w:val="20"/>
+        </w:rPr>
+        <w:t>parse_date(strict=False)</w:t>
+      </w:r>
+      <w:r>
+        <w:t xml:space="preserve"> which defaults to today and logs a WARNING. Items where the source states only month+year use </w:t>
+      </w:r>
+      <w:r>
+        <w:rPr>
+          <w:rFonts w:ascii="Consolas" w:hAnsi="Consolas"/>
+          <w:sz w:val="20"/>
+        </w:rPr>
+        <w:t>YYYY-MM</w:t>
+      </w:r>
+      <w:r>
+        <w:t xml:space="preserve"> format and display as "Jun, 2025".</w:t>
+      </w:r>
+    </w:p>
+    <w:p>
+      <w:pPr>
+        <w:pStyle w:val="Heading2"/>
+      </w:pPr>
+      <w:r>
+        <w:t>Tag extraction</w:t>
+      </w:r>
+    </w:p>
+    <w:p>
+      <w:r>
+        <w:rPr>
+          <w:rFonts w:ascii="Consolas" w:hAnsi="Consolas"/>
+          <w:sz w:val="20"/>
+        </w:rPr>
+        <w:t>update.py</w:t>
+      </w:r>
+      <w:r>
+        <w:t xml:space="preserve">'s </w:t>
+      </w:r>
+      <w:r>
+        <w:rPr>
+          <w:rFonts w:ascii="Consolas" w:hAnsi="Consolas"/>
+          <w:sz w:val="20"/>
+        </w:rPr>
+        <w:t>generate_tags(title, full_text)</w:t>
+      </w:r>
+      <w:r>
+        <w:t>:</w:t>
+      </w:r>
+    </w:p>
+    <w:p>
+      <w:pPr>
+        <w:pStyle w:val="ListNumber"/>
+      </w:pPr>
+      <w:r/>
+      <w:r>
+        <w:t xml:space="preserve">Uses </w:t>
+      </w:r>
+      <w:r>
+        <w:rPr>
+          <w:rFonts w:ascii="Consolas" w:hAnsi="Consolas"/>
+          <w:sz w:val="20"/>
+        </w:rPr>
+        <w:t>tag_extractor.extract_tags_with_evidence</w:t>
+      </w:r>
+      <w:r>
+        <w:t xml:space="preserve"> (AI anchored extractor with evidence citations) when </w:t>
+      </w:r>
+      <w:r>
+        <w:rPr>
+          <w:rFonts w:ascii="Consolas" w:hAnsi="Consolas"/>
+          <w:sz w:val="20"/>
+        </w:rPr>
+        <w:t>ANTHROPIC_API_KEY</w:t>
+      </w:r>
+      <w:r>
+        <w:t xml:space="preserve"> is set</w:t>
+      </w:r>
+    </w:p>
+    <w:p>
+      <w:pPr>
+        <w:pStyle w:val="ListNumber"/>
+      </w:pPr>
+      <w:r/>
+      <w:r>
+        <w:t xml:space="preserve">Falls back to </w:t>
+      </w:r>
+      <w:r>
+        <w:rPr>
+          <w:rFonts w:ascii="Consolas" w:hAnsi="Consolas"/>
+          <w:sz w:val="20"/>
+        </w:rPr>
+        <w:t>tag_allowlist.auto_tags</w:t>
+      </w:r>
+      <w:r>
+        <w:t xml:space="preserve"> (regex matcher) otherwise</w:t>
+      </w:r>
+    </w:p>
+    <w:p>
+      <w:r>
+        <w:rPr>
+          <w:b/>
+        </w:rPr>
+        <w:t>Strict extraction rule</w:t>
+      </w:r>
+      <w:r>
+        <w:t>: tags are never inferred from external knowledge — only literal keyword matches or recognized synonyms. Body-text mentions of program names (Medicare, Medicaid) require 2+ occurrences to count, to suppress boilerplate agency-name false positives. Area-tag mentions require 1+ occurrence.</w:t>
+      </w:r>
+    </w:p>
+    <w:p>
+      <w:pPr>
+        <w:pStyle w:val="Heading2"/>
+      </w:pPr>
+      <w:r>
+        <w:t>State extraction</w:t>
+      </w:r>
+    </w:p>
+    <w:p>
+      <w:r>
+        <w:rPr>
+          <w:rFonts w:ascii="Consolas" w:hAnsi="Consolas"/>
+          <w:sz w:val="20"/>
+        </w:rPr>
+        <w:t>get_state(text)</w:t>
+      </w:r>
+      <w:r>
+        <w:t xml:space="preserve"> iterates </w:t>
+      </w:r>
+      <w:r>
+        <w:rPr>
+          <w:rFonts w:ascii="Consolas" w:hAnsi="Consolas"/>
+          <w:sz w:val="20"/>
+        </w:rPr>
+        <w:t>STATE_MAP</w:t>
+      </w:r>
+      <w:r>
+        <w:t xml:space="preserve"> longest-first to prevent the "West Virginia matches Virginia first" bug. Prefers title over body (body often mentions unrelated states — defendant's prior convictions, comparison data, etc.). Multi-state items use a comma-separated string (e.g., </w:t>
+      </w:r>
+      <w:r>
+        <w:rPr>
+          <w:rFonts w:ascii="Consolas" w:hAnsi="Consolas"/>
+          <w:sz w:val="20"/>
+        </w:rPr>
+        <w:t>"CA, FL"</w:t>
+      </w:r>
+      <w:r>
+        <w:t>).</w:t>
+      </w:r>
+    </w:p>
+    <w:p>
+      <w:pPr>
+        <w:pStyle w:val="Heading2"/>
+      </w:pPr>
+      <w:r>
+        <w:t>Validation at ingest</w:t>
+      </w:r>
+    </w:p>
+    <w:p>
+      <w:pPr>
+        <w:pStyle w:val="ListBullet"/>
+      </w:pPr>
+      <w:r/>
+      <w:r>
+        <w:rPr>
+          <w:b/>
+        </w:rPr>
+        <w:t>Agency/domain consistency warning</w:t>
+      </w:r>
+      <w:r>
+        <w:t xml:space="preserve">: WARNING logged if an official item's </w:t>
+      </w:r>
+      <w:r>
+        <w:rPr>
+          <w:rFonts w:ascii="Consolas" w:hAnsi="Consolas"/>
+          <w:sz w:val="20"/>
+        </w:rPr>
+        <w:t>link</w:t>
+      </w:r>
+      <w:r>
+        <w:t xml:space="preserve"> domain doesn't match the assigned </w:t>
+      </w:r>
+      <w:r>
+        <w:rPr>
+          <w:rFonts w:ascii="Consolas" w:hAnsi="Consolas"/>
+          <w:sz w:val="20"/>
+        </w:rPr>
+        <w:t>agency</w:t>
+      </w:r>
+      <w:r>
+        <w:t xml:space="preserve"> (e.g., </w:t>
+      </w:r>
+      <w:r>
+        <w:rPr>
+          <w:rFonts w:ascii="Consolas" w:hAnsi="Consolas"/>
+          <w:sz w:val="20"/>
+        </w:rPr>
+        <w:t>agency=CMS</w:t>
+      </w:r>
+      <w:r>
+        <w:t xml:space="preserve"> with </w:t>
+      </w:r>
+      <w:r>
+        <w:rPr>
+          <w:rFonts w:ascii="Consolas" w:hAnsi="Consolas"/>
+          <w:sz w:val="20"/>
+        </w:rPr>
+        <w:t>link=whitehouse.gov</w:t>
+      </w:r>
+      <w:r>
+        <w:t>).</w:t>
+      </w:r>
+    </w:p>
+    <w:p>
+      <w:pPr>
+        <w:pStyle w:val="ListBullet"/>
+      </w:pPr>
+      <w:r/>
+      <w:r>
+        <w:rPr>
+          <w:b/>
+        </w:rPr>
+        <w:t>parse_date fail-loud</w:t>
+      </w:r>
+      <w:r>
+        <w:t>: unparseable dates log WARNING and default to today.</w:t>
+      </w:r>
+    </w:p>
+    <w:p>
+      <w:pPr>
+        <w:pStyle w:val="Heading2"/>
+      </w:pPr>
+      <w:r>
+        <w:t>Dedup</w:t>
+      </w:r>
+    </w:p>
+    <w:p>
+      <w:r>
+        <w:t xml:space="preserve">Items are deduped against existing </w:t>
       </w:r>
       <w:r>
         <w:rPr>
@@ -603,359 +2349,16 @@
         <w:t>actions.json</w:t>
       </w:r>
       <w:r>
-        <w:t xml:space="preserve"> to </w:t>
-      </w:r>
-      <w:r>
-        <w:rPr>
-          <w:rFonts w:ascii="Consolas" w:hAnsi="Consolas"/>
-          <w:sz w:val="20"/>
-        </w:rPr>
-        <w:t>type in {Criminal Enforcement, Civil Action}</w:t>
-      </w:r>
-      <w:r>
-        <w:t>. All items come from DOJ sources (plus a small number of HHS-OIG-hosted items with DOJ prosecutions behind them).</w:t>
+        <w:t xml:space="preserve"> by:</w:t>
       </w:r>
     </w:p>
     <w:p>
       <w:pPr>
-        <w:pStyle w:val="Heading2"/>
-      </w:pPr>
-      <w:r>
-        <w:t>DOJ</w:t>
-      </w:r>
-    </w:p>
-    <w:p>
-      <w:r>
-        <w:t>DOJ is by far the largest source (~522 items).</w:t>
-      </w:r>
-    </w:p>
-    <w:p>
-      <w:pPr>
-        <w:pStyle w:val="Heading3"/>
-      </w:pPr>
-      <w:r>
-        <w:t>1. `DOJ-OPA` (DOJ Office of Public Affairs) — `scrape_doj_opa`</w:t>
-      </w:r>
-    </w:p>
-    <w:p>
-      <w:pPr>
         <w:pStyle w:val="ListBullet"/>
       </w:pPr>
       <w:r/>
       <w:r>
-        <w:rPr>
-          <w:b/>
-        </w:rPr>
-        <w:t>URL:</w:t>
-      </w:r>
-      <w:r>
-        <w:t xml:space="preserve"> https://www.justice.gov/news/press-releases</w:t>
-      </w:r>
-    </w:p>
-    <w:p>
-      <w:pPr>
-        <w:pStyle w:val="ListBullet"/>
-      </w:pPr>
-      <w:r/>
-      <w:r>
-        <w:rPr>
-          <w:b/>
-        </w:rPr>
-        <w:t>Method:</w:t>
-      </w:r>
-      <w:r>
-        <w:t xml:space="preserve"> Playwright (Chrome). Paginates through the OPA press release listing.</w:t>
-      </w:r>
-    </w:p>
-    <w:p>
-      <w:pPr>
-        <w:pStyle w:val="ListBullet"/>
-      </w:pPr>
-      <w:r/>
-      <w:r>
-        <w:rPr>
-          <w:b/>
-        </w:rPr>
-        <w:t>Filtering:</w:t>
-      </w:r>
-    </w:p>
-    <w:p>
-      <w:pPr>
-        <w:pStyle w:val="ListBullet2"/>
-      </w:pPr>
-      <w:r/>
-      <w:r>
-        <w:t xml:space="preserve">Only keeps items DOJ itself has tagged with the </w:t>
-      </w:r>
-      <w:r>
-        <w:rPr>
-          <w:rFonts w:ascii="Consolas" w:hAnsi="Consolas"/>
-          <w:sz w:val="20"/>
-        </w:rPr>
-        <w:t>Health Care Fraud</w:t>
-      </w:r>
-      <w:r>
-        <w:t xml:space="preserve"> topic. DOJ's own taxonomy is treated as authoritative per the project's editorial rule.</w:t>
-      </w:r>
-    </w:p>
-    <w:p>
-      <w:pPr>
-        <w:pStyle w:val="ListBullet2"/>
-      </w:pPr>
-      <w:r/>
-      <w:r>
-        <w:t>Secondary HC-keyword fallback for items that don't yet have the topic tag indexed.</w:t>
-      </w:r>
-    </w:p>
-    <w:p>
-      <w:pPr>
-        <w:pStyle w:val="ListBullet"/>
-      </w:pPr>
-      <w:r/>
-      <w:r>
-        <w:rPr>
-          <w:b/>
-        </w:rPr>
-        <w:t>Backfill:</w:t>
-      </w:r>
-      <w:r>
-        <w:t xml:space="preserve"> Walks pages until it hits </w:t>
-      </w:r>
-      <w:r>
-        <w:rPr>
-          <w:rFonts w:ascii="Consolas" w:hAnsi="Consolas"/>
-          <w:sz w:val="20"/>
-        </w:rPr>
-        <w:t>BACKFILL_FLOOR</w:t>
-      </w:r>
-      <w:r>
-        <w:t xml:space="preserve"> (default 2025-01-01) or runs out.</w:t>
-      </w:r>
-    </w:p>
-    <w:p>
-      <w:pPr>
-        <w:pStyle w:val="ListBullet"/>
-      </w:pPr>
-      <w:r/>
-      <w:r>
-        <w:rPr>
-          <w:b/>
-        </w:rPr>
-        <w:t>Limitations:</w:t>
-      </w:r>
-      <w:r>
-        <w:t xml:space="preserve"> justice.gov returns 403 to plain </w:t>
-      </w:r>
-      <w:r>
-        <w:rPr>
-          <w:rFonts w:ascii="Consolas" w:hAnsi="Consolas"/>
-          <w:sz w:val="20"/>
-        </w:rPr>
-        <w:t>requests</w:t>
-      </w:r>
-      <w:r>
-        <w:t>; Playwright is mandatory.</w:t>
-      </w:r>
-    </w:p>
-    <w:p>
-      <w:pPr>
-        <w:pStyle w:val="Heading3"/>
-      </w:pPr>
-      <w:r>
-        <w:t>2. `DOJ-USAO` (U.S. Attorneys' Offices) — `scrape_doj_usao`</w:t>
-      </w:r>
-    </w:p>
-    <w:p>
-      <w:pPr>
-        <w:pStyle w:val="ListBullet"/>
-      </w:pPr>
-      <w:r/>
-      <w:r>
-        <w:rPr>
-          <w:b/>
-        </w:rPr>
-        <w:t>URL:</w:t>
-      </w:r>
-      <w:r>
-        <w:t xml:space="preserve"> https://www.justice.gov/usao/pressreleases</w:t>
-      </w:r>
-    </w:p>
-    <w:p>
-      <w:pPr>
-        <w:pStyle w:val="ListBullet"/>
-      </w:pPr>
-      <w:r/>
-      <w:r>
-        <w:rPr>
-          <w:b/>
-        </w:rPr>
-        <w:t>Method:</w:t>
-      </w:r>
-      <w:r>
-        <w:t xml:space="preserve"> Playwright. Each USAO district publishes its own PR feed under the combined index.</w:t>
-      </w:r>
-    </w:p>
-    <w:p>
-      <w:pPr>
-        <w:pStyle w:val="ListBullet"/>
-      </w:pPr>
-      <w:r/>
-      <w:r>
-        <w:rPr>
-          <w:b/>
-        </w:rPr>
-        <w:t>Filtering:</w:t>
-      </w:r>
-      <w:r>
-        <w:t xml:space="preserve"> Same as OPA — prefer </w:t>
-      </w:r>
-      <w:r>
-        <w:rPr>
-          <w:rFonts w:ascii="Consolas" w:hAnsi="Consolas"/>
-          <w:sz w:val="20"/>
-        </w:rPr>
-        <w:t>Health Care Fraud</w:t>
-      </w:r>
-      <w:r>
-        <w:t xml:space="preserve"> topic tag, fallback on HC keywords.</w:t>
-      </w:r>
-    </w:p>
-    <w:p>
-      <w:pPr>
-        <w:pStyle w:val="ListBullet"/>
-      </w:pPr>
-      <w:r/>
-      <w:r>
-        <w:rPr>
-          <w:b/>
-        </w:rPr>
-        <w:t>State extraction:</w:t>
-      </w:r>
-      <w:r>
-        <w:t xml:space="preserve"> District slug (e.g. </w:t>
-      </w:r>
-      <w:r>
-        <w:rPr>
-          <w:rFonts w:ascii="Consolas" w:hAnsi="Consolas"/>
-          <w:sz w:val="20"/>
-        </w:rPr>
-        <w:t>/usao-cdca/</w:t>
-      </w:r>
-      <w:r>
-        <w:t xml:space="preserve"> = Central District of California) maps to state. Implemented in </w:t>
-      </w:r>
-      <w:r>
-        <w:rPr>
-          <w:rFonts w:ascii="Consolas" w:hAnsi="Consolas"/>
-          <w:sz w:val="20"/>
-        </w:rPr>
-        <w:t>extract_usao_state()</w:t>
-      </w:r>
-      <w:r>
-        <w:t xml:space="preserve"> on the roadmap.</w:t>
-      </w:r>
-    </w:p>
-    <w:p>
-      <w:pPr>
-        <w:pStyle w:val="ListBullet"/>
-      </w:pPr>
-      <w:r/>
-      <w:r>
-        <w:rPr>
-          <w:b/>
-        </w:rPr>
-        <w:t>Limitations:</w:t>
-      </w:r>
-      <w:r>
-        <w:t xml:space="preserve"> 403-blocked to requests, Playwright only.</w:t>
-      </w:r>
-    </w:p>
-    <w:p>
-      <w:pPr>
-        <w:pStyle w:val="Heading3"/>
-      </w:pPr>
-      <w:r>
-        <w:t>3. `DOJ` (RSS feed) — **disabled**</w:t>
-      </w:r>
-    </w:p>
-    <w:p>
-      <w:pPr>
-        <w:pStyle w:val="ListBullet"/>
-      </w:pPr>
-      <w:r/>
-      <w:r>
-        <w:t>URL would be https://www.justice.gov/news/rss but the feed is stale; kept in config as disabled for documentation.</w:t>
-      </w:r>
-    </w:p>
-    <w:p>
-      <w:pPr>
-        <w:pStyle w:val="Heading2"/>
-      </w:pPr>
-      <w:r>
-        <w:t>HHS-OIG (investigates, DOJ prosecutes — appears on Enforcement via linked cases)</w:t>
-      </w:r>
-    </w:p>
-    <w:p>
-      <w:pPr>
-        <w:pStyle w:val="Heading3"/>
-      </w:pPr>
-      <w:r>
-        <w:t>4. `HHS-OIG` enforcement actions — `scrape_oig`</w:t>
-      </w:r>
-    </w:p>
-    <w:p>
-      <w:pPr>
-        <w:pStyle w:val="ListBullet"/>
-      </w:pPr>
-      <w:r/>
-      <w:r>
-        <w:rPr>
-          <w:b/>
-        </w:rPr>
-        <w:t>URL:</w:t>
-      </w:r>
-      <w:r>
-        <w:t xml:space="preserve"> https://oig.hhs.gov/fraud/enforcement/?type=criminal-and-civil-actions</w:t>
-      </w:r>
-    </w:p>
-    <w:p>
-      <w:pPr>
-        <w:pStyle w:val="ListBullet"/>
-      </w:pPr>
-      <w:r/>
-      <w:r>
-        <w:rPr>
-          <w:b/>
-        </w:rPr>
-        <w:t>Method:</w:t>
-      </w:r>
-      <w:r>
-        <w:t xml:space="preserve"> Plain </w:t>
-      </w:r>
-      <w:r>
-        <w:rPr>
-          <w:rFonts w:ascii="Consolas" w:hAnsi="Consolas"/>
-          <w:sz w:val="20"/>
-        </w:rPr>
-        <w:t>requests</w:t>
-      </w:r>
-      <w:r>
-        <w:t xml:space="preserve"> + BeautifulSoup. Paginates the listing.</w:t>
-      </w:r>
-    </w:p>
-    <w:p>
-      <w:pPr>
-        <w:pStyle w:val="ListBullet"/>
-      </w:pPr>
-      <w:r/>
-      <w:r>
-        <w:rPr>
-          <w:b/>
-        </w:rPr>
-        <w:t>Behavior:</w:t>
-      </w:r>
-      <w:r>
-        <w:t xml:space="preserve"> Each OIG action page is fetched; if it links to a DOJ press release, the DOJ URL is substituted as the canonical </w:t>
+        <w:t xml:space="preserve">Normalized </w:t>
       </w:r>
       <w:r>
         <w:rPr>
@@ -965,86 +2368,65 @@
         <w:t>link</w:t>
       </w:r>
       <w:r>
-        <w:t xml:space="preserve"> (cleaner provenance). Body text + title extracted from the canonical page.</w:t>
-      </w:r>
-    </w:p>
-    <w:p>
-      <w:pPr>
-        <w:pStyle w:val="ListBullet"/>
-      </w:pPr>
-      <w:r/>
-      <w:r>
-        <w:rPr>
-          <w:b/>
-        </w:rPr>
-        <w:t>Backfill:</w:t>
-      </w:r>
-      <w:r>
-        <w:t xml:space="preserve"> Walks pages until all dates below </w:t>
+        <w:t xml:space="preserve"> (lowercase host, strip </w:t>
       </w:r>
       <w:r>
         <w:rPr>
           <w:rFonts w:ascii="Consolas" w:hAnsi="Consolas"/>
           <w:sz w:val="20"/>
         </w:rPr>
-        <w:t>BACKFILL_FLOOR</w:t>
-      </w:r>
-      <w:r>
-        <w:t>.</w:t>
+        <w:t>www.</w:t>
+      </w:r>
+      <w:r>
+        <w:t>, strip trailing slash, drop tracking params)</w:t>
       </w:r>
     </w:p>
     <w:p>
-      <w:r>
-        <w:t>__________________________________________________</w:t>
-      </w:r>
-    </w:p>
-    <w:p>
-      <w:pPr>
-        <w:pStyle w:val="Heading1"/>
-      </w:pPr>
-      <w:r>
-        <w:t>Federal Oversight &amp; Accountability tab sources</w:t>
-      </w:r>
-    </w:p>
-    <w:p>
-      <w:r>
-        <w:t xml:space="preserve">Items with </w:t>
+      <w:pPr>
+        <w:pStyle w:val="ListBullet"/>
+      </w:pPr>
+      <w:r/>
+      <w:r>
+        <w:t xml:space="preserve">Normalized </w:t>
       </w:r>
       <w:r>
         <w:rPr>
           <w:rFonts w:ascii="Consolas" w:hAnsi="Consolas"/>
           <w:sz w:val="20"/>
         </w:rPr>
-        <w:t>type != Criminal Enforcement / Civil Action</w:t>
-      </w:r>
-      <w:r>
-        <w:t xml:space="preserve">. Most use the same scrapers as Enforcement but route differently based on the computed </w:t>
-      </w:r>
+        <w:t>title</w:t>
+      </w:r>
+      <w:r>
+        <w:t xml:space="preserve"> (lowercase, strip non-alphanumeric)</w:t>
+      </w:r>
+    </w:p>
+    <w:p>
+      <w:pPr>
+        <w:pStyle w:val="ListBullet"/>
+      </w:pPr>
+      <w:r/>
       <w:r>
         <w:rPr>
           <w:rFonts w:ascii="Consolas" w:hAnsi="Consolas"/>
           <w:sz w:val="20"/>
         </w:rPr>
-        <w:t>type</w:t>
-      </w:r>
-      <w:r>
-        <w:t>.</w:t>
+        <w:t>_report_ref</w:t>
+      </w:r>
+      <w:r>
+        <w:t xml:space="preserve"> (OIG press releases that link to an existing audit-report URL are skipped)</w:t>
       </w:r>
     </w:p>
     <w:p>
-      <w:pPr>
-        <w:pStyle w:val="Heading2"/>
-      </w:pPr>
-      <w:r>
-        <w:t>HHS-OIG</w:t>
+      <w:r>
+        <w:t>__________________________________________________</w:t>
       </w:r>
     </w:p>
     <w:p>
       <w:pPr>
-        <w:pStyle w:val="Heading3"/>
-      </w:pPr>
-      <w:r>
-        <w:t>5. `HHS-OIG-RPT` (audits/reports) — `scrape_oig_reports`</w:t>
+        <w:pStyle w:val="Heading1"/>
+      </w:pPr>
+      <w:r>
+        <w:t>Review queues</w:t>
       </w:r>
     </w:p>
     <w:p>
@@ -1052,39 +2434,15 @@
         <w:pStyle w:val="ListBullet"/>
       </w:pPr>
       <w:r/>
-      <w:r>
-        <w:rPr>
-          <w:b/>
-        </w:rPr>
-        <w:t>URL:</w:t>
-      </w:r>
-      <w:r>
-        <w:t xml:space="preserve"> https://oig.hhs.gov/reports/all/</w:t>
-      </w:r>
-    </w:p>
-    <w:p>
-      <w:pPr>
-        <w:pStyle w:val="ListBullet"/>
-      </w:pPr>
-      <w:r/>
-      <w:r>
-        <w:rPr>
-          <w:b/>
-        </w:rPr>
-        <w:t>Method:</w:t>
-      </w:r>
-      <w:r>
-        <w:t xml:space="preserve"> </w:t>
-      </w:r>
       <w:r>
         <w:rPr>
           <w:rFonts w:ascii="Consolas" w:hAnsi="Consolas"/>
           <w:sz w:val="20"/>
         </w:rPr>
-        <w:t>requests</w:t>
-      </w:r>
-      <w:r>
-        <w:t xml:space="preserve"> + BeautifulSoup, paginates.</w:t>
+        <w:t>data/needs_review.json</w:t>
+      </w:r>
+      <w:r>
+        <w:t xml:space="preserve"> — enforcement items scraped but flagged for AI/human review</w:t>
       </w:r>
     </w:p>
     <w:p>
@@ -1092,113 +2450,15 @@
         <w:pStyle w:val="ListBullet"/>
       </w:pPr>
       <w:r/>
-      <w:r>
-        <w:rPr>
-          <w:b/>
-        </w:rPr>
-        <w:t>Filtering:</w:t>
-      </w:r>
-    </w:p>
-    <w:p>
-      <w:pPr>
-        <w:pStyle w:val="ListBullet2"/>
-      </w:pPr>
-      <w:r/>
-      <w:r>
-        <w:rPr>
-          <w:b/>
-        </w:rPr>
-        <w:t>Skip clean-bill-of-health audits.</w:t>
-      </w:r>
-      <w:r>
-        <w:t xml:space="preserve"> If title has stock phrases ("Generally Complied With", "Substantially Complied", "Did Comply", "Met Federal Requirements"), the audit is auditee-compliant and doesn't belong on a fraud dashboard.</w:t>
-      </w:r>
-    </w:p>
-    <w:p>
-      <w:pPr>
-        <w:pStyle w:val="ListBullet2"/>
-      </w:pPr>
-      <w:r/>
-      <w:r>
-        <w:rPr>
-          <w:b/>
-        </w:rPr>
-        <w:t>Body-level compliance check</w:t>
-      </w:r>
-      <w:r>
-        <w:t xml:space="preserve"> (added recently): scans the first ~3000 chars of each audit's body for phrases like "no recommendations", "auditee substantially complied" with no fraud counter-signal. Skips if compliance-only.</w:t>
-      </w:r>
-    </w:p>
-    <w:p>
-      <w:pPr>
-        <w:pStyle w:val="ListBullet2"/>
-      </w:pPr>
-      <w:r/>
-      <w:r>
-        <w:t>Skips IT/cybersecurity audits (not HC fraud).</w:t>
-      </w:r>
-    </w:p>
-    <w:p>
-      <w:pPr>
-        <w:pStyle w:val="ListBullet"/>
-      </w:pPr>
-      <w:r/>
-      <w:r>
-        <w:rPr>
-          <w:b/>
-        </w:rPr>
-        <w:t>Backfill:</w:t>
-      </w:r>
-      <w:r>
-        <w:t xml:space="preserve"> Floor-based early-stop, up to 50 pages.</w:t>
-      </w:r>
-    </w:p>
-    <w:p>
-      <w:pPr>
-        <w:pStyle w:val="Heading3"/>
-      </w:pPr>
-      <w:r>
-        <w:t>6. `HHS-OIG-PR` (newsroom press releases) — `scrape_oig_press`</w:t>
-      </w:r>
-    </w:p>
-    <w:p>
-      <w:pPr>
-        <w:pStyle w:val="ListBullet"/>
-      </w:pPr>
-      <w:r/>
-      <w:r>
-        <w:rPr>
-          <w:b/>
-        </w:rPr>
-        <w:t>URL:</w:t>
-      </w:r>
-      <w:r>
-        <w:t xml:space="preserve"> https://oig.hhs.gov/newsroom/news-releases-articles/</w:t>
-      </w:r>
-    </w:p>
-    <w:p>
-      <w:pPr>
-        <w:pStyle w:val="ListBullet"/>
-      </w:pPr>
-      <w:r/>
-      <w:r>
-        <w:rPr>
-          <w:b/>
-        </w:rPr>
-        <w:t>Method:</w:t>
-      </w:r>
-      <w:r>
-        <w:t xml:space="preserve"> </w:t>
-      </w:r>
       <w:r>
         <w:rPr>
           <w:rFonts w:ascii="Consolas" w:hAnsi="Consolas"/>
           <w:sz w:val="20"/>
         </w:rPr>
-        <w:t>requests</w:t>
-      </w:r>
-      <w:r>
-        <w:t xml:space="preserve"> + BeautifulSoup.</w:t>
+        <w:t>data/needs_review_oversight.json</w:t>
+      </w:r>
+      <w:r>
+        <w:t xml:space="preserve"> — oversight items</w:t>
       </w:r>
     </w:p>
     <w:p>
@@ -1206,1281 +2466,6 @@
         <w:pStyle w:val="ListBullet"/>
       </w:pPr>
       <w:r/>
-      <w:r>
-        <w:rPr>
-          <w:b/>
-        </w:rPr>
-        <w:t>Filtering:</w:t>
-      </w:r>
-    </w:p>
-    <w:p>
-      <w:pPr>
-        <w:pStyle w:val="ListBullet2"/>
-      </w:pPr>
-      <w:r/>
-      <w:r>
-        <w:t>Skips "At a Glance" summaries (they're duplicates of full semiannual reports).</w:t>
-      </w:r>
-    </w:p>
-    <w:p>
-      <w:pPr>
-        <w:pStyle w:val="ListBullet2"/>
-      </w:pPr>
-      <w:r/>
-      <w:r>
-        <w:rPr>
-          <w:b/>
-        </w:rPr>
-        <w:t>Dedup against audit reports</w:t>
-      </w:r>
-      <w:r>
-        <w:t xml:space="preserve">: if the body references a </w:t>
-      </w:r>
-      <w:r>
-        <w:rPr>
-          <w:rFonts w:ascii="Consolas" w:hAnsi="Consolas"/>
-          <w:sz w:val="20"/>
-        </w:rPr>
-        <w:t>/reports/all/</w:t>
-      </w:r>
-      <w:r>
-        <w:t xml:space="preserve"> URL already on the dashboard, the news release is dropped as a summary duplicate.</w:t>
-      </w:r>
-    </w:p>
-    <w:p>
-      <w:pPr>
-        <w:pStyle w:val="Heading2"/>
-      </w:pPr>
-      <w:r>
-        <w:t>CMS</w:t>
-      </w:r>
-    </w:p>
-    <w:p>
-      <w:pPr>
-        <w:pStyle w:val="Heading3"/>
-      </w:pPr>
-      <w:r>
-        <w:t>7. `CMS` (newsroom) — `scrape_cms`</w:t>
-      </w:r>
-    </w:p>
-    <w:p>
-      <w:pPr>
-        <w:pStyle w:val="ListBullet"/>
-      </w:pPr>
-      <w:r/>
-      <w:r>
-        <w:rPr>
-          <w:b/>
-        </w:rPr>
-        <w:t>URL:</w:t>
-      </w:r>
-      <w:r>
-        <w:t xml:space="preserve"> https://www.cms.gov/newsroom + pagination</w:t>
-      </w:r>
-    </w:p>
-    <w:p>
-      <w:pPr>
-        <w:pStyle w:val="ListBullet"/>
-      </w:pPr>
-      <w:r/>
-      <w:r>
-        <w:rPr>
-          <w:b/>
-        </w:rPr>
-        <w:t>Method:</w:t>
-      </w:r>
-      <w:r>
-        <w:t xml:space="preserve"> Playwright required (CMS newsroom is JS-rendered — plain requests returns blank).</w:t>
-      </w:r>
-    </w:p>
-    <w:p>
-      <w:pPr>
-        <w:pStyle w:val="ListBullet"/>
-      </w:pPr>
-      <w:r/>
-      <w:r>
-        <w:rPr>
-          <w:b/>
-        </w:rPr>
-        <w:t>Backfill:</w:t>
-      </w:r>
-      <w:r>
-        <w:t xml:space="preserve"> 40 pages max with floor-based early-stop.</w:t>
-      </w:r>
-    </w:p>
-    <w:p>
-      <w:pPr>
-        <w:pStyle w:val="Heading3"/>
-      </w:pPr>
-      <w:r>
-        <w:t>8. `CMS-Fraud` (anti-fraud landing page) — `scrape_cms_fraud_page`</w:t>
-      </w:r>
-    </w:p>
-    <w:p>
-      <w:pPr>
-        <w:pStyle w:val="ListBullet"/>
-      </w:pPr>
-      <w:r/>
-      <w:r>
-        <w:rPr>
-          <w:b/>
-        </w:rPr>
-        <w:t>URL:</w:t>
-      </w:r>
-      <w:r>
-        <w:t xml:space="preserve"> https://www.cms.gov/fraud</w:t>
-      </w:r>
-    </w:p>
-    <w:p>
-      <w:pPr>
-        <w:pStyle w:val="ListBullet"/>
-      </w:pPr>
-      <w:r/>
-      <w:r>
-        <w:rPr>
-          <w:b/>
-        </w:rPr>
-        <w:t>Method:</w:t>
-      </w:r>
-      <w:r>
-        <w:t xml:space="preserve"> Playwright (JS-rendered).</w:t>
-      </w:r>
-    </w:p>
-    <w:p>
-      <w:pPr>
-        <w:pStyle w:val="ListBullet"/>
-      </w:pPr>
-      <w:r/>
-      <w:r>
-        <w:rPr>
-          <w:b/>
-        </w:rPr>
-        <w:t>Filtering:</w:t>
-      </w:r>
-      <w:r>
-        <w:t xml:space="preserve"> Only accepts linked PDFs / documents (not navigation items). Pre-filter requires the link text/URL to mention fraud, crush, fdoc, wiser, hospice, moratorium, integrity, improper, radv, dmepos, hot-spot, dual-enrollment, or annual-report.</w:t>
-      </w:r>
-    </w:p>
-    <w:p>
-      <w:pPr>
-        <w:pStyle w:val="ListBullet"/>
-      </w:pPr>
-      <w:r/>
-      <w:r>
-        <w:rPr>
-          <w:b/>
-        </w:rPr>
-        <w:t>What this catches:</w:t>
-      </w:r>
-      <w:r>
-        <w:t xml:space="preserve"> CMS's quarterly fact sheets, FDOC materials, CRUSH, DMEPOS hot-spot analyses, RADV audits, dual-enrollment data — content that lives outside the newsroom feed.</w:t>
-      </w:r>
-    </w:p>
-    <w:p>
-      <w:pPr>
-        <w:pStyle w:val="Heading2"/>
-      </w:pPr>
-      <w:r>
-        <w:t>White House</w:t>
-      </w:r>
-    </w:p>
-    <w:p>
-      <w:pPr>
-        <w:pStyle w:val="Heading3"/>
-      </w:pPr>
-      <w:r>
-        <w:t>9. `WhiteHouse` — `scrape_whitehouse` (new)</w:t>
-      </w:r>
-    </w:p>
-    <w:p>
-      <w:pPr>
-        <w:pStyle w:val="ListBullet"/>
-      </w:pPr>
-      <w:r/>
-      <w:r>
-        <w:rPr>
-          <w:b/>
-        </w:rPr>
-        <w:t>URLs:</w:t>
-      </w:r>
-      <w:r>
-        <w:t xml:space="preserve"> https://www.whitehouse.gov/releases/ + https://www.whitehouse.gov/presidential-actions/</w:t>
-      </w:r>
-    </w:p>
-    <w:p>
-      <w:pPr>
-        <w:pStyle w:val="ListBullet"/>
-      </w:pPr>
-      <w:r/>
-      <w:r>
-        <w:rPr>
-          <w:b/>
-        </w:rPr>
-        <w:t>Method:</w:t>
-      </w:r>
-      <w:r>
-        <w:t xml:space="preserve"> </w:t>
-      </w:r>
-      <w:r>
-        <w:rPr>
-          <w:rFonts w:ascii="Consolas" w:hAnsi="Consolas"/>
-          <w:sz w:val="20"/>
-        </w:rPr>
-        <w:t>requests</w:t>
-      </w:r>
-      <w:r>
-        <w:t xml:space="preserve"> + BeautifulSoup on listing pages; detail fetches on each candidate.</w:t>
-      </w:r>
-    </w:p>
-    <w:p>
-      <w:pPr>
-        <w:pStyle w:val="ListBullet"/>
-      </w:pPr>
-      <w:r/>
-      <w:r>
-        <w:rPr>
-          <w:b/>
-        </w:rPr>
-        <w:t>Filtering:</w:t>
-      </w:r>
-      <w:r>
-        <w:t xml:space="preserve"> Narrow HC-fraud title filter. WH publishes broadly (tax, defense, etc.); scraper only keeps items with fraud/medicare/medicaid/healthcare/opioid/HHS/CMS terms in the title.</w:t>
-      </w:r>
-    </w:p>
-    <w:p>
-      <w:pPr>
-        <w:pStyle w:val="ListBullet"/>
-      </w:pPr>
-      <w:r/>
-      <w:r>
-        <w:rPr>
-          <w:b/>
-        </w:rPr>
-        <w:t>Low-volume source</w:t>
-      </w:r>
-      <w:r>
-        <w:t xml:space="preserve"> — WH only covers HC-fraud for major announcements (task force creation, state-level suspensions, Vance-led initiatives).</w:t>
-      </w:r>
-    </w:p>
-    <w:p>
-      <w:pPr>
-        <w:pStyle w:val="Heading2"/>
-      </w:pPr>
-      <w:r>
-        <w:t>HHS (parent department, separate from HHS-OIG)</w:t>
-      </w:r>
-    </w:p>
-    <w:p>
-      <w:pPr>
-        <w:pStyle w:val="Heading3"/>
-      </w:pPr>
-      <w:r>
-        <w:t>10. `HHS` — `scrape_hhs_press` — **disabled**</w:t>
-      </w:r>
-    </w:p>
-    <w:p>
-      <w:pPr>
-        <w:pStyle w:val="ListBullet"/>
-      </w:pPr>
-      <w:r/>
-      <w:r>
-        <w:rPr>
-          <w:b/>
-        </w:rPr>
-        <w:t>URL:</w:t>
-      </w:r>
-      <w:r>
-        <w:t xml:space="preserve"> https://www.hhs.gov/press-room/index.html</w:t>
-      </w:r>
-    </w:p>
-    <w:p>
-      <w:pPr>
-        <w:pStyle w:val="ListBullet"/>
-      </w:pPr>
-      <w:r/>
-      <w:r>
-        <w:rPr>
-          <w:b/>
-        </w:rPr>
-        <w:t>Status:</w:t>
-      </w:r>
-      <w:r>
-        <w:t xml:space="preserve"> Scaffolding exists but disabled. hhs.gov is behind Akamai Bot Manager which 403s both </w:t>
-      </w:r>
-      <w:r>
-        <w:rPr>
-          <w:rFonts w:ascii="Consolas" w:hAnsi="Consolas"/>
-          <w:sz w:val="20"/>
-        </w:rPr>
-        <w:t>requests</w:t>
-      </w:r>
-      <w:r>
-        <w:t xml:space="preserve"> and default Playwright. Would need </w:t>
-      </w:r>
-      <w:r>
-        <w:rPr>
-          <w:rFonts w:ascii="Consolas" w:hAnsi="Consolas"/>
-          <w:sz w:val="20"/>
-        </w:rPr>
-        <w:t>playwright-stealth</w:t>
-      </w:r>
-      <w:r>
-        <w:t xml:space="preserve"> to bypass. HHS-proper items (~1–2/month) are currently curated manually.</w:t>
-      </w:r>
-    </w:p>
-    <w:p>
-      <w:pPr>
-        <w:pStyle w:val="Heading2"/>
-      </w:pPr>
-      <w:r>
-        <w:t>Congress</w:t>
-      </w:r>
-    </w:p>
-    <w:p>
-      <w:r>
-        <w:t xml:space="preserve">Congress scraping is split across committee scrapers + a separate Congress.gov API pipeline. All commit items with </w:t>
-      </w:r>
-      <w:r>
-        <w:rPr>
-          <w:rFonts w:ascii="Consolas" w:hAnsi="Consolas"/>
-          <w:sz w:val="20"/>
-        </w:rPr>
-        <w:t>agency = Congress</w:t>
-      </w:r>
-      <w:r>
-        <w:t>.</w:t>
-      </w:r>
-    </w:p>
-    <w:p>
-      <w:pPr>
-        <w:pStyle w:val="Heading3"/>
-      </w:pPr>
-      <w:r>
-        <w:t>Committee press-release scrapers</w:t>
-      </w:r>
-    </w:p>
-    <w:p>
-      <w:r>
-        <w:t>Each committee has its own listing-page scraper. All apply the same filters at the end:</w:t>
-      </w:r>
-    </w:p>
-    <w:p>
-      <w:pPr>
-        <w:pStyle w:val="ListBullet"/>
-      </w:pPr>
-      <w:r/>
-      <w:r>
-        <w:rPr>
-          <w:b/>
-        </w:rPr>
-        <w:t>Commentary rejection:</w:t>
-      </w:r>
-      <w:r>
-        <w:t xml:space="preserve"> auto-rejects press releases on </w:t>
-      </w:r>
-      <w:r>
-        <w:rPr>
-          <w:rFonts w:ascii="Consolas" w:hAnsi="Consolas"/>
-          <w:sz w:val="20"/>
-        </w:rPr>
-        <w:t>/chairmans-news/</w:t>
-      </w:r>
-      <w:r>
-        <w:t xml:space="preserve">, </w:t>
-      </w:r>
-      <w:r>
-        <w:rPr>
-          <w:rFonts w:ascii="Consolas" w:hAnsi="Consolas"/>
-          <w:sz w:val="20"/>
-        </w:rPr>
-        <w:t>/op-ed/</w:t>
-      </w:r>
-      <w:r>
-        <w:t xml:space="preserve">, </w:t>
-      </w:r>
-      <w:r>
-        <w:rPr>
-          <w:rFonts w:ascii="Consolas" w:hAnsi="Consolas"/>
-          <w:sz w:val="20"/>
-        </w:rPr>
-        <w:t>/floor-remarks/</w:t>
-      </w:r>
-      <w:r>
-        <w:t xml:space="preserve">, </w:t>
-      </w:r>
-      <w:r>
-        <w:rPr>
-          <w:rFonts w:ascii="Consolas" w:hAnsi="Consolas"/>
-          <w:sz w:val="20"/>
-        </w:rPr>
-        <w:t>/dear-colleague/</w:t>
-      </w:r>
-      <w:r>
-        <w:t xml:space="preserve"> paths</w:t>
-      </w:r>
-    </w:p>
-    <w:p>
-      <w:pPr>
-        <w:pStyle w:val="ListBullet"/>
-      </w:pPr>
-      <w:r/>
-      <w:r>
-        <w:rPr>
-          <w:b/>
-        </w:rPr>
-        <w:t>Hearing-about rejection:</w:t>
-      </w:r>
-      <w:r>
-        <w:t xml:space="preserve"> rejects press releases that describe a hearing (announce / opening statement / wrap-up / committee-to-hold / recap). Hearings are captured via the Congress.gov API instead; these press releases would be duplicates.</w:t>
-      </w:r>
-    </w:p>
-    <w:p>
-      <w:pPr>
-        <w:pStyle w:val="ListBullet"/>
-      </w:pPr>
-      <w:r/>
-      <w:r>
-        <w:rPr>
-          <w:b/>
-        </w:rPr>
-        <w:t>Bill-intro rejection:</w:t>
-      </w:r>
-      <w:r>
-        <w:t xml:space="preserve"> rejects "Member X introduces bill" press releases (not systematically tracked).</w:t>
-      </w:r>
-    </w:p>
-    <w:tbl>
-      <w:tblPr>
-        <w:tblStyle w:val="LightGrid-Accent1"/>
-        <w:tblW w:type="auto" w:w="0"/>
-        <w:tblLook w:firstColumn="1" w:firstRow="1" w:lastColumn="0" w:lastRow="0" w:noHBand="0" w:noVBand="1" w:val="04A0"/>
-      </w:tblPr>
-      <w:tblGrid>
-        <w:gridCol w:w="1930"/>
-        <w:gridCol w:w="1930"/>
-        <w:gridCol w:w="1930"/>
-        <w:gridCol w:w="1930"/>
-        <w:gridCol w:w="1930"/>
-      </w:tblGrid>
-      <w:tr>
-        <w:tc>
-          <w:tcPr>
-            <w:tcW w:type="dxa" w:w="1930"/>
-          </w:tcPr>
-          <w:p>
-            <w:r>
-              <w:rPr>
-                <w:b/>
-              </w:rPr>
-            </w:r>
-            <w:r>
-              <w:rPr>
-                <w:b/>
-              </w:rPr>
-              <w:t>#</w:t>
-            </w:r>
-          </w:p>
-        </w:tc>
-        <w:tc>
-          <w:tcPr>
-            <w:tcW w:type="dxa" w:w="1930"/>
-          </w:tcPr>
-          <w:p>
-            <w:r>
-              <w:rPr>
-                <w:b/>
-              </w:rPr>
-            </w:r>
-            <w:r>
-              <w:rPr>
-                <w:b/>
-              </w:rPr>
-              <w:t>Name</w:t>
-            </w:r>
-          </w:p>
-        </w:tc>
-        <w:tc>
-          <w:tcPr>
-            <w:tcW w:type="dxa" w:w="1930"/>
-          </w:tcPr>
-          <w:p>
-            <w:r>
-              <w:rPr>
-                <w:b/>
-              </w:rPr>
-            </w:r>
-            <w:r>
-              <w:rPr>
-                <w:b/>
-              </w:rPr>
-              <w:t>Function</w:t>
-            </w:r>
-          </w:p>
-        </w:tc>
-        <w:tc>
-          <w:tcPr>
-            <w:tcW w:type="dxa" w:w="1930"/>
-          </w:tcPr>
-          <w:p>
-            <w:r>
-              <w:rPr>
-                <w:b/>
-              </w:rPr>
-            </w:r>
-            <w:r>
-              <w:rPr>
-                <w:b/>
-              </w:rPr>
-              <w:t>URL</w:t>
-            </w:r>
-          </w:p>
-        </w:tc>
-        <w:tc>
-          <w:tcPr>
-            <w:tcW w:type="dxa" w:w="1930"/>
-          </w:tcPr>
-          <w:p>
-            <w:r>
-              <w:rPr>
-                <w:b/>
-              </w:rPr>
-            </w:r>
-            <w:r>
-              <w:rPr>
-                <w:b/>
-              </w:rPr>
-              <w:t>Method</w:t>
-            </w:r>
-          </w:p>
-        </w:tc>
-      </w:tr>
-      <w:tr>
-        <w:tc>
-          <w:tcPr>
-            <w:tcW w:type="dxa" w:w="1930"/>
-          </w:tcPr>
-          <w:p>
-            <w:r/>
-            <w:r>
-              <w:t>11</w:t>
-            </w:r>
-          </w:p>
-        </w:tc>
-        <w:tc>
-          <w:tcPr>
-            <w:tcW w:type="dxa" w:w="1930"/>
-          </w:tcPr>
-          <w:p>
-            <w:r/>
-            <w:r>
-              <w:t>H-Oversight</w:t>
-            </w:r>
-          </w:p>
-        </w:tc>
-        <w:tc>
-          <w:tcPr>
-            <w:tcW w:type="dxa" w:w="1930"/>
-          </w:tcPr>
-          <w:p>
-            <w:r/>
-            <w:r>
-              <w:rPr>
-                <w:rFonts w:ascii="Consolas" w:hAnsi="Consolas"/>
-                <w:sz w:val="20"/>
-              </w:rPr>
-              <w:t>scrape_h_oversight</w:t>
-            </w:r>
-          </w:p>
-        </w:tc>
-        <w:tc>
-          <w:tcPr>
-            <w:tcW w:type="dxa" w:w="1930"/>
-          </w:tcPr>
-          <w:p>
-            <w:r/>
-            <w:r>
-              <w:t>oversight.house.gov/release/</w:t>
-            </w:r>
-          </w:p>
-        </w:tc>
-        <w:tc>
-          <w:tcPr>
-            <w:tcW w:type="dxa" w:w="1930"/>
-          </w:tcPr>
-          <w:p>
-            <w:r/>
-            <w:r>
-              <w:t>Playwright</w:t>
-            </w:r>
-          </w:p>
-        </w:tc>
-      </w:tr>
-      <w:tr>
-        <w:tc>
-          <w:tcPr>
-            <w:tcW w:type="dxa" w:w="1930"/>
-          </w:tcPr>
-          <w:p>
-            <w:r/>
-            <w:r>
-              <w:t>12</w:t>
-            </w:r>
-          </w:p>
-        </w:tc>
-        <w:tc>
-          <w:tcPr>
-            <w:tcW w:type="dxa" w:w="1930"/>
-          </w:tcPr>
-          <w:p>
-            <w:r/>
-            <w:r>
-              <w:t>H-E&amp;C</w:t>
-            </w:r>
-          </w:p>
-        </w:tc>
-        <w:tc>
-          <w:tcPr>
-            <w:tcW w:type="dxa" w:w="1930"/>
-          </w:tcPr>
-          <w:p>
-            <w:r/>
-            <w:r>
-              <w:rPr>
-                <w:rFonts w:ascii="Consolas" w:hAnsi="Consolas"/>
-                <w:sz w:val="20"/>
-              </w:rPr>
-              <w:t>scrape_energy_commerce</w:t>
-            </w:r>
-          </w:p>
-        </w:tc>
-        <w:tc>
-          <w:tcPr>
-            <w:tcW w:type="dxa" w:w="1930"/>
-          </w:tcPr>
-          <w:p>
-            <w:r/>
-            <w:r>
-              <w:t>energycommerce.house.gov/news/press-release</w:t>
-            </w:r>
-          </w:p>
-        </w:tc>
-        <w:tc>
-          <w:tcPr>
-            <w:tcW w:type="dxa" w:w="1930"/>
-          </w:tcPr>
-          <w:p>
-            <w:r/>
-            <w:r>
-              <w:t>Playwright</w:t>
-            </w:r>
-          </w:p>
-        </w:tc>
-      </w:tr>
-      <w:tr>
-        <w:tc>
-          <w:tcPr>
-            <w:tcW w:type="dxa" w:w="1930"/>
-          </w:tcPr>
-          <w:p>
-            <w:r/>
-            <w:r>
-              <w:t>13</w:t>
-            </w:r>
-          </w:p>
-        </w:tc>
-        <w:tc>
-          <w:tcPr>
-            <w:tcW w:type="dxa" w:w="1930"/>
-          </w:tcPr>
-          <w:p>
-            <w:r/>
-            <w:r>
-              <w:t>S-Finance</w:t>
-            </w:r>
-          </w:p>
-        </w:tc>
-        <w:tc>
-          <w:tcPr>
-            <w:tcW w:type="dxa" w:w="1930"/>
-          </w:tcPr>
-          <w:p>
-            <w:r/>
-            <w:r>
-              <w:t>RSS</w:t>
-            </w:r>
-          </w:p>
-        </w:tc>
-        <w:tc>
-          <w:tcPr>
-            <w:tcW w:type="dxa" w:w="1930"/>
-          </w:tcPr>
-          <w:p>
-            <w:r/>
-            <w:r>
-              <w:t>https://www.finance.senate.gov/rss/feeds/?type=press</w:t>
-            </w:r>
-          </w:p>
-        </w:tc>
-        <w:tc>
-          <w:tcPr>
-            <w:tcW w:type="dxa" w:w="1930"/>
-          </w:tcPr>
-          <w:p>
-            <w:r/>
-            <w:r>
-              <w:t>RSS + browser_fallback</w:t>
-            </w:r>
-          </w:p>
-        </w:tc>
-      </w:tr>
-      <w:tr>
-        <w:tc>
-          <w:tcPr>
-            <w:tcW w:type="dxa" w:w="1930"/>
-          </w:tcPr>
-          <w:p>
-            <w:r/>
-            <w:r>
-              <w:t>14</w:t>
-            </w:r>
-          </w:p>
-        </w:tc>
-        <w:tc>
-          <w:tcPr>
-            <w:tcW w:type="dxa" w:w="1930"/>
-          </w:tcPr>
-          <w:p>
-            <w:r/>
-            <w:r>
-              <w:t>S-HELP</w:t>
-            </w:r>
-          </w:p>
-        </w:tc>
-        <w:tc>
-          <w:tcPr>
-            <w:tcW w:type="dxa" w:w="1930"/>
-          </w:tcPr>
-          <w:p>
-            <w:r/>
-            <w:r>
-              <w:rPr>
-                <w:rFonts w:ascii="Consolas" w:hAnsi="Consolas"/>
-                <w:sz w:val="20"/>
-              </w:rPr>
-              <w:t>scrape_help_committee</w:t>
-            </w:r>
-          </w:p>
-        </w:tc>
-        <w:tc>
-          <w:tcPr>
-            <w:tcW w:type="dxa" w:w="1930"/>
-          </w:tcPr>
-          <w:p>
-            <w:r/>
-            <w:r>
-              <w:t>help.senate.gov/chair/newsroom</w:t>
-            </w:r>
-          </w:p>
-        </w:tc>
-        <w:tc>
-          <w:tcPr>
-            <w:tcW w:type="dxa" w:w="1930"/>
-          </w:tcPr>
-          <w:p>
-            <w:r/>
-            <w:r>
-              <w:t>Playwright</w:t>
-            </w:r>
-          </w:p>
-        </w:tc>
-      </w:tr>
-      <w:tr>
-        <w:tc>
-          <w:tcPr>
-            <w:tcW w:type="dxa" w:w="1930"/>
-          </w:tcPr>
-          <w:p>
-            <w:r/>
-            <w:r>
-              <w:t>15</w:t>
-            </w:r>
-          </w:p>
-        </w:tc>
-        <w:tc>
-          <w:tcPr>
-            <w:tcW w:type="dxa" w:w="1930"/>
-          </w:tcPr>
-          <w:p>
-            <w:r/>
-            <w:r>
-              <w:t>H-W&amp;M</w:t>
-            </w:r>
-          </w:p>
-        </w:tc>
-        <w:tc>
-          <w:tcPr>
-            <w:tcW w:type="dxa" w:w="1930"/>
-          </w:tcPr>
-          <w:p>
-            <w:r/>
-            <w:r>
-              <w:rPr>
-                <w:rFonts w:ascii="Consolas" w:hAnsi="Consolas"/>
-                <w:sz w:val="20"/>
-              </w:rPr>
-              <w:t>scrape_ways_means</w:t>
-            </w:r>
-          </w:p>
-        </w:tc>
-        <w:tc>
-          <w:tcPr>
-            <w:tcW w:type="dxa" w:w="1930"/>
-          </w:tcPr>
-          <w:p>
-            <w:r/>
-            <w:r>
-              <w:t>waysandmeans.house.gov/news/</w:t>
-            </w:r>
-          </w:p>
-        </w:tc>
-        <w:tc>
-          <w:tcPr>
-            <w:tcW w:type="dxa" w:w="1930"/>
-          </w:tcPr>
-          <w:p>
-            <w:r/>
-            <w:r>
-              <w:t>Playwright</w:t>
-            </w:r>
-          </w:p>
-        </w:tc>
-      </w:tr>
-      <w:tr>
-        <w:tc>
-          <w:tcPr>
-            <w:tcW w:type="dxa" w:w="1930"/>
-          </w:tcPr>
-          <w:p>
-            <w:r/>
-            <w:r>
-              <w:t>16</w:t>
-            </w:r>
-          </w:p>
-        </w:tc>
-        <w:tc>
-          <w:tcPr>
-            <w:tcW w:type="dxa" w:w="1930"/>
-          </w:tcPr>
-          <w:p>
-            <w:r/>
-            <w:r>
-              <w:t>S-Judiciary</w:t>
-            </w:r>
-          </w:p>
-        </w:tc>
-        <w:tc>
-          <w:tcPr>
-            <w:tcW w:type="dxa" w:w="1930"/>
-          </w:tcPr>
-          <w:p>
-            <w:r/>
-            <w:r>
-              <w:rPr>
-                <w:rFonts w:ascii="Consolas" w:hAnsi="Consolas"/>
-                <w:sz w:val="20"/>
-              </w:rPr>
-              <w:t>scrape_senate_judiciary</w:t>
-            </w:r>
-          </w:p>
-        </w:tc>
-        <w:tc>
-          <w:tcPr>
-            <w:tcW w:type="dxa" w:w="1930"/>
-          </w:tcPr>
-          <w:p>
-            <w:r/>
-            <w:r>
-              <w:t>judiciary.senate.gov</w:t>
-            </w:r>
-          </w:p>
-        </w:tc>
-        <w:tc>
-          <w:tcPr>
-            <w:tcW w:type="dxa" w:w="1930"/>
-          </w:tcPr>
-          <w:p>
-            <w:r/>
-            <w:r>
-              <w:t>Requests</w:t>
-            </w:r>
-          </w:p>
-        </w:tc>
-      </w:tr>
-      <w:tr>
-        <w:tc>
-          <w:tcPr>
-            <w:tcW w:type="dxa" w:w="1930"/>
-          </w:tcPr>
-          <w:p>
-            <w:r/>
-            <w:r>
-              <w:t>17</w:t>
-            </w:r>
-          </w:p>
-        </w:tc>
-        <w:tc>
-          <w:tcPr>
-            <w:tcW w:type="dxa" w:w="1930"/>
-          </w:tcPr>
-          <w:p>
-            <w:r/>
-            <w:r>
-              <w:t>H-Judiciary</w:t>
-            </w:r>
-          </w:p>
-        </w:tc>
-        <w:tc>
-          <w:tcPr>
-            <w:tcW w:type="dxa" w:w="1930"/>
-          </w:tcPr>
-          <w:p>
-            <w:r/>
-            <w:r>
-              <w:rPr>
-                <w:rFonts w:ascii="Consolas" w:hAnsi="Consolas"/>
-                <w:sz w:val="20"/>
-              </w:rPr>
-              <w:t>scrape_house_judiciary</w:t>
-            </w:r>
-          </w:p>
-        </w:tc>
-        <w:tc>
-          <w:tcPr>
-            <w:tcW w:type="dxa" w:w="1930"/>
-          </w:tcPr>
-          <w:p>
-            <w:r/>
-            <w:r>
-              <w:t>judiciary.house.gov/news</w:t>
-            </w:r>
-          </w:p>
-        </w:tc>
-        <w:tc>
-          <w:tcPr>
-            <w:tcW w:type="dxa" w:w="1930"/>
-          </w:tcPr>
-          <w:p>
-            <w:r/>
-            <w:r>
-              <w:t>Playwright</w:t>
-            </w:r>
-          </w:p>
-        </w:tc>
-      </w:tr>
-    </w:tbl>
-    <w:p/>
-    <w:p>
-      <w:r>
-        <w:t>Each committee scraper has an HC-fraud pre-filter. Without it, committees surface large volumes of unrelated content (immigration, defense, tax, foreign policy).</w:t>
-      </w:r>
-    </w:p>
-    <w:p>
-      <w:pPr>
-        <w:pStyle w:val="Heading3"/>
-      </w:pPr>
-      <w:r>
-        <w:t>Congress.gov hearings API — `scrape_congress_hearings.py` (standalone)</w:t>
-      </w:r>
-    </w:p>
-    <w:p>
-      <w:pPr>
-        <w:pStyle w:val="ListBullet"/>
-      </w:pPr>
-      <w:r/>
-      <w:r>
-        <w:rPr>
-          <w:b/>
-        </w:rPr>
-        <w:t>Endpoint:</w:t>
-      </w:r>
-      <w:r>
-        <w:t xml:space="preserve"> </w:t>
-      </w:r>
-      <w:r>
-        <w:rPr>
-          <w:rFonts w:ascii="Consolas" w:hAnsi="Consolas"/>
-          <w:sz w:val="20"/>
-        </w:rPr>
-        <w:t>https://api.congress.gov/v3/committee-meeting/{congress}/{chamber}</w:t>
-      </w:r>
-    </w:p>
-    <w:p>
-      <w:pPr>
-        <w:pStyle w:val="ListBullet"/>
-      </w:pPr>
-      <w:r/>
-      <w:r>
-        <w:rPr>
-          <w:b/>
-        </w:rPr>
-        <w:t>Requires:</w:t>
-      </w:r>
-      <w:r>
-        <w:t xml:space="preserve"> </w:t>
-      </w:r>
-      <w:r>
-        <w:rPr>
-          <w:rFonts w:ascii="Consolas" w:hAnsi="Consolas"/>
-          <w:sz w:val="20"/>
-        </w:rPr>
-        <w:t>CONGRESS_GOV_API_KEY</w:t>
-      </w:r>
-      <w:r>
-        <w:t xml:space="preserve"> repo secret</w:t>
-      </w:r>
-    </w:p>
-    <w:p>
-      <w:pPr>
-        <w:pStyle w:val="ListBullet"/>
-      </w:pPr>
-      <w:r/>
-      <w:r>
-        <w:rPr>
-          <w:b/>
-        </w:rPr>
-        <w:t>Concurrency:</w:t>
-      </w:r>
-      <w:r>
-        <w:t xml:space="preserve"> </w:t>
-      </w:r>
-      <w:r>
-        <w:rPr>
-          <w:rFonts w:ascii="Consolas" w:hAnsi="Consolas"/>
-          <w:sz w:val="20"/>
-        </w:rPr>
-        <w:t>ThreadPoolExecutor</w:t>
-      </w:r>
-      <w:r>
-        <w:t xml:space="preserve"> with 8 workers</w:t>
-      </w:r>
-    </w:p>
-    <w:p>
-      <w:pPr>
-        <w:pStyle w:val="ListBullet"/>
-      </w:pPr>
-      <w:r/>
-      <w:r>
-        <w:rPr>
-          <w:b/>
-        </w:rPr>
-        <w:t>Method:</w:t>
-      </w:r>
-    </w:p>
-    <w:p>
-      <w:pPr>
-        <w:pStyle w:val="ListNumber"/>
-      </w:pPr>
-      <w:r/>
-      <w:r>
-        <w:t>Enumerate every committee meeting in 119th Congress (both chambers).</w:t>
-      </w:r>
-    </w:p>
-    <w:p>
-      <w:pPr>
-        <w:pStyle w:val="ListNumber"/>
-      </w:pPr>
-      <w:r/>
-      <w:r>
-        <w:t>Fetch detail for each via API.</w:t>
-      </w:r>
-    </w:p>
-    <w:p>
-      <w:pPr>
-        <w:pStyle w:val="ListNumber"/>
-      </w:pPr>
-      <w:r/>
-      <w:r>
-        <w:rPr>
-          <w:rFonts w:ascii="Consolas" w:hAnsi="Consolas"/>
-          <w:sz w:val="20"/>
-        </w:rPr>
-        <w:t>is_hearing()</w:t>
-      </w:r>
-      <w:r>
-        <w:t xml:space="preserve"> — discard markups/votes/business meetings. Uses </w:t>
-      </w:r>
-      <w:r>
-        <w:rPr>
-          <w:rFonts w:ascii="Consolas" w:hAnsi="Consolas"/>
-          <w:sz w:val="20"/>
-        </w:rPr>
-        <w:t>meeting.type</w:t>
-      </w:r>
-      <w:r>
-        <w:t xml:space="preserve"> field as authoritative. Also accepts Senate "Hearings to examine..." title pattern (Senate meetings have </w:t>
-      </w:r>
-      <w:r>
-        <w:rPr>
-          <w:rFonts w:ascii="Consolas" w:hAnsi="Consolas"/>
-          <w:sz w:val="20"/>
-        </w:rPr>
-        <w:t>type=Meeting</w:t>
-      </w:r>
-      <w:r>
-        <w:t xml:space="preserve"> with no documents).</w:t>
-      </w:r>
-    </w:p>
-    <w:p>
-      <w:pPr>
-        <w:pStyle w:val="ListNumber"/>
-      </w:pPr>
-      <w:r/>
-      <w:r>
-        <w:rPr>
-          <w:b/>
-        </w:rPr>
-        <w:t>Layered filter:</w:t>
-      </w:r>
-    </w:p>
-    <w:p>
-      <w:pPr>
-        <w:pStyle w:val="ListBullet2"/>
-      </w:pPr>
-      <w:r/>
-      <w:r>
-        <w:rPr>
-          <w:b/>
-        </w:rPr>
-        <w:t>Tier 1:</w:t>
-      </w:r>
-      <w:r>
-        <w:t xml:space="preserve"> Explicit fraud-in-healthcare phrase in title → auto-include</w:t>
-      </w:r>
-    </w:p>
-    <w:p>
-      <w:pPr>
-        <w:pStyle w:val="ListBullet2"/>
-      </w:pPr>
-      <w:r/>
-      <w:r>
-        <w:rPr>
-          <w:b/>
-        </w:rPr>
-        <w:t>Tier 2:</w:t>
-      </w:r>
-      <w:r>
-        <w:t xml:space="preserve"> Generic "fraud" keyword + HC-relevant committee → auto-include</w:t>
-      </w:r>
-    </w:p>
-    <w:p>
-      <w:pPr>
-        <w:pStyle w:val="ListBullet2"/>
-      </w:pPr>
-      <w:r/>
-      <w:r>
-        <w:rPr>
-          <w:b/>
-        </w:rPr>
-        <w:t>Tier 3:</w:t>
-      </w:r>
-      <w:r>
-        <w:t xml:space="preserve"> HHS/CMS/DOJ witness signal alone → review queue</w:t>
-      </w:r>
-    </w:p>
-    <w:p>
-      <w:pPr>
-        <w:pStyle w:val="ListBullet2"/>
-      </w:pPr>
-      <w:r/>
-      <w:r>
-        <w:rPr>
-          <w:b/>
-        </w:rPr>
-        <w:t>Tier 4:</w:t>
-      </w:r>
-      <w:r>
-        <w:t xml:space="preserve"> HC title context + HC committee, no fraud word → review queue</w:t>
-      </w:r>
-    </w:p>
-    <w:p>
-      <w:pPr>
-        <w:pStyle w:val="ListBullet2"/>
-      </w:pPr>
-      <w:r/>
-      <w:r>
-        <w:rPr>
-          <w:b/>
-        </w:rPr>
-        <w:t>Tier 5:</w:t>
-      </w:r>
-      <w:r>
-        <w:t xml:space="preserve"> HC committee with vague title → review queue</w:t>
-      </w:r>
-    </w:p>
-    <w:p>
-      <w:pPr>
-        <w:pStyle w:val="ListNumber"/>
-      </w:pPr>
-      <w:r/>
-      <w:r>
-        <w:rPr>
-          <w:b/>
-        </w:rPr>
-        <w:t>Committee URL resolution:</w:t>
-      </w:r>
-      <w:r>
-        <w:t xml:space="preserve"> </w:t>
-      </w:r>
-      <w:r>
-        <w:rPr>
-          <w:rFonts w:ascii="Consolas" w:hAnsi="Consolas"/>
-          <w:sz w:val="20"/>
-        </w:rPr>
-        <w:t>resolve_committee_url()</w:t>
-      </w:r>
-      <w:r>
-        <w:t xml:space="preserve"> slugifies the hearing title, HEAD-checks the expected committee URL (e.g., oversight.house.gov/hearing/&lt;slug&gt;/, finance.senate.gov/hearings/&lt;slug&gt;). Falls back to congress.gov/event URL if committee page isn't reachable.</w:t>
-      </w:r>
-    </w:p>
-    <w:p>
-      <w:pPr>
-        <w:pStyle w:val="ListBullet"/>
-      </w:pPr>
-      <w:r/>
-      <w:r>
-        <w:rPr>
-          <w:b/>
-        </w:rPr>
-        <w:t>Dedup:</w:t>
-      </w:r>
-      <w:r>
-        <w:t xml:space="preserve"> content-word overlap with 1-day date slack against existing </w:t>
-      </w:r>
-      <w:r>
-        <w:rPr>
-          <w:rFonts w:ascii="Consolas" w:hAnsi="Consolas"/>
-          <w:sz w:val="20"/>
-        </w:rPr>
-        <w:t>Hearing</w:t>
-      </w:r>
-      <w:r>
-        <w:t>-type items.</w:t>
-      </w:r>
-    </w:p>
-    <w:p>
-      <w:pPr>
-        <w:pStyle w:val="ListBullet"/>
-      </w:pPr>
-      <w:r/>
-      <w:r>
-        <w:rPr>
-          <w:b/>
-        </w:rPr>
-        <w:t>Review queue:</w:t>
-      </w:r>
-      <w:r>
-        <w:t xml:space="preserve"> </w:t>
-      </w:r>
       <w:r>
         <w:rPr>
           <w:rFonts w:ascii="Consolas" w:hAnsi="Consolas"/>
@@ -2489,816 +2474,7 @@
         <w:t>data/tmp_hearings_review_queue.json</w:t>
       </w:r>
       <w:r>
-        <w:t xml:space="preserve"> (hearings with ambiguous signal — 418 items currently queued, needs human triage).</w:t>
-      </w:r>
-    </w:p>
-    <w:p>
-      <w:pPr>
-        <w:pStyle w:val="Heading2"/>
-      </w:pPr>
-      <w:r>
-        <w:t>GAO</w:t>
-      </w:r>
-    </w:p>
-    <w:p>
-      <w:pPr>
-        <w:pStyle w:val="Heading3"/>
-      </w:pPr>
-      <w:r>
-        <w:t>18. `GAO` — RSS (browser fallback)</w:t>
-      </w:r>
-    </w:p>
-    <w:p>
-      <w:pPr>
-        <w:pStyle w:val="ListBullet"/>
-      </w:pPr>
-      <w:r/>
-      <w:r>
-        <w:rPr>
-          <w:b/>
-        </w:rPr>
-        <w:t>URL:</w:t>
-      </w:r>
-      <w:r>
-        <w:t xml:space="preserve"> https://www.gao.gov/rss/reports.xml</w:t>
-      </w:r>
-    </w:p>
-    <w:p>
-      <w:pPr>
-        <w:pStyle w:val="ListBullet"/>
-      </w:pPr>
-      <w:r/>
-      <w:r>
-        <w:rPr>
-          <w:b/>
-        </w:rPr>
-        <w:t>Method:</w:t>
-      </w:r>
-      <w:r>
-        <w:t xml:space="preserve"> RSS with browser fallback for bot-blocked responses.</w:t>
-      </w:r>
-    </w:p>
-    <w:p>
-      <w:pPr>
-        <w:pStyle w:val="ListBullet"/>
-      </w:pPr>
-      <w:r/>
-      <w:r>
-        <w:rPr>
-          <w:b/>
-        </w:rPr>
-        <w:t>Filtering:</w:t>
-      </w:r>
-      <w:r>
-        <w:t xml:space="preserve"> HC-keyword required (GAO publishes on every federal agency; narrow to HC fraud).</w:t>
-      </w:r>
-    </w:p>
-    <w:p>
-      <w:pPr>
-        <w:pStyle w:val="Heading2"/>
-      </w:pPr>
-      <w:r>
-        <w:t>DEA</w:t>
-      </w:r>
-    </w:p>
-    <w:p>
-      <w:pPr>
-        <w:pStyle w:val="Heading3"/>
-      </w:pPr>
-      <w:r>
-        <w:t>19. `DEA` — RSS (browser fallback)</w:t>
-      </w:r>
-    </w:p>
-    <w:p>
-      <w:pPr>
-        <w:pStyle w:val="ListBullet"/>
-      </w:pPr>
-      <w:r/>
-      <w:r>
-        <w:rPr>
-          <w:b/>
-        </w:rPr>
-        <w:t>URL:</w:t>
-      </w:r>
-      <w:r>
-        <w:t xml:space="preserve"> https://www.dea.gov/press-releases/rss</w:t>
-      </w:r>
-    </w:p>
-    <w:p>
-      <w:pPr>
-        <w:pStyle w:val="ListBullet"/>
-      </w:pPr>
-      <w:r/>
-      <w:r>
-        <w:rPr>
-          <w:b/>
-        </w:rPr>
-        <w:t>Method:</w:t>
-      </w:r>
-      <w:r>
-        <w:t xml:space="preserve"> RSS, falls back to Playwright on 403.</w:t>
-      </w:r>
-    </w:p>
-    <w:p>
-      <w:pPr>
-        <w:pStyle w:val="ListBullet"/>
-      </w:pPr>
-      <w:r/>
-      <w:r>
-        <w:rPr>
-          <w:b/>
-        </w:rPr>
-        <w:t>Filtering:</w:t>
-      </w:r>
-      <w:r>
-        <w:t xml:space="preserve"> Narrow to HC provider cases (pill mills, doctor prosecutions). Most DEA prosecutions are about drug trafficking, not HC fraud.</w:t>
-      </w:r>
-    </w:p>
-    <w:p>
-      <w:pPr>
-        <w:pStyle w:val="Heading2"/>
-      </w:pPr>
-      <w:r>
-        <w:t>MedPAC / MACPAC</w:t>
-      </w:r>
-    </w:p>
-    <w:p>
-      <w:pPr>
-        <w:pStyle w:val="Heading3"/>
-      </w:pPr>
-      <w:r>
-        <w:t>20. `MedPAC` — `scrape_medpac`</w:t>
-      </w:r>
-    </w:p>
-    <w:p>
-      <w:pPr>
-        <w:pStyle w:val="ListBullet"/>
-      </w:pPr>
-      <w:r/>
-      <w:r>
-        <w:rPr>
-          <w:b/>
-        </w:rPr>
-        <w:t>URL:</w:t>
-      </w:r>
-      <w:r>
-        <w:t xml:space="preserve"> https://www.medpac.gov/document/</w:t>
-      </w:r>
-    </w:p>
-    <w:p>
-      <w:pPr>
-        <w:pStyle w:val="ListBullet"/>
-      </w:pPr>
-      <w:r/>
-      <w:r>
-        <w:rPr>
-          <w:b/>
-        </w:rPr>
-        <w:t>Filtering:</w:t>
-      </w:r>
-      <w:r>
-        <w:t xml:space="preserve"> </w:t>
-      </w:r>
-      <w:r>
-        <w:rPr>
-          <w:b/>
-        </w:rPr>
-        <w:t>Fraud-gate required</w:t>
-      </w:r>
-      <w:r>
-        <w:t xml:space="preserve"> — title or early body must mention fraud, kickback, improper payment, program integrity, or similar. MedPAC publishes extensively on Medicare payment policy; only fraud-focused items qualify. Skips general biannual Reports to Congress.</w:t>
-      </w:r>
-    </w:p>
-    <w:p>
-      <w:pPr>
-        <w:pStyle w:val="Heading3"/>
-      </w:pPr>
-      <w:r>
-        <w:t>21. `MACPAC` — `scrape_macpac`</w:t>
-      </w:r>
-    </w:p>
-    <w:p>
-      <w:pPr>
-        <w:pStyle w:val="ListBullet"/>
-      </w:pPr>
-      <w:r/>
-      <w:r>
-        <w:rPr>
-          <w:b/>
-        </w:rPr>
-        <w:t>URL:</w:t>
-      </w:r>
-      <w:r>
-        <w:t xml:space="preserve"> https://www.macpac.gov/publication/</w:t>
-      </w:r>
-    </w:p>
-    <w:p>
-      <w:pPr>
-        <w:pStyle w:val="ListBullet"/>
-      </w:pPr>
-      <w:r/>
-      <w:r>
-        <w:rPr>
-          <w:b/>
-        </w:rPr>
-        <w:t>Filtering:</w:t>
-      </w:r>
-      <w:r>
-        <w:t xml:space="preserve"> Same fraud-gate as MedPAC. Skips biannual reports and general policy issue briefs.</w:t>
-      </w:r>
-    </w:p>
-    <w:p>
-      <w:pPr>
-        <w:pStyle w:val="Heading2"/>
-      </w:pPr>
-      <w:r>
-        <w:t>Treasury / FinCEN</w:t>
-      </w:r>
-    </w:p>
-    <w:p>
-      <w:pPr>
-        <w:pStyle w:val="Heading3"/>
-      </w:pPr>
-      <w:r>
-        <w:t>22. `FinCEN` — `scrape_fincen`</w:t>
-      </w:r>
-    </w:p>
-    <w:p>
-      <w:pPr>
-        <w:pStyle w:val="ListBullet"/>
-      </w:pPr>
-      <w:r/>
-      <w:r>
-        <w:rPr>
-          <w:b/>
-        </w:rPr>
-        <w:t>URL:</w:t>
-      </w:r>
-      <w:r>
-        <w:t xml:space="preserve"> https://www.fincen.gov/news/press-releases</w:t>
-      </w:r>
-    </w:p>
-    <w:p>
-      <w:pPr>
-        <w:pStyle w:val="ListBullet"/>
-      </w:pPr>
-      <w:r/>
-      <w:r>
-        <w:rPr>
-          <w:b/>
-        </w:rPr>
-        <w:t>Filtering:</w:t>
-      </w:r>
-      <w:r>
-        <w:t xml:space="preserve"> Narrow HC-keyword pre-filter at title stage (health care / medicare / medicaid / prescription / hospital / hospice / pharmac / fraud scheme). FinCEN publishes heavily on non-HC topics (sanctions, crypto, real estate).</w:t>
-      </w:r>
-    </w:p>
-    <w:p>
-      <w:pPr>
-        <w:pStyle w:val="Heading2"/>
-      </w:pPr>
-      <w:r>
-        <w:t>FDA</w:t>
-      </w:r>
-    </w:p>
-    <w:p>
-      <w:pPr>
-        <w:pStyle w:val="Heading3"/>
-      </w:pPr>
-      <w:r>
-        <w:t>23. `FDA` — RSS — **disabled**</w:t>
-      </w:r>
-    </w:p>
-    <w:p>
-      <w:pPr>
-        <w:pStyle w:val="ListBullet"/>
-      </w:pPr>
-      <w:r/>
-      <w:r>
-        <w:rPr>
-          <w:b/>
-        </w:rPr>
-        <w:t>URL:</w:t>
-      </w:r>
-      <w:r>
-        <w:t xml:space="preserve"> https://www.fda.gov/about-fda/contact-fda/stay-informed/rss-feeds/press-releases/rss.xml</w:t>
-      </w:r>
-    </w:p>
-    <w:p>
-      <w:pPr>
-        <w:pStyle w:val="ListBullet"/>
-      </w:pPr>
-      <w:r/>
-      <w:r>
-        <w:rPr>
-          <w:b/>
-        </w:rPr>
-        <w:t>Status:</w:t>
-      </w:r>
-      <w:r>
-        <w:t xml:space="preserve"> Disabled. FDA fraud cases usually get prosecuted through DOJ and appear there; standalone FDA announcements are rare.</w:t>
-      </w:r>
-    </w:p>
-    <w:p>
-      <w:r>
-        <w:t>__________________________________________________</w:t>
-      </w:r>
-    </w:p>
-    <w:p>
-      <w:pPr>
-        <w:pStyle w:val="Heading1"/>
-      </w:pPr>
-      <w:r>
-        <w:t>Media Investigations tab sources</w:t>
-      </w:r>
-    </w:p>
-    <w:p>
-      <w:r>
-        <w:t>The Media tab (</w:t>
-      </w:r>
-      <w:r>
-        <w:rPr>
-          <w:rFonts w:ascii="Consolas" w:hAnsi="Consolas"/>
-          <w:sz w:val="20"/>
-        </w:rPr>
-        <w:t>data/media.json</w:t>
-      </w:r>
-      <w:r>
-        <w:t xml:space="preserve">) is </w:t>
-      </w:r>
-      <w:r>
-        <w:rPr>
-          <w:b/>
-        </w:rPr>
-        <w:t>currently manually curated</w:t>
-      </w:r>
-      <w:r>
-        <w:t>. No active scrapers. All items are added manually by the maintainer.</w:t>
-      </w:r>
-    </w:p>
-    <w:p>
-      <w:r>
-        <w:t>The codebase has scaffolding for media-scraping feeds, but they are intentionally disabled:</w:t>
-      </w:r>
-    </w:p>
-    <w:p>
-      <w:pPr>
-        <w:pStyle w:val="ListBullet"/>
-      </w:pPr>
-      <w:r/>
-      <w:r>
-        <w:rPr>
-          <w:rFonts w:ascii="Consolas" w:hAnsi="Consolas"/>
-          <w:sz w:val="20"/>
-        </w:rPr>
-        <w:t>media-update.yml</w:t>
-      </w:r>
-      <w:r>
-        <w:t xml:space="preserve"> runs daily but the workflow's only live action is AI review of any manually-added items to confirm they pass the "third-party investigative fraud journalism" classifier.</w:t>
-      </w:r>
-    </w:p>
-    <w:p>
-      <w:pPr>
-        <w:pStyle w:val="ListBullet"/>
-      </w:pPr>
-      <w:r/>
-      <w:r>
-        <w:t>Historical commits reference disabled scrapers for ProPublica, KFF Health News, STAT, NY Times health-fraud, etc. Those are kept disabled because their feeds carried too many non-fraud items.</w:t>
-      </w:r>
-    </w:p>
-    <w:p>
-      <w:r>
-        <w:t>__________________________________________________</w:t>
-      </w:r>
-    </w:p>
-    <w:p>
-      <w:pPr>
-        <w:pStyle w:val="Heading1"/>
-      </w:pPr>
-      <w:r>
-        <w:t>Date extraction (all scrapers)</w:t>
-      </w:r>
-    </w:p>
-    <w:p>
-      <w:r>
-        <w:t xml:space="preserve">Common helper: </w:t>
-      </w:r>
-      <w:r>
-        <w:rPr>
-          <w:rFonts w:ascii="Consolas" w:hAnsi="Consolas"/>
-          <w:sz w:val="20"/>
-        </w:rPr>
-        <w:t>_extract_canonical_date(soup, url, response_headers)</w:t>
-      </w:r>
-      <w:r>
-        <w:t xml:space="preserve"> — priority chain:</w:t>
-      </w:r>
-    </w:p>
-    <w:p>
-      <w:pPr>
-        <w:pStyle w:val="ListNumber"/>
-      </w:pPr>
-      <w:r/>
-      <w:r>
-        <w:rPr>
-          <w:rFonts w:ascii="Consolas" w:hAnsi="Consolas"/>
-          <w:sz w:val="20"/>
-        </w:rPr>
-        <w:t>&lt;meta property="article:published_time"&gt;</w:t>
-      </w:r>
-      <w:r>
-        <w:t xml:space="preserve"> (OpenGraph)</w:t>
-      </w:r>
-    </w:p>
-    <w:p>
-      <w:pPr>
-        <w:pStyle w:val="ListNumber"/>
-      </w:pPr>
-      <w:r/>
-      <w:r>
-        <w:t xml:space="preserve">JSON-LD </w:t>
-      </w:r>
-      <w:r>
-        <w:rPr>
-          <w:rFonts w:ascii="Consolas" w:hAnsi="Consolas"/>
-          <w:sz w:val="20"/>
-        </w:rPr>
-        <w:t>datePublished</w:t>
-      </w:r>
-      <w:r>
-        <w:t xml:space="preserve"> (schema.org)</w:t>
-      </w:r>
-    </w:p>
-    <w:p>
-      <w:pPr>
-        <w:pStyle w:val="ListNumber"/>
-      </w:pPr>
-      <w:r/>
-      <w:r>
-        <w:rPr>
-          <w:rFonts w:ascii="Consolas" w:hAnsi="Consolas"/>
-          <w:sz w:val="20"/>
-        </w:rPr>
-        <w:t>&lt;time datetime="..."&gt;</w:t>
-      </w:r>
-      <w:r>
-        <w:t xml:space="preserve"> (HTML5)</w:t>
-      </w:r>
-    </w:p>
-    <w:p>
-      <w:pPr>
-        <w:pStyle w:val="ListNumber"/>
-      </w:pPr>
-      <w:r/>
-      <w:r>
-        <w:t xml:space="preserve">URL path </w:t>
-      </w:r>
-      <w:r>
-        <w:rPr>
-          <w:rFonts w:ascii="Consolas" w:hAnsi="Consolas"/>
-          <w:sz w:val="20"/>
-        </w:rPr>
-        <w:t>/YYYY/MM/DD/</w:t>
-      </w:r>
-      <w:r>
-        <w:t xml:space="preserve"> pattern</w:t>
-      </w:r>
-    </w:p>
-    <w:p>
-      <w:pPr>
-        <w:pStyle w:val="ListNumber"/>
-      </w:pPr>
-      <w:r/>
-      <w:r>
-        <w:t xml:space="preserve">HTTP </w:t>
-      </w:r>
-      <w:r>
-        <w:rPr>
-          <w:rFonts w:ascii="Consolas" w:hAnsi="Consolas"/>
-          <w:sz w:val="20"/>
-        </w:rPr>
-        <w:t>Last-Modified</w:t>
-      </w:r>
-      <w:r>
-        <w:t xml:space="preserve"> header</w:t>
-      </w:r>
-    </w:p>
-    <w:p>
-      <w:r>
-        <w:t>If none of those resolve, scraper falls back to body-text regex (</w:t>
-      </w:r>
-      <w:r>
-        <w:rPr>
-          <w:rFonts w:ascii="Consolas" w:hAnsi="Consolas"/>
-          <w:sz w:val="20"/>
-        </w:rPr>
-        <w:t>Month DD, YYYY</w:t>
-      </w:r>
-      <w:r>
-        <w:t xml:space="preserve"> pattern), then a date-parse of the listing-page date string if present. Final fallback is </w:t>
-      </w:r>
-      <w:r>
-        <w:rPr>
-          <w:rFonts w:ascii="Consolas" w:hAnsi="Consolas"/>
-          <w:sz w:val="20"/>
-        </w:rPr>
-        <w:t>parse_date(strict=False)</w:t>
-      </w:r>
-      <w:r>
-        <w:t xml:space="preserve"> which logs a WARNING and stores today's date (intentionally loud so format gaps get noticed).</w:t>
-      </w:r>
-    </w:p>
-    <w:p>
-      <w:r>
-        <w:t xml:space="preserve">Items with </w:t>
-      </w:r>
-      <w:r>
-        <w:rPr>
-          <w:rFonts w:ascii="Consolas" w:hAnsi="Consolas"/>
-          <w:sz w:val="20"/>
-        </w:rPr>
-        <w:t>YYYY-MM</w:t>
-      </w:r>
-      <w:r>
-        <w:t xml:space="preserve"> format (month-only) display as "Jun, 2025" in the UI. Used for source documents (e.g., CMS PDFs) that state only month+year with no explicit publication day.</w:t>
-      </w:r>
-    </w:p>
-    <w:p>
-      <w:r>
-        <w:t>__________________________________________________</w:t>
-      </w:r>
-    </w:p>
-    <w:p>
-      <w:pPr>
-        <w:pStyle w:val="Heading1"/>
-      </w:pPr>
-      <w:r>
-        <w:t>Tag extraction (all scrapers)</w:t>
-      </w:r>
-    </w:p>
-    <w:p>
-      <w:r>
-        <w:rPr>
-          <w:rFonts w:ascii="Consolas" w:hAnsi="Consolas"/>
-          <w:sz w:val="20"/>
-        </w:rPr>
-        <w:t>update.py</w:t>
-      </w:r>
-      <w:r>
-        <w:t xml:space="preserve"> calls </w:t>
-      </w:r>
-      <w:r>
-        <w:rPr>
-          <w:rFonts w:ascii="Consolas" w:hAnsi="Consolas"/>
-          <w:sz w:val="20"/>
-        </w:rPr>
-        <w:t>generate_tags(title, full_text)</w:t>
-      </w:r>
-      <w:r>
-        <w:t xml:space="preserve"> during ingest. This:</w:t>
-      </w:r>
-    </w:p>
-    <w:p>
-      <w:pPr>
-        <w:pStyle w:val="ListNumber"/>
-      </w:pPr>
-      <w:r/>
-      <w:r>
-        <w:t xml:space="preserve">Uses </w:t>
-      </w:r>
-      <w:r>
-        <w:rPr>
-          <w:rFonts w:ascii="Consolas" w:hAnsi="Consolas"/>
-          <w:sz w:val="20"/>
-        </w:rPr>
-        <w:t>tag_extractor.extract_tags_with_evidence</w:t>
-      </w:r>
-      <w:r>
-        <w:t xml:space="preserve"> (AI anchored extractor with evidence citations) when </w:t>
-      </w:r>
-      <w:r>
-        <w:rPr>
-          <w:rFonts w:ascii="Consolas" w:hAnsi="Consolas"/>
-          <w:sz w:val="20"/>
-        </w:rPr>
-        <w:t>ANTHROPIC_API_KEY</w:t>
-      </w:r>
-      <w:r>
-        <w:t xml:space="preserve"> is set.</w:t>
-      </w:r>
-    </w:p>
-    <w:p>
-      <w:pPr>
-        <w:pStyle w:val="ListNumber"/>
-      </w:pPr>
-      <w:r/>
-      <w:r>
-        <w:t xml:space="preserve">Falls back to </w:t>
-      </w:r>
-      <w:r>
-        <w:rPr>
-          <w:rFonts w:ascii="Consolas" w:hAnsi="Consolas"/>
-          <w:sz w:val="20"/>
-        </w:rPr>
-        <w:t>tag_allowlist.auto_tags</w:t>
-      </w:r>
-      <w:r>
-        <w:t xml:space="preserve"> (regex matcher) otherwise.</w:t>
-      </w:r>
-    </w:p>
-    <w:p>
-      <w:r>
-        <w:rPr>
-          <w:b/>
-        </w:rPr>
-        <w:t>Strict extraction rule (active policy):</w:t>
-      </w:r>
-      <w:r>
-        <w:t xml:space="preserve"> Tags are never inferred from external knowledge — only literal keyword matches + recognized synonyms. Body-text mentions of program names (Medicare, Medicaid) require 2+ occurrences to count, to suppress boilerplate agency-name false positives. Area-tag mentions require 1+ occurrence but from the title or early body.</w:t>
-      </w:r>
-    </w:p>
-    <w:p>
-      <w:r>
-        <w:t>__________________________________________________</w:t>
-      </w:r>
-    </w:p>
-    <w:p>
-      <w:pPr>
-        <w:pStyle w:val="Heading1"/>
-      </w:pPr>
-      <w:r>
-        <w:t>State extraction</w:t>
-      </w:r>
-    </w:p>
-    <w:p>
-      <w:r>
-        <w:rPr>
-          <w:rFonts w:ascii="Consolas" w:hAnsi="Consolas"/>
-          <w:sz w:val="20"/>
-        </w:rPr>
-        <w:t>get_state(text)</w:t>
-      </w:r>
-      <w:r>
-        <w:t xml:space="preserve"> — iterates </w:t>
-      </w:r>
-      <w:r>
-        <w:rPr>
-          <w:rFonts w:ascii="Consolas" w:hAnsi="Consolas"/>
-          <w:sz w:val="20"/>
-        </w:rPr>
-        <w:t>STATE_MAP</w:t>
-      </w:r>
-      <w:r>
-        <w:t xml:space="preserve"> longest-first to prevent the "West Virginia matches Virginia first" bug. State extraction prefers title over body (body often mentions unrelated states from defendant's prior convictions, comparison data, etc.). Multi-state support: the </w:t>
-      </w:r>
-      <w:r>
-        <w:rPr>
-          <w:rFonts w:ascii="Consolas" w:hAnsi="Consolas"/>
-          <w:sz w:val="20"/>
-        </w:rPr>
-        <w:t>state</w:t>
-      </w:r>
-      <w:r>
-        <w:t xml:space="preserve"> field is a comma-separated string when multiple states apply (e.g., "CA, FL").</w:t>
-      </w:r>
-    </w:p>
-    <w:p>
-      <w:r>
-        <w:t xml:space="preserve">Currently single-state extraction only via keyword match. Planned: USAO district → state fallback (e.g., </w:t>
-      </w:r>
-      <w:r>
-        <w:rPr>
-          <w:rFonts w:ascii="Consolas" w:hAnsi="Consolas"/>
-          <w:sz w:val="20"/>
-        </w:rPr>
-        <w:t>/usao-ri/</w:t>
-      </w:r>
-      <w:r>
-        <w:t xml:space="preserve"> → RI even if title doesn't name it), and city → state fallback for items that name a city only.</w:t>
-      </w:r>
-    </w:p>
-    <w:p>
-      <w:r>
-        <w:t>__________________________________________________</w:t>
-      </w:r>
-    </w:p>
-    <w:p>
-      <w:pPr>
-        <w:pStyle w:val="Heading1"/>
-      </w:pPr>
-      <w:r>
-        <w:t>Validation checks at ingest (update.py)</w:t>
-      </w:r>
-    </w:p>
-    <w:p>
-      <w:pPr>
-        <w:pStyle w:val="ListBullet"/>
-      </w:pPr>
-      <w:r/>
-      <w:r>
-        <w:rPr>
-          <w:b/>
-        </w:rPr>
-        <w:t>Agency/domain consistency warning:</w:t>
-      </w:r>
-      <w:r>
-        <w:t xml:space="preserve"> WARNING logged if an official item's link domain doesn't match the assigned agency (e.g., </w:t>
-      </w:r>
-      <w:r>
-        <w:rPr>
-          <w:rFonts w:ascii="Consolas" w:hAnsi="Consolas"/>
-          <w:sz w:val="20"/>
-        </w:rPr>
-        <w:t>agency=CMS</w:t>
-      </w:r>
-      <w:r>
-        <w:t xml:space="preserve"> with </w:t>
-      </w:r>
-      <w:r>
-        <w:rPr>
-          <w:rFonts w:ascii="Consolas" w:hAnsi="Consolas"/>
-          <w:sz w:val="20"/>
-        </w:rPr>
-        <w:t>link=whitehouse.gov</w:t>
-      </w:r>
-      <w:r>
-        <w:t>). Catches classification mistakes at ingest.</w:t>
-      </w:r>
-    </w:p>
-    <w:p>
-      <w:pPr>
-        <w:pStyle w:val="ListBullet"/>
-      </w:pPr>
-      <w:r/>
-      <w:r>
-        <w:rPr>
-          <w:b/>
-        </w:rPr>
-        <w:t>parse_date fail-loud:</w:t>
-      </w:r>
-      <w:r>
-        <w:t xml:space="preserve"> unparseable dates log WARNING and default to today (visible, not silent).</w:t>
-      </w:r>
-    </w:p>
-    <w:p>
-      <w:r>
-        <w:t>__________________________________________________</w:t>
-      </w:r>
-    </w:p>
-    <w:p>
-      <w:pPr>
-        <w:pStyle w:val="Heading1"/>
-      </w:pPr>
-      <w:r>
-        <w:t>Review queues (gatekeeping between scraper + dashboard)</w:t>
-      </w:r>
-    </w:p>
-    <w:p>
-      <w:pPr>
-        <w:pStyle w:val="ListBullet"/>
-      </w:pPr>
-      <w:r/>
-      <w:r>
-        <w:rPr>
-          <w:rFonts w:ascii="Consolas" w:hAnsi="Consolas"/>
-          <w:sz w:val="20"/>
-        </w:rPr>
-        <w:t>data/needs_review.json</w:t>
-      </w:r>
-      <w:r>
-        <w:t xml:space="preserve"> — enforcement queue (items scraped but flagged for human/AI review)</w:t>
-      </w:r>
-    </w:p>
-    <w:p>
-      <w:pPr>
-        <w:pStyle w:val="ListBullet"/>
-      </w:pPr>
-      <w:r/>
-      <w:r>
-        <w:rPr>
-          <w:rFonts w:ascii="Consolas" w:hAnsi="Consolas"/>
-          <w:sz w:val="20"/>
-        </w:rPr>
-        <w:t>data/needs_review_oversight.json</w:t>
-      </w:r>
-      <w:r>
-        <w:t xml:space="preserve"> — oversight queue</w:t>
-      </w:r>
-    </w:p>
-    <w:p>
-      <w:pPr>
-        <w:pStyle w:val="ListBullet"/>
-      </w:pPr>
-      <w:r/>
-      <w:r>
-        <w:rPr>
-          <w:rFonts w:ascii="Consolas" w:hAnsi="Consolas"/>
-          <w:sz w:val="20"/>
-        </w:rPr>
-        <w:t>data/tmp_hearings_review_queue.json</w:t>
-      </w:r>
-      <w:r>
-        <w:t xml:space="preserve"> — Congress.gov hearings queue (~418 pending)</w:t>
+        <w:t xml:space="preserve"> — Congress.gov hearings with ambiguous signal</w:t>
       </w:r>
     </w:p>
     <w:p>
@@ -3314,7 +2490,7 @@
         <w:t>rejected_links</w:t>
       </w:r>
       <w:r>
-        <w:t xml:space="preserve"> lists — permanent rejections, scraper skips these forever</w:t>
+        <w:t xml:space="preserve"> lists in each review file — permanent rejections; the scraper skips these forever</w:t>
       </w:r>
     </w:p>
     <w:p>
@@ -3327,7 +2503,7 @@
         <w:pStyle w:val="Heading1"/>
       </w:pPr>
       <w:r>
-        <w:t>Current coverage (as of 2026-04-17)</w:t>
+        <w:t>Current coverage</w:t>
       </w:r>
     </w:p>
     <w:tbl>
@@ -3355,7 +2531,7 @@
               <w:rPr>
                 <w:b/>
               </w:rPr>
-              <w:t>Agency</w:t>
+              <w:t>Source</w:t>
             </w:r>
           </w:p>
         </w:tc>
@@ -3373,7 +2549,7 @@
               <w:rPr>
                 <w:b/>
               </w:rPr>
-              <w:t>Items in actions.json</w:t>
+              <w:t>Items</w:t>
             </w:r>
           </w:p>
         </w:tc>
@@ -3397,7 +2573,7 @@
           <w:p>
             <w:r/>
             <w:r>
-              <w:t>522</w:t>
+              <w:t>523</w:t>
             </w:r>
           </w:p>
         </w:tc>
@@ -3589,7 +2765,61 @@
           <w:p>
             <w:r/>
             <w:r>
-              <w:t>1</w:t>
+              <w:t>2</w:t>
+            </w:r>
+          </w:p>
+        </w:tc>
+      </w:tr>
+      <w:tr>
+        <w:tc>
+          <w:tcPr>
+            <w:tcW w:type="dxa" w:w="4824"/>
+          </w:tcPr>
+          <w:p>
+            <w:r/>
+            <w:r>
+              <w:t>Media (manual)</w:t>
+            </w:r>
+          </w:p>
+        </w:tc>
+        <w:tc>
+          <w:tcPr>
+            <w:tcW w:type="dxa" w:w="4824"/>
+          </w:tcPr>
+          <w:p>
+            <w:r/>
+            <w:r>
+              <w:t>21</w:t>
+            </w:r>
+          </w:p>
+        </w:tc>
+      </w:tr>
+      <w:tr>
+        <w:tc>
+          <w:tcPr>
+            <w:tcW w:type="dxa" w:w="4824"/>
+          </w:tcPr>
+          <w:p>
+            <w:r/>
+            <w:r>
+              <w:rPr>
+                <w:b/>
+              </w:rPr>
+              <w:t>Total</w:t>
+            </w:r>
+          </w:p>
+        </w:tc>
+        <w:tc>
+          <w:tcPr>
+            <w:tcW w:type="dxa" w:w="4824"/>
+          </w:tcPr>
+          <w:p>
+            <w:r/>
+            <w:r>
+              <w:rPr>
+                <w:b/>
+              </w:rPr>
+              <w:t>671</w:t>
             </w:r>
           </w:p>
         </w:tc>
@@ -3598,20 +2828,15 @@
     <w:p/>
     <w:p>
       <w:r>
-        <w:t>Media tab: 20 manually curated stories.</w:t>
+        <w:t>__________________________________________________</w:t>
       </w:r>
     </w:p>
     <w:p>
-      <w:r>
-        <w:t>__________________________________________________</w:t>
-      </w:r>
-    </w:p>
-    <w:p>
       <w:pPr>
         <w:pStyle w:val="Heading1"/>
       </w:pPr>
       <w:r>
-        <w:t>Known gaps / known limitations</w:t>
+        <w:t>Known gaps + limitations</w:t>
       </w:r>
     </w:p>
     <w:p>
@@ -3626,7 +2851,37 @@
         <w:t>HHS press room</w:t>
       </w:r>
       <w:r>
-        <w:t xml:space="preserve"> is Akamai-blocked — currently disabled scaffolding</w:t>
+        <w:t xml:space="preserve"> (</w:t>
+      </w:r>
+      <w:r>
+        <w:rPr>
+          <w:rFonts w:ascii="Consolas" w:hAnsi="Consolas"/>
+          <w:sz w:val="20"/>
+        </w:rPr>
+        <w:t>scrape_hhs_press</w:t>
+      </w:r>
+      <w:r>
+        <w:t xml:space="preserve">) is disabled — hhs.gov is behind Akamai Bot Manager which 403s both </w:t>
+      </w:r>
+      <w:r>
+        <w:rPr>
+          <w:rFonts w:ascii="Consolas" w:hAnsi="Consolas"/>
+          <w:sz w:val="20"/>
+        </w:rPr>
+        <w:t>requests</w:t>
+      </w:r>
+      <w:r>
+        <w:t xml:space="preserve"> and default Playwright. Would need </w:t>
+      </w:r>
+      <w:r>
+        <w:rPr>
+          <w:rFonts w:ascii="Consolas" w:hAnsi="Consolas"/>
+          <w:sz w:val="20"/>
+        </w:rPr>
+        <w:t>playwright-stealth</w:t>
+      </w:r>
+      <w:r>
+        <w:t xml:space="preserve"> tooling to bypass. HHS-proper items are currently curated manually (~1–2/month).</w:t>
       </w:r>
     </w:p>
     <w:p>
@@ -3641,7 +2896,27 @@
         <w:t>FDA</w:t>
       </w:r>
       <w:r>
-        <w:t xml:space="preserve"> RSS disabled — low incremental value (DOJ captures the prosecutions)</w:t>
+        <w:t xml:space="preserve"> RSS feed is disabled — FDA fraud cases mostly surface through DOJ prosecutions which appear via </w:t>
+      </w:r>
+      <w:r>
+        <w:rPr>
+          <w:rFonts w:ascii="Consolas" w:hAnsi="Consolas"/>
+          <w:sz w:val="20"/>
+        </w:rPr>
+        <w:t>DOJ-OPA</w:t>
+      </w:r>
+      <w:r>
+        <w:t>/</w:t>
+      </w:r>
+      <w:r>
+        <w:rPr>
+          <w:rFonts w:ascii="Consolas" w:hAnsi="Consolas"/>
+          <w:sz w:val="20"/>
+        </w:rPr>
+        <w:t>DOJ-USAO</w:t>
+      </w:r>
+      <w:r>
+        <w:t>.</w:t>
       </w:r>
     </w:p>
     <w:p>
@@ -3656,7 +2931,17 @@
         <w:t>Congress.gov hearings</w:t>
       </w:r>
       <w:r>
-        <w:t xml:space="preserve"> has 418 "review" items sitting in a queue that needs human triage</w:t>
+        <w:t xml:space="preserve"> review queue (</w:t>
+      </w:r>
+      <w:r>
+        <w:rPr>
+          <w:rFonts w:ascii="Consolas" w:hAnsi="Consolas"/>
+          <w:sz w:val="20"/>
+        </w:rPr>
+        <w:t>data/tmp_hearings_review_queue.json</w:t>
+      </w:r>
+      <w:r>
+        <w:t>) has ~400 items with ambiguous signal awaiting human triage. These are hearings on HC-relevant committees with vague titles.</w:t>
       </w:r>
     </w:p>
     <w:p>
@@ -3671,7 +2956,7 @@
         <w:t>DOGE actions</w:t>
       </w:r>
       <w:r>
-        <w:t xml:space="preserve"> are not systematically tracked (no standalone agency feed; only 2 items mention DOGE)</w:t>
+        <w:t xml:space="preserve"> are not systematically tracked. Only 2 items mention DOGE and both are tangential to healthcare-fraud reporting.</w:t>
       </w:r>
     </w:p>
     <w:p>
@@ -3683,10 +2968,20 @@
         <w:rPr>
           <w:b/>
         </w:rPr>
-        <w:t>State tag coverage:</w:t>
-      </w:r>
-      <w:r>
-        <w:t xml:space="preserve"> items that name only a city (e.g., "Sarasota Memorial Hospital") currently go untagged; AI state extraction or city-dictionary is on the roadmap</w:t>
+        <w:t>State tag coverage</w:t>
+      </w:r>
+      <w:r>
+        <w:t>: items that name only a city (e.g., "Sarasota Memorial Hospital") currently go untagged with a state. On the roadmap: city → state fallback dictionary + USAO district → state extraction from justice.gov URLs (</w:t>
+      </w:r>
+      <w:r>
+        <w:rPr>
+          <w:rFonts w:ascii="Consolas" w:hAnsi="Consolas"/>
+          <w:sz w:val="20"/>
+        </w:rPr>
+        <w:t>/usao-ri/</w:t>
+      </w:r>
+      <w:r>
+        <w:t xml:space="preserve"> → RI).</w:t>
       </w:r>
     </w:p>
     <w:p>
@@ -3701,7 +2996,392 @@
         <w:t>Bot-blocked sources</w:t>
       </w:r>
       <w:r>
-        <w:t xml:space="preserve"> (DOJ, GAO, WH-behind-Akamai situations) require Playwright and are slower</w:t>
+        <w:t xml:space="preserve"> — DOJ, GAO, and some committee sites return 200-with-empty-body to plain </w:t>
+      </w:r>
+      <w:r>
+        <w:rPr>
+          <w:rFonts w:ascii="Consolas" w:hAnsi="Consolas"/>
+          <w:sz w:val="20"/>
+        </w:rPr>
+        <w:t>requests</w:t>
+      </w:r>
+      <w:r>
+        <w:t>. All require Playwright fallback, which makes those scrapers slower but more reliable.</w:t>
+      </w:r>
+    </w:p>
+    <w:p>
+      <w:r>
+        <w:t>__________________________________________________</w:t>
+      </w:r>
+    </w:p>
+    <w:p>
+      <w:pPr>
+        <w:pStyle w:val="Heading1"/>
+      </w:pPr>
+      <w:r>
+        <w:t>Scraper naming convention</w:t>
+      </w:r>
+    </w:p>
+    <w:p>
+      <w:r>
+        <w:t xml:space="preserve">Scrapers that fetch via Python </w:t>
+      </w:r>
+      <w:r>
+        <w:rPr>
+          <w:rFonts w:ascii="Consolas" w:hAnsi="Consolas"/>
+          <w:sz w:val="20"/>
+        </w:rPr>
+        <w:t>requests</w:t>
+      </w:r>
+      <w:r>
+        <w:t>:</w:t>
+      </w:r>
+    </w:p>
+    <w:p>
+      <w:pPr>
+        <w:pStyle w:val="ListBullet"/>
+      </w:pPr>
+      <w:r/>
+      <w:r>
+        <w:rPr>
+          <w:rFonts w:ascii="Consolas" w:hAnsi="Consolas"/>
+          <w:sz w:val="20"/>
+        </w:rPr>
+        <w:t>scrape_oig</w:t>
+      </w:r>
+      <w:r>
+        <w:t xml:space="preserve">, </w:t>
+      </w:r>
+      <w:r>
+        <w:rPr>
+          <w:rFonts w:ascii="Consolas" w:hAnsi="Consolas"/>
+          <w:sz w:val="20"/>
+        </w:rPr>
+        <w:t>scrape_oig_reports</w:t>
+      </w:r>
+      <w:r>
+        <w:t xml:space="preserve">, </w:t>
+      </w:r>
+      <w:r>
+        <w:rPr>
+          <w:rFonts w:ascii="Consolas" w:hAnsi="Consolas"/>
+          <w:sz w:val="20"/>
+        </w:rPr>
+        <w:t>scrape_oig_press</w:t>
+      </w:r>
+      <w:r>
+        <w:t xml:space="preserve"> (HHS-OIG)</w:t>
+      </w:r>
+    </w:p>
+    <w:p>
+      <w:pPr>
+        <w:pStyle w:val="ListBullet"/>
+      </w:pPr>
+      <w:r/>
+      <w:r>
+        <w:rPr>
+          <w:rFonts w:ascii="Consolas" w:hAnsi="Consolas"/>
+          <w:sz w:val="20"/>
+        </w:rPr>
+        <w:t>scrape_fincen</w:t>
+      </w:r>
+      <w:r>
+        <w:t xml:space="preserve">, </w:t>
+      </w:r>
+      <w:r>
+        <w:rPr>
+          <w:rFonts w:ascii="Consolas" w:hAnsi="Consolas"/>
+          <w:sz w:val="20"/>
+        </w:rPr>
+        <w:t>scrape_whitehouse</w:t>
+      </w:r>
+      <w:r>
+        <w:t xml:space="preserve"> (Treasury, WH)</w:t>
+      </w:r>
+    </w:p>
+    <w:p>
+      <w:pPr>
+        <w:pStyle w:val="ListBullet"/>
+      </w:pPr>
+      <w:r/>
+      <w:r>
+        <w:rPr>
+          <w:rFonts w:ascii="Consolas" w:hAnsi="Consolas"/>
+          <w:sz w:val="20"/>
+        </w:rPr>
+        <w:t>scrape_senate_judiciary</w:t>
+      </w:r>
+      <w:r>
+        <w:t xml:space="preserve"> (Senate)</w:t>
+      </w:r>
+    </w:p>
+    <w:p>
+      <w:r>
+        <w:t>Scrapers that require Playwright (JS-rendered or bot-blocked):</w:t>
+      </w:r>
+    </w:p>
+    <w:p>
+      <w:pPr>
+        <w:pStyle w:val="ListBullet"/>
+      </w:pPr>
+      <w:r/>
+      <w:r>
+        <w:rPr>
+          <w:rFonts w:ascii="Consolas" w:hAnsi="Consolas"/>
+          <w:sz w:val="20"/>
+        </w:rPr>
+        <w:t>scrape_doj_opa</w:t>
+      </w:r>
+      <w:r>
+        <w:t xml:space="preserve">, </w:t>
+      </w:r>
+      <w:r>
+        <w:rPr>
+          <w:rFonts w:ascii="Consolas" w:hAnsi="Consolas"/>
+          <w:sz w:val="20"/>
+        </w:rPr>
+        <w:t>scrape_doj_usao</w:t>
+      </w:r>
+      <w:r>
+        <w:t xml:space="preserve"> (DOJ)</w:t>
+      </w:r>
+    </w:p>
+    <w:p>
+      <w:pPr>
+        <w:pStyle w:val="ListBullet"/>
+      </w:pPr>
+      <w:r/>
+      <w:r>
+        <w:rPr>
+          <w:rFonts w:ascii="Consolas" w:hAnsi="Consolas"/>
+          <w:sz w:val="20"/>
+        </w:rPr>
+        <w:t>scrape_cms</w:t>
+      </w:r>
+      <w:r>
+        <w:t xml:space="preserve">, </w:t>
+      </w:r>
+      <w:r>
+        <w:rPr>
+          <w:rFonts w:ascii="Consolas" w:hAnsi="Consolas"/>
+          <w:sz w:val="20"/>
+        </w:rPr>
+        <w:t>scrape_cms_fraud_page</w:t>
+      </w:r>
+      <w:r>
+        <w:t xml:space="preserve"> (CMS)</w:t>
+      </w:r>
+    </w:p>
+    <w:p>
+      <w:pPr>
+        <w:pStyle w:val="ListBullet"/>
+      </w:pPr>
+      <w:r/>
+      <w:r>
+        <w:rPr>
+          <w:rFonts w:ascii="Consolas" w:hAnsi="Consolas"/>
+          <w:sz w:val="20"/>
+        </w:rPr>
+        <w:t>scrape_h_oversight</w:t>
+      </w:r>
+      <w:r>
+        <w:t xml:space="preserve">, </w:t>
+      </w:r>
+      <w:r>
+        <w:rPr>
+          <w:rFonts w:ascii="Consolas" w:hAnsi="Consolas"/>
+          <w:sz w:val="20"/>
+        </w:rPr>
+        <w:t>scrape_energy_commerce</w:t>
+      </w:r>
+      <w:r>
+        <w:t xml:space="preserve">, </w:t>
+      </w:r>
+      <w:r>
+        <w:rPr>
+          <w:rFonts w:ascii="Consolas" w:hAnsi="Consolas"/>
+          <w:sz w:val="20"/>
+        </w:rPr>
+        <w:t>scrape_help_committee</w:t>
+      </w:r>
+      <w:r>
+        <w:t xml:space="preserve">, </w:t>
+      </w:r>
+      <w:r>
+        <w:rPr>
+          <w:rFonts w:ascii="Consolas" w:hAnsi="Consolas"/>
+          <w:sz w:val="20"/>
+        </w:rPr>
+        <w:t>scrape_ways_means</w:t>
+      </w:r>
+      <w:r>
+        <w:t xml:space="preserve">, </w:t>
+      </w:r>
+      <w:r>
+        <w:rPr>
+          <w:rFonts w:ascii="Consolas" w:hAnsi="Consolas"/>
+          <w:sz w:val="20"/>
+        </w:rPr>
+        <w:t>scrape_house_judiciary</w:t>
+      </w:r>
+      <w:r>
+        <w:t xml:space="preserve"> (committees)</w:t>
+      </w:r>
+    </w:p>
+    <w:p>
+      <w:pPr>
+        <w:pStyle w:val="ListBullet"/>
+      </w:pPr>
+      <w:r/>
+      <w:r>
+        <w:rPr>
+          <w:rFonts w:ascii="Consolas" w:hAnsi="Consolas"/>
+          <w:sz w:val="20"/>
+        </w:rPr>
+        <w:t>scrape_hhs_press</w:t>
+      </w:r>
+      <w:r>
+        <w:t xml:space="preserve"> (disabled)</w:t>
+      </w:r>
+    </w:p>
+    <w:p>
+      <w:r>
+        <w:t>Standalone pipelines:</w:t>
+      </w:r>
+    </w:p>
+    <w:p>
+      <w:pPr>
+        <w:pStyle w:val="ListBullet"/>
+      </w:pPr>
+      <w:r/>
+      <w:r>
+        <w:rPr>
+          <w:rFonts w:ascii="Consolas" w:hAnsi="Consolas"/>
+          <w:sz w:val="20"/>
+        </w:rPr>
+        <w:t>scrape_congress_hearings.py</w:t>
+      </w:r>
+      <w:r>
+        <w:t xml:space="preserve"> — Congress.gov API (requires </w:t>
+      </w:r>
+      <w:r>
+        <w:rPr>
+          <w:rFonts w:ascii="Consolas" w:hAnsi="Consolas"/>
+          <w:sz w:val="20"/>
+        </w:rPr>
+        <w:t>CONGRESS_GOV_API_KEY</w:t>
+      </w:r>
+      <w:r>
+        <w:t>)</w:t>
+      </w:r>
+    </w:p>
+    <w:p>
+      <w:pPr>
+        <w:pStyle w:val="ListBullet"/>
+      </w:pPr>
+      <w:r/>
+      <w:r>
+        <w:rPr>
+          <w:rFonts w:ascii="Consolas" w:hAnsi="Consolas"/>
+          <w:sz w:val="20"/>
+        </w:rPr>
+        <w:t>retag_existing.py</w:t>
+      </w:r>
+      <w:r>
+        <w:t xml:space="preserve"> — re-tag existing items via AI extractor</w:t>
+      </w:r>
+    </w:p>
+    <w:p>
+      <w:pPr>
+        <w:pStyle w:val="ListBullet"/>
+      </w:pPr>
+      <w:r/>
+      <w:r>
+        <w:rPr>
+          <w:rFonts w:ascii="Consolas" w:hAnsi="Consolas"/>
+          <w:sz w:val="20"/>
+        </w:rPr>
+        <w:t>retag_strict.py</w:t>
+      </w:r>
+      <w:r>
+        <w:t xml:space="preserve"> — re-tag with strict extraction rules (title + 2-occurrence body)</w:t>
+      </w:r>
+    </w:p>
+    <w:p>
+      <w:pPr>
+        <w:pStyle w:val="ListBullet"/>
+      </w:pPr>
+      <w:r/>
+      <w:r>
+        <w:rPr>
+          <w:rFonts w:ascii="Consolas" w:hAnsi="Consolas"/>
+          <w:sz w:val="20"/>
+        </w:rPr>
+        <w:t>check_news_sources.py</w:t>
+      </w:r>
+      <w:r>
+        <w:t xml:space="preserve"> — weekly news-sourced upgrade scanner</w:t>
+      </w:r>
+    </w:p>
+    <w:p>
+      <w:r>
+        <w:t>__________________________________________________</w:t>
+      </w:r>
+    </w:p>
+    <w:p>
+      <w:pPr>
+        <w:pStyle w:val="Heading1"/>
+      </w:pPr>
+      <w:r>
+        <w:t>Tag allowlist</w:t>
+      </w:r>
+    </w:p>
+    <w:p>
+      <w:r>
+        <w:t>Program tags (6): Medicare, Medicaid, Medicare Advantage, Medicaid Managed Care, TRICARE, ACA</w:t>
+      </w:r>
+    </w:p>
+    <w:p>
+      <w:r>
+        <w:t>Area tags (23): DME, Hospice, Pharmacy, Genetic Testing, Lab Testing, Telehealth, Home Health, Nursing Home, Medical Devices, Autism/ABA, Wound Care, Adult Day Care, Mental Health, Prenatal Care, Skin Substitutes, Personal Care, Physical Therapy, Assisted Living, Ambulance, Hospital, Addiction Treatment, Opioids, Off-Label</w:t>
+      </w:r>
+    </w:p>
+    <w:p>
+      <w:r>
+        <w:t>Co-apply rules:</w:t>
+      </w:r>
+    </w:p>
+    <w:p>
+      <w:pPr>
+        <w:pStyle w:val="ListBullet"/>
+      </w:pPr>
+      <w:r/>
+      <w:r>
+        <w:t>Medicare Advantage → also Medicare</w:t>
+      </w:r>
+    </w:p>
+    <w:p>
+      <w:pPr>
+        <w:pStyle w:val="ListBullet"/>
+      </w:pPr>
+      <w:r/>
+      <w:r>
+        <w:t>Medicaid Managed Care → also Medicaid</w:t>
+      </w:r>
+    </w:p>
+    <w:p>
+      <w:r>
+        <w:t xml:space="preserve">Source of truth: </w:t>
+      </w:r>
+      <w:r>
+        <w:rPr>
+          <w:rFonts w:ascii="Consolas" w:hAnsi="Consolas"/>
+          <w:sz w:val="20"/>
+        </w:rPr>
+        <w:t>tag_allowlist.py</w:t>
+      </w:r>
+      <w:r>
+        <w:t>.</w:t>
       </w:r>
     </w:p>
     <w:sectPr>

--- a/SCRAPING_REPORT.docx
+++ b/SCRAPING_REPORT.docx
@@ -12,7 +12,7 @@
     </w:p>
     <w:p>
       <w:r>
-        <w:t xml:space="preserve">*Auto-generated 2026-04-19 11:56 UTC from </w:t>
+        <w:t xml:space="preserve">*Auto-generated 2026-04-20 12:44 UTC from </w:t>
       </w:r>
       <w:r>
         <w:rPr>
@@ -2597,7 +2597,7 @@
           <w:p>
             <w:r/>
             <w:r>
-              <w:t>52</w:t>
+              <w:t>53</w:t>
             </w:r>
           </w:p>
         </w:tc>
@@ -2789,7 +2789,7 @@
           <w:p>
             <w:r/>
             <w:r>
-              <w:t>21</w:t>
+              <w:t>22</w:t>
             </w:r>
           </w:p>
         </w:tc>
@@ -2819,7 +2819,7 @@
               <w:rPr>
                 <w:b/>
               </w:rPr>
-              <w:t>671</w:t>
+              <w:t>673</w:t>
             </w:r>
           </w:p>
         </w:tc>

--- a/SCRAPING_REPORT.docx
+++ b/SCRAPING_REPORT.docx
@@ -12,7 +12,7 @@
     </w:p>
     <w:p>
       <w:r>
-        <w:t xml:space="preserve">*Auto-generated 2026-04-20 09:27 UTC from </w:t>
+        <w:t xml:space="preserve">*Auto-generated 2026-04-21 12:12 UTC from </w:t>
       </w:r>
       <w:r>
         <w:rPr>
@@ -3251,7 +3251,7 @@
           <w:p>
             <w:r/>
             <w:r>
-              <w:t>524</w:t>
+              <w:t>532</w:t>
             </w:r>
           </w:p>
         </w:tc>
@@ -3275,7 +3275,7 @@
           <w:p>
             <w:r/>
             <w:r>
-              <w:t>53</w:t>
+              <w:t>55</w:t>
             </w:r>
           </w:p>
         </w:tc>
@@ -3323,7 +3323,7 @@
           <w:p>
             <w:r/>
             <w:r>
-              <w:t>26</w:t>
+              <w:t>27</w:t>
             </w:r>
           </w:p>
         </w:tc>
@@ -3467,7 +3467,7 @@
           <w:p>
             <w:r/>
             <w:r>
-              <w:t>22</w:t>
+              <w:t>21</w:t>
             </w:r>
           </w:p>
         </w:tc>
@@ -3497,7 +3497,7 @@
               <w:rPr>
                 <w:b/>
               </w:rPr>
-              <w:t>674</w:t>
+              <w:t>684</w:t>
             </w:r>
           </w:p>
         </w:tc>

--- a/SCRAPING_REPORT.docx
+++ b/SCRAPING_REPORT.docx
@@ -12,7 +12,7 @@
     </w:p>
     <w:p>
       <w:r>
-        <w:t xml:space="preserve">*Auto-generated 2026-04-24 12:12 UTC from </w:t>
+        <w:t xml:space="preserve">*Auto-generated 2026-04-25 11:59 UTC from </w:t>
       </w:r>
       <w:r>
         <w:rPr>
@@ -3260,7 +3260,7 @@
           <w:p>
             <w:r/>
             <w:r>
-              <w:t>531</w:t>
+              <w:t>530</w:t>
             </w:r>
           </w:p>
         </w:tc>
@@ -3332,7 +3332,7 @@
           <w:p>
             <w:r/>
             <w:r>
-              <w:t>27</w:t>
+              <w:t>28</w:t>
             </w:r>
           </w:p>
         </w:tc>
@@ -3476,7 +3476,7 @@
           <w:p>
             <w:r/>
             <w:r>
-              <w:t>23</w:t>
+              <w:t>22</w:t>
             </w:r>
           </w:p>
         </w:tc>
@@ -3506,7 +3506,7 @@
               <w:rPr>
                 <w:b/>
               </w:rPr>
-              <w:t>690</w:t>
+              <w:t>689</w:t>
             </w:r>
           </w:p>
         </w:tc>

--- a/SCRAPING_REPORT.docx
+++ b/SCRAPING_REPORT.docx
@@ -12,7 +12,7 @@
     </w:p>
     <w:p>
       <w:r>
-        <w:t xml:space="preserve">*Auto-generated 2026-04-25 11:59 UTC from </w:t>
+        <w:t xml:space="preserve">*Auto-generated 2026-04-26 12:01 UTC from </w:t>
       </w:r>
       <w:r>
         <w:rPr>

--- a/SCRAPING_REPORT.docx
+++ b/SCRAPING_REPORT.docx
@@ -12,7 +12,7 @@
     </w:p>
     <w:p>
       <w:r>
-        <w:t xml:space="preserve">*Auto-generated 2026-04-26 12:01 UTC from </w:t>
+        <w:t xml:space="preserve">*Auto-generated 2026-04-27 12:59 UTC from </w:t>
       </w:r>
       <w:r>
         <w:rPr>
@@ -3332,7 +3332,7 @@
           <w:p>
             <w:r/>
             <w:r>
-              <w:t>28</w:t>
+              <w:t>27</w:t>
             </w:r>
           </w:p>
         </w:tc>
@@ -3506,7 +3506,7 @@
               <w:rPr>
                 <w:b/>
               </w:rPr>
-              <w:t>689</w:t>
+              <w:t>688</w:t>
             </w:r>
           </w:p>
         </w:tc>

--- a/SCRAPING_REPORT.docx
+++ b/SCRAPING_REPORT.docx
@@ -12,7 +12,7 @@
     </w:p>
     <w:p>
       <w:r>
-        <w:t xml:space="preserve">*Auto-generated 2026-04-27 12:59 UTC from </w:t>
+        <w:t xml:space="preserve">*Auto-generated 2026-04-28 13:08 UTC from </w:t>
       </w:r>
       <w:r>
         <w:rPr>
@@ -3260,7 +3260,7 @@
           <w:p>
             <w:r/>
             <w:r>
-              <w:t>530</w:t>
+              <w:t>529</w:t>
             </w:r>
           </w:p>
         </w:tc>
@@ -3332,7 +3332,7 @@
           <w:p>
             <w:r/>
             <w:r>
-              <w:t>27</w:t>
+              <w:t>28</w:t>
             </w:r>
           </w:p>
         </w:tc>

--- a/SCRAPING_REPORT.docx
+++ b/SCRAPING_REPORT.docx
@@ -12,7 +12,7 @@
     </w:p>
     <w:p>
       <w:r>
-        <w:t xml:space="preserve">*Auto-generated 2026-04-29 13:05 UTC from </w:t>
+        <w:t xml:space="preserve">*Auto-generated 2026-04-30 13:02 UTC from </w:t>
       </w:r>
       <w:r>
         <w:rPr>
@@ -3260,7 +3260,7 @@
           <w:p>
             <w:r/>
             <w:r>
-              <w:t>530</w:t>
+              <w:t>533</w:t>
             </w:r>
           </w:p>
         </w:tc>
@@ -3284,7 +3284,7 @@
           <w:p>
             <w:r/>
             <w:r>
-              <w:t>58</w:t>
+              <w:t>59</w:t>
             </w:r>
           </w:p>
         </w:tc>
@@ -3308,7 +3308,7 @@
           <w:p>
             <w:r/>
             <w:r>
-              <w:t>31</w:t>
+              <w:t>32</w:t>
             </w:r>
           </w:p>
         </w:tc>
@@ -3332,7 +3332,7 @@
           <w:p>
             <w:r/>
             <w:r>
-              <w:t>28</w:t>
+              <w:t>27</w:t>
             </w:r>
           </w:p>
         </w:tc>
@@ -3506,7 +3506,7 @@
               <w:rPr>
                 <w:b/>
               </w:rPr>
-              <w:t>689</w:t>
+              <w:t>693</w:t>
             </w:r>
           </w:p>
         </w:tc>

--- a/SCRAPING_REPORT.docx
+++ b/SCRAPING_REPORT.docx
@@ -12,7 +12,7 @@
     </w:p>
     <w:p>
       <w:r>
-        <w:t xml:space="preserve">*Auto-generated 2026-04-30 13:02 UTC from </w:t>
+        <w:t xml:space="preserve">*Auto-generated 2026-05-01 12:11 UTC from </w:t>
       </w:r>
       <w:r>
         <w:rPr>
@@ -3260,7 +3260,7 @@
           <w:p>
             <w:r/>
             <w:r>
-              <w:t>533</w:t>
+              <w:t>536</w:t>
             </w:r>
           </w:p>
         </w:tc>
@@ -3506,7 +3506,7 @@
               <w:rPr>
                 <w:b/>
               </w:rPr>
-              <w:t>693</w:t>
+              <w:t>696</w:t>
             </w:r>
           </w:p>
         </w:tc>

--- a/SCRAPING_REPORT.docx
+++ b/SCRAPING_REPORT.docx
@@ -12,7 +12,7 @@
     </w:p>
     <w:p>
       <w:r>
-        <w:t xml:space="preserve">*Auto-generated 2026-05-06 13:11 UTC from </w:t>
+        <w:t xml:space="preserve">*Auto-generated 2026-05-07 13:13 UTC from </w:t>
       </w:r>
       <w:r>
         <w:rPr>
@@ -3260,7 +3260,7 @@
           <w:p>
             <w:r/>
             <w:r>
-              <w:t>543</w:t>
+              <w:t>545</w:t>
             </w:r>
           </w:p>
         </w:tc>
@@ -3308,7 +3308,7 @@
           <w:p>
             <w:r/>
             <w:r>
-              <w:t>32</w:t>
+              <w:t>33</w:t>
             </w:r>
           </w:p>
         </w:tc>
@@ -3506,7 +3506,7 @@
               <w:rPr>
                 <w:b/>
               </w:rPr>
-              <w:t>705</w:t>
+              <w:t>708</w:t>
             </w:r>
           </w:p>
         </w:tc>

--- a/SCRAPING_REPORT.docx
+++ b/SCRAPING_REPORT.docx
@@ -12,7 +12,7 @@
     </w:p>
     <w:p>
       <w:r>
-        <w:t xml:space="preserve">*Auto-generated 2026-05-07 13:13 UTC from </w:t>
+        <w:t xml:space="preserve">*Auto-generated 2026-05-08 12:51 UTC from </w:t>
       </w:r>
       <w:r>
         <w:rPr>
@@ -3260,7 +3260,7 @@
           <w:p>
             <w:r/>
             <w:r>
-              <w:t>545</w:t>
+              <w:t>546</w:t>
             </w:r>
           </w:p>
         </w:tc>
@@ -3506,7 +3506,7 @@
               <w:rPr>
                 <w:b/>
               </w:rPr>
-              <w:t>708</w:t>
+              <w:t>709</w:t>
             </w:r>
           </w:p>
         </w:tc>

--- a/SCRAPING_REPORT.docx
+++ b/SCRAPING_REPORT.docx
@@ -12,7 +12,7 @@
     </w:p>
     <w:p>
       <w:r>
-        <w:t xml:space="preserve">*Auto-generated 2026-05-08 12:51 UTC from </w:t>
+        <w:t xml:space="preserve">*Auto-generated 2026-05-09 12:07 UTC from </w:t>
       </w:r>
       <w:r>
         <w:rPr>
@@ -3260,7 +3260,7 @@
           <w:p>
             <w:r/>
             <w:r>
-              <w:t>546</w:t>
+              <w:t>549</w:t>
             </w:r>
           </w:p>
         </w:tc>
@@ -3284,7 +3284,7 @@
           <w:p>
             <w:r/>
             <w:r>
-              <w:t>59</w:t>
+              <w:t>60</w:t>
             </w:r>
           </w:p>
         </w:tc>
@@ -3506,7 +3506,7 @@
               <w:rPr>
                 <w:b/>
               </w:rPr>
-              <w:t>709</w:t>
+              <w:t>713</w:t>
             </w:r>
           </w:p>
         </w:tc>

--- a/SCRAPING_REPORT.docx
+++ b/SCRAPING_REPORT.docx
@@ -12,7 +12,7 @@
     </w:p>
     <w:p>
       <w:r>
-        <w:t xml:space="preserve">*Auto-generated 2026-05-09 12:07 UTC from </w:t>
+        <w:t xml:space="preserve">*Auto-generated 2026-05-10 12:07 UTC from </w:t>
       </w:r>
       <w:r>
         <w:rPr>

--- a/SCRAPING_REPORT.docx
+++ b/SCRAPING_REPORT.docx
@@ -12,7 +12,7 @@
     </w:p>
     <w:p>
       <w:r>
-        <w:t xml:space="preserve">*Auto-generated 2026-05-10 12:07 UTC from </w:t>
+        <w:t xml:space="preserve">*Auto-generated 2026-05-11 14:02 UTC from </w:t>
       </w:r>
       <w:r>
         <w:rPr>
@@ -3476,7 +3476,7 @@
           <w:p>
             <w:r/>
             <w:r>
-              <w:t>24</w:t>
+              <w:t>25</w:t>
             </w:r>
           </w:p>
         </w:tc>
@@ -3506,7 +3506,7 @@
               <w:rPr>
                 <w:b/>
               </w:rPr>
-              <w:t>713</w:t>
+              <w:t>714</w:t>
             </w:r>
           </w:p>
         </w:tc>

--- a/SCRAPING_REPORT.docx
+++ b/SCRAPING_REPORT.docx
@@ -12,7 +12,7 @@
     </w:p>
     <w:p>
       <w:r>
-        <w:t xml:space="preserve">*Auto-generated 2026-05-11 14:02 UTC from </w:t>
+        <w:t xml:space="preserve">*Auto-generated 2026-05-12 13:18 UTC from </w:t>
       </w:r>
       <w:r>
         <w:rPr>
@@ -3260,7 +3260,7 @@
           <w:p>
             <w:r/>
             <w:r>
-              <w:t>549</w:t>
+              <w:t>550</w:t>
             </w:r>
           </w:p>
         </w:tc>
@@ -3506,7 +3506,7 @@
               <w:rPr>
                 <w:b/>
               </w:rPr>
-              <w:t>714</w:t>
+              <w:t>715</w:t>
             </w:r>
           </w:p>
         </w:tc>

--- a/SCRAPING_REPORT.docx
+++ b/SCRAPING_REPORT.docx
@@ -12,7 +12,7 @@
     </w:p>
     <w:p>
       <w:r>
-        <w:t xml:space="preserve">*Auto-generated 2026-05-12 13:18 UTC from </w:t>
+        <w:t xml:space="preserve">*Auto-generated 2026-05-13 13:35 UTC from </w:t>
       </w:r>
       <w:r>
         <w:rPr>
@@ -3260,7 +3260,7 @@
           <w:p>
             <w:r/>
             <w:r>
-              <w:t>550</w:t>
+              <w:t>552</w:t>
             </w:r>
           </w:p>
         </w:tc>
@@ -3506,7 +3506,7 @@
               <w:rPr>
                 <w:b/>
               </w:rPr>
-              <w:t>715</w:t>
+              <w:t>717</w:t>
             </w:r>
           </w:p>
         </w:tc>

--- a/SCRAPING_REPORT.docx
+++ b/SCRAPING_REPORT.docx
@@ -12,7 +12,7 @@
     </w:p>
     <w:p>
       <w:r>
-        <w:t xml:space="preserve">*Auto-generated 2026-05-13 13:35 UTC from </w:t>
+        <w:t xml:space="preserve">*Auto-generated 2026-05-14 13:12 UTC from </w:t>
       </w:r>
       <w:r>
         <w:rPr>
@@ -3260,7 +3260,7 @@
           <w:p>
             <w:r/>
             <w:r>
-              <w:t>552</w:t>
+              <w:t>553</w:t>
             </w:r>
           </w:p>
         </w:tc>
@@ -3308,7 +3308,7 @@
           <w:p>
             <w:r/>
             <w:r>
-              <w:t>33</w:t>
+              <w:t>35</w:t>
             </w:r>
           </w:p>
         </w:tc>
@@ -3345,7 +3345,7 @@
           <w:p>
             <w:r/>
             <w:r>
-              <w:t>GAO</w:t>
+              <w:t>White House</w:t>
             </w:r>
           </w:p>
         </w:tc>
@@ -3369,7 +3369,7 @@
           <w:p>
             <w:r/>
             <w:r>
-              <w:t>White House</w:t>
+              <w:t>GAO</w:t>
             </w:r>
           </w:p>
         </w:tc>
@@ -3380,7 +3380,7 @@
           <w:p>
             <w:r/>
             <w:r>
-              <w:t>5</w:t>
+              <w:t>6</w:t>
             </w:r>
           </w:p>
         </w:tc>
@@ -3506,7 +3506,7 @@
               <w:rPr>
                 <w:b/>
               </w:rPr>
-              <w:t>717</w:t>
+              <w:t>721</w:t>
             </w:r>
           </w:p>
         </w:tc>

--- a/SCRAPING_REPORT.docx
+++ b/SCRAPING_REPORT.docx
@@ -12,7 +12,7 @@
     </w:p>
     <w:p>
       <w:r>
-        <w:t xml:space="preserve">*Auto-generated 2026-05-14 13:12 UTC from </w:t>
+        <w:t xml:space="preserve">*Auto-generated 2026-05-15 13:11 UTC from </w:t>
       </w:r>
       <w:r>
         <w:rPr>
@@ -3260,7 +3260,7 @@
           <w:p>
             <w:r/>
             <w:r>
-              <w:t>553</w:t>
+              <w:t>555</w:t>
             </w:r>
           </w:p>
         </w:tc>
@@ -3332,7 +3332,7 @@
           <w:p>
             <w:r/>
             <w:r>
-              <w:t>27</w:t>
+              <w:t>28</w:t>
             </w:r>
           </w:p>
         </w:tc>
@@ -3506,7 +3506,7 @@
               <w:rPr>
                 <w:b/>
               </w:rPr>
-              <w:t>721</w:t>
+              <w:t>724</w:t>
             </w:r>
           </w:p>
         </w:tc>

--- a/SCRAPING_REPORT.docx
+++ b/SCRAPING_REPORT.docx
@@ -12,7 +12,7 @@
     </w:p>
     <w:p>
       <w:r>
-        <w:t xml:space="preserve">*Auto-generated 2026-05-15 13:11 UTC from </w:t>
+        <w:t xml:space="preserve">*Auto-generated 2026-05-16 12:12 UTC from </w:t>
       </w:r>
       <w:r>
         <w:rPr>
@@ -3260,7 +3260,7 @@
           <w:p>
             <w:r/>
             <w:r>
-              <w:t>555</w:t>
+              <w:t>557</w:t>
             </w:r>
           </w:p>
         </w:tc>
@@ -3308,7 +3308,7 @@
           <w:p>
             <w:r/>
             <w:r>
-              <w:t>35</w:t>
+              <w:t>36</w:t>
             </w:r>
           </w:p>
         </w:tc>
@@ -3506,7 +3506,7 @@
               <w:rPr>
                 <w:b/>
               </w:rPr>
-              <w:t>724</w:t>
+              <w:t>727</w:t>
             </w:r>
           </w:p>
         </w:tc>

--- a/SCRAPING_REPORT.docx
+++ b/SCRAPING_REPORT.docx
@@ -12,7 +12,7 @@
     </w:p>
     <w:p>
       <w:r>
-        <w:t xml:space="preserve">*Auto-generated 2026-05-16 12:12 UTC from </w:t>
+        <w:t xml:space="preserve">*Auto-generated 2026-05-17 12:09 UTC from </w:t>
       </w:r>
       <w:r>
         <w:rPr>

--- a/SCRAPING_REPORT.docx
+++ b/SCRAPING_REPORT.docx
@@ -12,7 +12,7 @@
     </w:p>
     <w:p>
       <w:r>
-        <w:t xml:space="preserve">*Auto-generated 2026-05-17 12:09 UTC from </w:t>
+        <w:t xml:space="preserve">*Auto-generated 2026-05-18 14:40 UTC from </w:t>
       </w:r>
       <w:r>
         <w:rPr>
@@ -3260,7 +3260,7 @@
           <w:p>
             <w:r/>
             <w:r>
-              <w:t>557</w:t>
+              <w:t>556</w:t>
             </w:r>
           </w:p>
         </w:tc>
@@ -3506,7 +3506,7 @@
               <w:rPr>
                 <w:b/>
               </w:rPr>
-              <w:t>727</w:t>
+              <w:t>726</w:t>
             </w:r>
           </w:p>
         </w:tc>

--- a/SCRAPING_REPORT.docx
+++ b/SCRAPING_REPORT.docx
@@ -12,7 +12,7 @@
     </w:p>
     <w:p>
       <w:r>
-        <w:t xml:space="preserve">*Auto-generated 2026-05-18 14:40 UTC from </w:t>
+        <w:t xml:space="preserve">*Auto-generated 2026-05-19 14:08 UTC from </w:t>
       </w:r>
       <w:r>
         <w:rPr>
@@ -3260,7 +3260,7 @@
           <w:p>
             <w:r/>
             <w:r>
-              <w:t>556</w:t>
+              <w:t>558</w:t>
             </w:r>
           </w:p>
         </w:tc>
@@ -3506,7 +3506,7 @@
               <w:rPr>
                 <w:b/>
               </w:rPr>
-              <w:t>726</w:t>
+              <w:t>728</w:t>
             </w:r>
           </w:p>
         </w:tc>

--- a/SCRAPING_REPORT.docx
+++ b/SCRAPING_REPORT.docx
@@ -12,7 +12,7 @@
     </w:p>
     <w:p>
       <w:r>
-        <w:t xml:space="preserve">*Auto-generated 2026-05-19 14:08 UTC from </w:t>
+        <w:t xml:space="preserve">*Auto-generated 2026-05-20 14:02 UTC from </w:t>
       </w:r>
       <w:r>
         <w:rPr>
@@ -3260,7 +3260,7 @@
           <w:p>
             <w:r/>
             <w:r>
-              <w:t>558</w:t>
+              <w:t>560</w:t>
             </w:r>
           </w:p>
         </w:tc>
@@ -3284,7 +3284,7 @@
           <w:p>
             <w:r/>
             <w:r>
-              <w:t>60</w:t>
+              <w:t>61</w:t>
             </w:r>
           </w:p>
         </w:tc>
@@ -3452,7 +3452,7 @@
           <w:p>
             <w:r/>
             <w:r>
-              <w:t>2</w:t>
+              <w:t>3</w:t>
             </w:r>
           </w:p>
         </w:tc>
@@ -3506,7 +3506,7 @@
               <w:rPr>
                 <w:b/>
               </w:rPr>
-              <w:t>728</w:t>
+              <w:t>732</w:t>
             </w:r>
           </w:p>
         </w:tc>

--- a/SCRAPING_REPORT.docx
+++ b/SCRAPING_REPORT.docx
@@ -12,7 +12,7 @@
     </w:p>
     <w:p>
       <w:r>
-        <w:t xml:space="preserve">*Auto-generated 2026-05-20 14:02 UTC from </w:t>
+        <w:t xml:space="preserve">*Auto-generated 2026-05-21 14:19 UTC from </w:t>
       </w:r>
       <w:r>
         <w:rPr>
@@ -3260,7 +3260,7 @@
           <w:p>
             <w:r/>
             <w:r>
-              <w:t>560</w:t>
+              <w:t>562</w:t>
             </w:r>
           </w:p>
         </w:tc>
@@ -3284,7 +3284,7 @@
           <w:p>
             <w:r/>
             <w:r>
-              <w:t>61</w:t>
+              <w:t>60</w:t>
             </w:r>
           </w:p>
         </w:tc>
@@ -3506,7 +3506,7 @@
               <w:rPr>
                 <w:b/>
               </w:rPr>
-              <w:t>732</w:t>
+              <w:t>733</w:t>
             </w:r>
           </w:p>
         </w:tc>

--- a/SCRAPING_REPORT.docx
+++ b/SCRAPING_REPORT.docx
@@ -12,7 +12,7 @@
     </w:p>
     <w:p>
       <w:r>
-        <w:t xml:space="preserve">*Auto-generated 2026-05-21 14:19 UTC from </w:t>
+        <w:t xml:space="preserve">*Auto-generated 2026-05-22 13:41 UTC from </w:t>
       </w:r>
       <w:r>
         <w:rPr>
@@ -3260,7 +3260,7 @@
           <w:p>
             <w:r/>
             <w:r>
-              <w:t>562</w:t>
+              <w:t>564</w:t>
             </w:r>
           </w:p>
         </w:tc>
@@ -3308,7 +3308,7 @@
           <w:p>
             <w:r/>
             <w:r>
-              <w:t>36</w:t>
+              <w:t>38</w:t>
             </w:r>
           </w:p>
         </w:tc>
@@ -3506,7 +3506,7 @@
               <w:rPr>
                 <w:b/>
               </w:rPr>
-              <w:t>733</w:t>
+              <w:t>737</w:t>
             </w:r>
           </w:p>
         </w:tc>

--- a/SCRAPING_REPORT.docx
+++ b/SCRAPING_REPORT.docx
@@ -12,7 +12,7 @@
     </w:p>
     <w:p>
       <w:r>
-        <w:t xml:space="preserve">*Auto-generated 2026-05-22 13:41 UTC from </w:t>
+        <w:t xml:space="preserve">*Auto-generated 2026-05-23 12:11 UTC from </w:t>
       </w:r>
       <w:r>
         <w:rPr>

--- a/SCRAPING_REPORT.docx
+++ b/SCRAPING_REPORT.docx
@@ -12,7 +12,7 @@
     </w:p>
     <w:p>
       <w:r>
-        <w:t xml:space="preserve">*Auto-generated 2026-05-23 12:11 UTC from </w:t>
+        <w:t xml:space="preserve">*Auto-generated 2026-05-24 12:39 UTC from </w:t>
       </w:r>
       <w:r>
         <w:rPr>

--- a/SCRAPING_REPORT.docx
+++ b/SCRAPING_REPORT.docx
@@ -12,7 +12,7 @@
     </w:p>
     <w:p>
       <w:r>
-        <w:t xml:space="preserve">*Auto-generated 2026-05-24 12:39 UTC from </w:t>
+        <w:t xml:space="preserve">*Auto-generated 2026-05-25 14:20 UTC from </w:t>
       </w:r>
       <w:r>
         <w:rPr>

--- a/SCRAPING_REPORT.docx
+++ b/SCRAPING_REPORT.docx
@@ -12,7 +12,7 @@
     </w:p>
     <w:p>
       <w:r>
-        <w:t xml:space="preserve">*Auto-generated 2026-05-25 14:20 UTC from </w:t>
+        <w:t xml:space="preserve">*Auto-generated 2026-05-26 14:12 UTC from </w:t>
       </w:r>
       <w:r>
         <w:rPr>

--- a/SCRAPING_REPORT.docx
+++ b/SCRAPING_REPORT.docx
@@ -12,7 +12,7 @@
     </w:p>
     <w:p>
       <w:r>
-        <w:t xml:space="preserve">*Auto-generated 2026-05-26 14:12 UTC from </w:t>
+        <w:t xml:space="preserve">*Auto-generated 2026-05-27 14:37 UTC from </w:t>
       </w:r>
       <w:r>
         <w:rPr>
@@ -3260,7 +3260,7 @@
           <w:p>
             <w:r/>
             <w:r>
-              <w:t>564</w:t>
+              <w:t>567</w:t>
             </w:r>
           </w:p>
         </w:tc>
@@ -3506,7 +3506,7 @@
               <w:rPr>
                 <w:b/>
               </w:rPr>
-              <w:t>737</w:t>
+              <w:t>740</w:t>
             </w:r>
           </w:p>
         </w:tc>

--- a/SCRAPING_REPORT.docx
+++ b/SCRAPING_REPORT.docx
@@ -12,7 +12,7 @@
     </w:p>
     <w:p>
       <w:r>
-        <w:t xml:space="preserve">*Auto-generated 2026-05-27 14:37 UTC from </w:t>
+        <w:t xml:space="preserve">*Auto-generated 2026-05-28 14:48 UTC from </w:t>
       </w:r>
       <w:r>
         <w:rPr>
@@ -3260,7 +3260,7 @@
           <w:p>
             <w:r/>
             <w:r>
-              <w:t>567</w:t>
+              <w:t>568</w:t>
             </w:r>
           </w:p>
         </w:tc>
@@ -3308,7 +3308,7 @@
           <w:p>
             <w:r/>
             <w:r>
-              <w:t>38</w:t>
+              <w:t>40</w:t>
             </w:r>
           </w:p>
         </w:tc>
@@ -3506,7 +3506,7 @@
               <w:rPr>
                 <w:b/>
               </w:rPr>
-              <w:t>740</w:t>
+              <w:t>743</w:t>
             </w:r>
           </w:p>
         </w:tc>

--- a/SCRAPING_REPORT.docx
+++ b/SCRAPING_REPORT.docx
@@ -12,7 +12,7 @@
     </w:p>
     <w:p>
       <w:r>
-        <w:t xml:space="preserve">*Auto-generated 2026-05-28 14:48 UTC from </w:t>
+        <w:t xml:space="preserve">*Auto-generated 2026-05-29 14:18 UTC from </w:t>
       </w:r>
       <w:r>
         <w:rPr>
@@ -3260,7 +3260,7 @@
           <w:p>
             <w:r/>
             <w:r>
-              <w:t>568</w:t>
+              <w:t>569</w:t>
             </w:r>
           </w:p>
         </w:tc>
@@ -3506,7 +3506,7 @@
               <w:rPr>
                 <w:b/>
               </w:rPr>
-              <w:t>743</w:t>
+              <w:t>744</w:t>
             </w:r>
           </w:p>
         </w:tc>

--- a/SCRAPING_REPORT.docx
+++ b/SCRAPING_REPORT.docx
@@ -12,7 +12,7 @@
     </w:p>
     <w:p>
       <w:r>
-        <w:t xml:space="preserve">*Auto-generated 2026-05-29 14:18 UTC from </w:t>
+        <w:t xml:space="preserve">*Auto-generated 2026-05-30 12:44 UTC from </w:t>
       </w:r>
       <w:r>
         <w:rPr>
@@ -3260,7 +3260,7 @@
           <w:p>
             <w:r/>
             <w:r>
-              <w:t>569</w:t>
+              <w:t>570</w:t>
             </w:r>
           </w:p>
         </w:tc>
@@ -3506,7 +3506,7 @@
               <w:rPr>
                 <w:b/>
               </w:rPr>
-              <w:t>744</w:t>
+              <w:t>745</w:t>
             </w:r>
           </w:p>
         </w:tc>

--- a/SCRAPING_REPORT.docx
+++ b/SCRAPING_REPORT.docx
@@ -12,7 +12,7 @@
     </w:p>
     <w:p>
       <w:r>
-        <w:t xml:space="preserve">*Auto-generated 2026-05-30 12:44 UTC from </w:t>
+        <w:t xml:space="preserve">*Auto-generated 2026-05-31 12:55 UTC from </w:t>
       </w:r>
       <w:r>
         <w:rPr>

--- a/SCRAPING_REPORT.docx
+++ b/SCRAPING_REPORT.docx
@@ -12,7 +12,7 @@
     </w:p>
     <w:p>
       <w:r>
-        <w:t xml:space="preserve">*Auto-generated 2026-05-31 12:55 UTC from </w:t>
+        <w:t xml:space="preserve">*Auto-generated 2026-06-01 16:59 UTC from </w:t>
       </w:r>
       <w:r>
         <w:rPr>
@@ -3260,7 +3260,7 @@
           <w:p>
             <w:r/>
             <w:r>
-              <w:t>570</w:t>
+              <w:t>571</w:t>
             </w:r>
           </w:p>
         </w:tc>
@@ -3284,7 +3284,7 @@
           <w:p>
             <w:r/>
             <w:r>
-              <w:t>60</w:t>
+              <w:t>61</w:t>
             </w:r>
           </w:p>
         </w:tc>
@@ -3308,7 +3308,7 @@
           <w:p>
             <w:r/>
             <w:r>
-              <w:t>40</w:t>
+              <w:t>39</w:t>
             </w:r>
           </w:p>
         </w:tc>
@@ -3506,7 +3506,7 @@
               <w:rPr>
                 <w:b/>
               </w:rPr>
-              <w:t>745</w:t>
+              <w:t>746</w:t>
             </w:r>
           </w:p>
         </w:tc>

--- a/SCRAPING_REPORT.docx
+++ b/SCRAPING_REPORT.docx
@@ -12,7 +12,7 @@
     </w:p>
     <w:p>
       <w:r>
-        <w:t xml:space="preserve">*Auto-generated 2026-06-01 16:59 UTC from </w:t>
+        <w:t xml:space="preserve">*Auto-generated 2026-06-02 15:38 UTC from </w:t>
       </w:r>
       <w:r>
         <w:rPr>
@@ -3260,7 +3260,7 @@
           <w:p>
             <w:r/>
             <w:r>
-              <w:t>571</w:t>
+              <w:t>572</w:t>
             </w:r>
           </w:p>
         </w:tc>
@@ -3308,7 +3308,7 @@
           <w:p>
             <w:r/>
             <w:r>
-              <w:t>39</w:t>
+              <w:t>40</w:t>
             </w:r>
           </w:p>
         </w:tc>
@@ -3506,7 +3506,7 @@
               <w:rPr>
                 <w:b/>
               </w:rPr>
-              <w:t>746</w:t>
+              <w:t>748</w:t>
             </w:r>
           </w:p>
         </w:tc>

--- a/SCRAPING_REPORT.docx
+++ b/SCRAPING_REPORT.docx
@@ -12,7 +12,7 @@
     </w:p>
     <w:p>
       <w:r>
-        <w:t xml:space="preserve">*Auto-generated 2026-06-02 15:38 UTC from </w:t>
+        <w:t xml:space="preserve">*Auto-generated 2026-06-03 15:58 UTC from </w:t>
       </w:r>
       <w:r>
         <w:rPr>
@@ -3260,7 +3260,7 @@
           <w:p>
             <w:r/>
             <w:r>
-              <w:t>572</w:t>
+              <w:t>574</w:t>
             </w:r>
           </w:p>
         </w:tc>
@@ -3506,7 +3506,7 @@
               <w:rPr>
                 <w:b/>
               </w:rPr>
-              <w:t>748</w:t>
+              <w:t>750</w:t>
             </w:r>
           </w:p>
         </w:tc>

--- a/SCRAPING_REPORT.docx
+++ b/SCRAPING_REPORT.docx
@@ -12,7 +12,7 @@
     </w:p>
     <w:p>
       <w:r>
-        <w:t xml:space="preserve">*Auto-generated 2026-06-03 15:58 UTC from </w:t>
+        <w:t xml:space="preserve">*Auto-generated 2026-06-04 14:13 UTC from </w:t>
       </w:r>
       <w:r>
         <w:rPr>
@@ -3260,7 +3260,7 @@
           <w:p>
             <w:r/>
             <w:r>
-              <w:t>574</w:t>
+              <w:t>575</w:t>
             </w:r>
           </w:p>
         </w:tc>
@@ -3332,7 +3332,7 @@
           <w:p>
             <w:r/>
             <w:r>
-              <w:t>28</w:t>
+              <w:t>29</w:t>
             </w:r>
           </w:p>
         </w:tc>
@@ -3506,7 +3506,7 @@
               <w:rPr>
                 <w:b/>
               </w:rPr>
-              <w:t>750</w:t>
+              <w:t>752</w:t>
             </w:r>
           </w:p>
         </w:tc>

--- a/SCRAPING_REPORT.docx
+++ b/SCRAPING_REPORT.docx
@@ -12,7 +12,7 @@
     </w:p>
     <w:p>
       <w:r>
-        <w:t xml:space="preserve">*Auto-generated 2026-06-04 14:13 UTC from </w:t>
+        <w:t xml:space="preserve">*Auto-generated 2026-06-05 14:05 UTC from </w:t>
       </w:r>
       <w:r>
         <w:rPr>
@@ -3260,7 +3260,7 @@
           <w:p>
             <w:r/>
             <w:r>
-              <w:t>575</w:t>
+              <w:t>577</w:t>
             </w:r>
           </w:p>
         </w:tc>
@@ -3284,7 +3284,7 @@
           <w:p>
             <w:r/>
             <w:r>
-              <w:t>61</w:t>
+              <w:t>62</w:t>
             </w:r>
           </w:p>
         </w:tc>
@@ -3506,7 +3506,7 @@
               <w:rPr>
                 <w:b/>
               </w:rPr>
-              <w:t>752</w:t>
+              <w:t>755</w:t>
             </w:r>
           </w:p>
         </w:tc>

--- a/SCRAPING_REPORT.docx
+++ b/SCRAPING_REPORT.docx
@@ -12,7 +12,7 @@
     </w:p>
     <w:p>
       <w:r>
-        <w:t xml:space="preserve">*Auto-generated 2026-06-05 14:05 UTC from </w:t>
+        <w:t xml:space="preserve">*Auto-generated 2026-06-06 12:49 UTC from </w:t>
       </w:r>
       <w:r>
         <w:rPr>
@@ -3260,7 +3260,7 @@
           <w:p>
             <w:r/>
             <w:r>
-              <w:t>577</w:t>
+              <w:t>579</w:t>
             </w:r>
           </w:p>
         </w:tc>
@@ -3506,7 +3506,7 @@
               <w:rPr>
                 <w:b/>
               </w:rPr>
-              <w:t>755</w:t>
+              <w:t>757</w:t>
             </w:r>
           </w:p>
         </w:tc>

--- a/SCRAPING_REPORT.docx
+++ b/SCRAPING_REPORT.docx
@@ -12,7 +12,7 @@
     </w:p>
     <w:p>
       <w:r>
-        <w:t xml:space="preserve">*Auto-generated 2026-06-06 12:49 UTC from </w:t>
+        <w:t xml:space="preserve">*Auto-generated 2026-06-07 12:57 UTC from </w:t>
       </w:r>
       <w:r>
         <w:rPr>

--- a/SCRAPING_REPORT.docx
+++ b/SCRAPING_REPORT.docx
@@ -12,7 +12,7 @@
     </w:p>
     <w:p>
       <w:r>
-        <w:t xml:space="preserve">*Auto-generated 2026-06-07 12:57 UTC from </w:t>
+        <w:t xml:space="preserve">*Auto-generated 2026-06-08 14:54 UTC from </w:t>
       </w:r>
       <w:r>
         <w:rPr>
@@ -3260,7 +3260,7 @@
           <w:p>
             <w:r/>
             <w:r>
-              <w:t>579</w:t>
+              <w:t>578</w:t>
             </w:r>
           </w:p>
         </w:tc>
@@ -3332,7 +3332,7 @@
           <w:p>
             <w:r/>
             <w:r>
-              <w:t>29</w:t>
+              <w:t>30</w:t>
             </w:r>
           </w:p>
         </w:tc>

--- a/SCRAPING_REPORT.docx
+++ b/SCRAPING_REPORT.docx
@@ -12,7 +12,7 @@
     </w:p>
     <w:p>
       <w:r>
-        <w:t xml:space="preserve">*Auto-generated 2026-06-08 14:54 UTC from </w:t>
+        <w:t xml:space="preserve">*Auto-generated 2026-06-09 13:57 UTC from </w:t>
       </w:r>
       <w:r>
         <w:rPr>
@@ -3260,7 +3260,7 @@
           <w:p>
             <w:r/>
             <w:r>
-              <w:t>578</w:t>
+              <w:t>579</w:t>
             </w:r>
           </w:p>
         </w:tc>
@@ -3284,7 +3284,7 @@
           <w:p>
             <w:r/>
             <w:r>
-              <w:t>62</w:t>
+              <w:t>63</w:t>
             </w:r>
           </w:p>
         </w:tc>
@@ -3506,7 +3506,7 @@
               <w:rPr>
                 <w:b/>
               </w:rPr>
-              <w:t>757</w:t>
+              <w:t>759</w:t>
             </w:r>
           </w:p>
         </w:tc>

--- a/SCRAPING_REPORT.docx
+++ b/SCRAPING_REPORT.docx
@@ -12,7 +12,7 @@
     </w:p>
     <w:p>
       <w:r>
-        <w:t xml:space="preserve">*Auto-generated 2026-06-09 13:57 UTC from </w:t>
+        <w:t xml:space="preserve">*Auto-generated 2026-06-10 14:33 UTC from </w:t>
       </w:r>
       <w:r>
         <w:rPr>

--- a/SCRAPING_REPORT.docx
+++ b/SCRAPING_REPORT.docx
@@ -12,7 +12,7 @@
     </w:p>
     <w:p>
       <w:r>
-        <w:t xml:space="preserve">*Auto-generated 2026-06-10 14:33 UTC from </w:t>
+        <w:t xml:space="preserve">*Auto-generated 2026-06-11 15:02 UTC from </w:t>
       </w:r>
       <w:r>
         <w:rPr>
@@ -3260,7 +3260,7 @@
           <w:p>
             <w:r/>
             <w:r>
-              <w:t>579</w:t>
+              <w:t>585</w:t>
             </w:r>
           </w:p>
         </w:tc>
@@ -3284,7 +3284,7 @@
           <w:p>
             <w:r/>
             <w:r>
-              <w:t>63</w:t>
+              <w:t>66</w:t>
             </w:r>
           </w:p>
         </w:tc>
@@ -3332,7 +3332,7 @@
           <w:p>
             <w:r/>
             <w:r>
-              <w:t>30</w:t>
+              <w:t>31</w:t>
             </w:r>
           </w:p>
         </w:tc>
@@ -3506,7 +3506,7 @@
               <w:rPr>
                 <w:b/>
               </w:rPr>
-              <w:t>759</w:t>
+              <w:t>769</w:t>
             </w:r>
           </w:p>
         </w:tc>

--- a/SCRAPING_REPORT.docx
+++ b/SCRAPING_REPORT.docx
@@ -12,7 +12,7 @@
     </w:p>
     <w:p>
       <w:r>
-        <w:t xml:space="preserve">*Auto-generated 2026-06-11 15:02 UTC from </w:t>
+        <w:t xml:space="preserve">*Auto-generated 2026-06-12 14:17 UTC from </w:t>
       </w:r>
       <w:r>
         <w:rPr>

--- a/SCRAPING_REPORT.docx
+++ b/SCRAPING_REPORT.docx
@@ -12,7 +12,7 @@
     </w:p>
     <w:p>
       <w:r>
-        <w:t xml:space="preserve">*Auto-generated 2026-06-12 14:17 UTC from </w:t>
+        <w:t xml:space="preserve">*Auto-generated 2026-06-13 13:01 UTC from </w:t>
       </w:r>
       <w:r>
         <w:rPr>
@@ -3260,7 +3260,7 @@
           <w:p>
             <w:r/>
             <w:r>
-              <w:t>585</w:t>
+              <w:t>587</w:t>
             </w:r>
           </w:p>
         </w:tc>
@@ -3506,7 +3506,7 @@
               <w:rPr>
                 <w:b/>
               </w:rPr>
-              <w:t>769</w:t>
+              <w:t>771</w:t>
             </w:r>
           </w:p>
         </w:tc>

--- a/SCRAPING_REPORT.docx
+++ b/SCRAPING_REPORT.docx
@@ -12,7 +12,7 @@
     </w:p>
     <w:p>
       <w:r>
-        <w:t xml:space="preserve">*Auto-generated 2026-06-13 13:01 UTC from </w:t>
+        <w:t xml:space="preserve">*Auto-generated 2026-06-14 13:11 UTC from </w:t>
       </w:r>
       <w:r>
         <w:rPr>

--- a/SCRAPING_REPORT.docx
+++ b/SCRAPING_REPORT.docx
@@ -12,7 +12,7 @@
     </w:p>
     <w:p>
       <w:r>
-        <w:t xml:space="preserve">*Auto-generated 2026-06-14 13:11 UTC from </w:t>
+        <w:t xml:space="preserve">*Auto-generated 2026-06-15 16:24 UTC from </w:t>
       </w:r>
       <w:r>
         <w:rPr>
@@ -3332,7 +3332,7 @@
           <w:p>
             <w:r/>
             <w:r>
-              <w:t>31</w:t>
+              <w:t>30</w:t>
             </w:r>
           </w:p>
         </w:tc>
@@ -3506,7 +3506,7 @@
               <w:rPr>
                 <w:b/>
               </w:rPr>
-              <w:t>771</w:t>
+              <w:t>770</w:t>
             </w:r>
           </w:p>
         </w:tc>

--- a/SCRAPING_REPORT.docx
+++ b/SCRAPING_REPORT.docx
@@ -12,7 +12,7 @@
     </w:p>
     <w:p>
       <w:r>
-        <w:t xml:space="preserve">*Auto-generated 2026-06-15 16:24 UTC from </w:t>
+        <w:t xml:space="preserve">*Auto-generated 2026-06-16 16:08 UTC from </w:t>
       </w:r>
       <w:r>
         <w:rPr>
@@ -3260,7 +3260,7 @@
           <w:p>
             <w:r/>
             <w:r>
-              <w:t>587</w:t>
+              <w:t>588</w:t>
             </w:r>
           </w:p>
         </w:tc>
@@ -3284,7 +3284,7 @@
           <w:p>
             <w:r/>
             <w:r>
-              <w:t>66</w:t>
+              <w:t>68</w:t>
             </w:r>
           </w:p>
         </w:tc>
@@ -3506,7 +3506,7 @@
               <w:rPr>
                 <w:b/>
               </w:rPr>
-              <w:t>770</w:t>
+              <w:t>773</w:t>
             </w:r>
           </w:p>
         </w:tc>

--- a/SCRAPING_REPORT.docx
+++ b/SCRAPING_REPORT.docx
@@ -12,7 +12,7 @@
     </w:p>
     <w:p>
       <w:r>
-        <w:t xml:space="preserve">*Auto-generated 2026-06-16 16:08 UTC from </w:t>
+        <w:t xml:space="preserve">*Auto-generated 2026-06-17 14:37 UTC from </w:t>
       </w:r>
       <w:r>
         <w:rPr>
@@ -3260,7 +3260,7 @@
           <w:p>
             <w:r/>
             <w:r>
-              <w:t>588</w:t>
+              <w:t>591</w:t>
             </w:r>
           </w:p>
         </w:tc>
@@ -3284,7 +3284,7 @@
           <w:p>
             <w:r/>
             <w:r>
-              <w:t>68</w:t>
+              <w:t>69</w:t>
             </w:r>
           </w:p>
         </w:tc>
@@ -3506,7 +3506,7 @@
               <w:rPr>
                 <w:b/>
               </w:rPr>
-              <w:t>773</w:t>
+              <w:t>777</w:t>
             </w:r>
           </w:p>
         </w:tc>

--- a/SCRAPING_REPORT.docx
+++ b/SCRAPING_REPORT.docx
@@ -12,7 +12,7 @@
     </w:p>
     <w:p>
       <w:r>
-        <w:t xml:space="preserve">*Auto-generated 2026-06-17 14:37 UTC from </w:t>
+        <w:t xml:space="preserve">*Auto-generated 2026-06-18 14:27 UTC from </w:t>
       </w:r>
       <w:r>
         <w:rPr>
@@ -3260,7 +3260,7 @@
           <w:p>
             <w:r/>
             <w:r>
-              <w:t>591</w:t>
+              <w:t>593</w:t>
             </w:r>
           </w:p>
         </w:tc>
@@ -3506,7 +3506,7 @@
               <w:rPr>
                 <w:b/>
               </w:rPr>
-              <w:t>777</w:t>
+              <w:t>779</w:t>
             </w:r>
           </w:p>
         </w:tc>

--- a/SCRAPING_REPORT.docx
+++ b/SCRAPING_REPORT.docx
@@ -12,7 +12,7 @@
     </w:p>
     <w:p>
       <w:r>
-        <w:t xml:space="preserve">*Auto-generated 2026-06-18 14:27 UTC from </w:t>
+        <w:t xml:space="preserve">*Auto-generated 2026-06-19 14:23 UTC from </w:t>
       </w:r>
       <w:r>
         <w:rPr>

--- a/SCRAPING_REPORT.docx
+++ b/SCRAPING_REPORT.docx
@@ -12,7 +12,7 @@
     </w:p>
     <w:p>
       <w:r>
-        <w:t xml:space="preserve">*Auto-generated 2026-06-19 14:23 UTC from </w:t>
+        <w:t xml:space="preserve">*Auto-generated 2026-06-20 13:02 UTC from </w:t>
       </w:r>
       <w:r>
         <w:rPr>

--- a/SCRAPING_REPORT.docx
+++ b/SCRAPING_REPORT.docx
@@ -12,7 +12,7 @@
     </w:p>
     <w:p>
       <w:r>
-        <w:t xml:space="preserve">*Auto-generated 2026-06-20 13:02 UTC from </w:t>
+        <w:t xml:space="preserve">*Auto-generated 2026-06-21 13:20 UTC from </w:t>
       </w:r>
       <w:r>
         <w:rPr>

--- a/SCRAPING_REPORT.docx
+++ b/SCRAPING_REPORT.docx
@@ -12,7 +12,7 @@
     </w:p>
     <w:p>
       <w:r>
-        <w:t xml:space="preserve">*Auto-generated 2026-06-21 13:20 UTC from </w:t>
+        <w:t xml:space="preserve">*Auto-generated 2026-06-22 16:09 UTC from </w:t>
       </w:r>
       <w:r>
         <w:rPr>

--- a/SCRAPING_REPORT.docx
+++ b/SCRAPING_REPORT.docx
@@ -12,7 +12,7 @@
     </w:p>
     <w:p>
       <w:r>
-        <w:t xml:space="preserve">*Auto-generated 2026-06-22 16:09 UTC from </w:t>
+        <w:t xml:space="preserve">*Auto-generated 2026-06-23 13:57 UTC from </w:t>
       </w:r>
       <w:r>
         <w:rPr>

--- a/SCRAPING_REPORT.docx
+++ b/SCRAPING_REPORT.docx
@@ -12,7 +12,7 @@
     </w:p>
     <w:p>
       <w:r>
-        <w:t xml:space="preserve">*Auto-generated 2026-06-23 13:57 UTC from </w:t>
+        <w:t xml:space="preserve">*Auto-generated 2026-06-24 13:33 UTC from </w:t>
       </w:r>
       <w:r>
         <w:rPr>
@@ -3260,7 +3260,7 @@
           <w:p>
             <w:r/>
             <w:r>
-              <w:t>593</w:t>
+              <w:t>599</w:t>
             </w:r>
           </w:p>
         </w:tc>
@@ -3284,7 +3284,7 @@
           <w:p>
             <w:r/>
             <w:r>
-              <w:t>69</w:t>
+              <w:t>70</w:t>
             </w:r>
           </w:p>
         </w:tc>
@@ -3506,7 +3506,7 @@
               <w:rPr>
                 <w:b/>
               </w:rPr>
-              <w:t>779</w:t>
+              <w:t>786</w:t>
             </w:r>
           </w:p>
         </w:tc>

--- a/SCRAPING_REPORT.docx
+++ b/SCRAPING_REPORT.docx
@@ -12,7 +12,7 @@
     </w:p>
     <w:p>
       <w:r>
-        <w:t xml:space="preserve">*Auto-generated 2026-06-24 13:33 UTC from </w:t>
+        <w:t xml:space="preserve">*Auto-generated 2026-06-25 12:16 UTC from </w:t>
       </w:r>
       <w:r>
         <w:rPr>
@@ -3260,7 +3260,7 @@
           <w:p>
             <w:r/>
             <w:r>
-              <w:t>599</w:t>
+              <w:t>601</w:t>
             </w:r>
           </w:p>
         </w:tc>
@@ -3332,7 +3332,7 @@
           <w:p>
             <w:r/>
             <w:r>
-              <w:t>30</w:t>
+              <w:t>32</w:t>
             </w:r>
           </w:p>
         </w:tc>
@@ -3506,7 +3506,7 @@
               <w:rPr>
                 <w:b/>
               </w:rPr>
-              <w:t>786</w:t>
+              <w:t>790</w:t>
             </w:r>
           </w:p>
         </w:tc>

--- a/SCRAPING_REPORT.docx
+++ b/SCRAPING_REPORT.docx
@@ -12,7 +12,7 @@
     </w:p>
     <w:p>
       <w:r>
-        <w:t xml:space="preserve">*Auto-generated 2026-06-25 12:16 UTC from </w:t>
+        <w:t xml:space="preserve">*Auto-generated 2026-06-26 12:15 UTC from </w:t>
       </w:r>
       <w:r>
         <w:rPr>
@@ -3260,7 +3260,7 @@
           <w:p>
             <w:r/>
             <w:r>
-              <w:t>601</w:t>
+              <w:t>605</w:t>
             </w:r>
           </w:p>
         </w:tc>
@@ -3506,7 +3506,7 @@
               <w:rPr>
                 <w:b/>
               </w:rPr>
-              <w:t>790</w:t>
+              <w:t>794</w:t>
             </w:r>
           </w:p>
         </w:tc>

--- a/SCRAPING_REPORT.docx
+++ b/SCRAPING_REPORT.docx
@@ -12,7 +12,7 @@
     </w:p>
     <w:p>
       <w:r>
-        <w:t xml:space="preserve">*Auto-generated 2026-06-26 12:15 UTC from </w:t>
+        <w:t xml:space="preserve">*Auto-generated 2026-06-27 11:58 UTC from </w:t>
       </w:r>
       <w:r>
         <w:rPr>
@@ -3260,7 +3260,7 @@
           <w:p>
             <w:r/>
             <w:r>
-              <w:t>605</w:t>
+              <w:t>606</w:t>
             </w:r>
           </w:p>
         </w:tc>
@@ -3332,7 +3332,7 @@
           <w:p>
             <w:r/>
             <w:r>
-              <w:t>32</w:t>
+              <w:t>31</w:t>
             </w:r>
           </w:p>
         </w:tc>

--- a/SCRAPING_REPORT.docx
+++ b/SCRAPING_REPORT.docx
@@ -12,7 +12,7 @@
     </w:p>
     <w:p>
       <w:r>
-        <w:t xml:space="preserve">*Auto-generated 2026-06-27 11:58 UTC from </w:t>
+        <w:t xml:space="preserve">*Auto-generated 2026-06-28 12:01 UTC from </w:t>
       </w:r>
       <w:r>
         <w:rPr>

--- a/SCRAPING_REPORT.docx
+++ b/SCRAPING_REPORT.docx
@@ -12,7 +12,7 @@
     </w:p>
     <w:p>
       <w:r>
-        <w:t xml:space="preserve">*Auto-generated 2026-06-28 12:01 UTC from </w:t>
+        <w:t xml:space="preserve">*Auto-generated 2026-06-29 12:51 UTC from </w:t>
       </w:r>
       <w:r>
         <w:rPr>

--- a/SCRAPING_REPORT.docx
+++ b/SCRAPING_REPORT.docx
@@ -12,7 +12,7 @@
     </w:p>
     <w:p>
       <w:r>
-        <w:t xml:space="preserve">*Auto-generated 2026-06-29 12:51 UTC from </w:t>
+        <w:t xml:space="preserve">*Auto-generated 2026-06-30 12:15 UTC from </w:t>
       </w:r>
       <w:r>
         <w:rPr>
@@ -3332,7 +3332,31 @@
           <w:p>
             <w:r/>
             <w:r>
-              <w:t>31</w:t>
+              <w:t>32</w:t>
+            </w:r>
+          </w:p>
+        </w:tc>
+      </w:tr>
+      <w:tr>
+        <w:tc>
+          <w:tcPr>
+            <w:tcW w:type="dxa" w:w="4824"/>
+          </w:tcPr>
+          <w:p>
+            <w:r/>
+            <w:r>
+              <w:t>GAO</w:t>
+            </w:r>
+          </w:p>
+        </w:tc>
+        <w:tc>
+          <w:tcPr>
+            <w:tcW w:type="dxa" w:w="4824"/>
+          </w:tcPr>
+          <w:p>
+            <w:r/>
+            <w:r>
+              <w:t>7</w:t>
             </w:r>
           </w:p>
         </w:tc>
@@ -3346,30 +3370,6 @@
             <w:r/>
             <w:r>
               <w:t>White House</w:t>
-            </w:r>
-          </w:p>
-        </w:tc>
-        <w:tc>
-          <w:tcPr>
-            <w:tcW w:type="dxa" w:w="4824"/>
-          </w:tcPr>
-          <w:p>
-            <w:r/>
-            <w:r>
-              <w:t>6</w:t>
-            </w:r>
-          </w:p>
-        </w:tc>
-      </w:tr>
-      <w:tr>
-        <w:tc>
-          <w:tcPr>
-            <w:tcW w:type="dxa" w:w="4824"/>
-          </w:tcPr>
-          <w:p>
-            <w:r/>
-            <w:r>
-              <w:t>GAO</w:t>
             </w:r>
           </w:p>
         </w:tc>
@@ -3506,7 +3506,7 @@
               <w:rPr>
                 <w:b/>
               </w:rPr>
-              <w:t>794</w:t>
+              <w:t>796</w:t>
             </w:r>
           </w:p>
         </w:tc>

--- a/SCRAPING_REPORT.docx
+++ b/SCRAPING_REPORT.docx
@@ -12,7 +12,7 @@
     </w:p>
     <w:p>
       <w:r>
-        <w:t xml:space="preserve">*Auto-generated 2026-06-30 12:15 UTC from </w:t>
+        <w:t xml:space="preserve">*Auto-generated 2026-07-01 12:22 UTC from </w:t>
       </w:r>
       <w:r>
         <w:rPr>
@@ -3260,7 +3260,7 @@
           <w:p>
             <w:r/>
             <w:r>
-              <w:t>606</w:t>
+              <w:t>608</w:t>
             </w:r>
           </w:p>
         </w:tc>
@@ -3284,7 +3284,7 @@
           <w:p>
             <w:r/>
             <w:r>
-              <w:t>70</w:t>
+              <w:t>71</w:t>
             </w:r>
           </w:p>
         </w:tc>
@@ -3506,7 +3506,7 @@
               <w:rPr>
                 <w:b/>
               </w:rPr>
-              <w:t>796</w:t>
+              <w:t>799</w:t>
             </w:r>
           </w:p>
         </w:tc>

--- a/SCRAPING_REPORT.docx
+++ b/SCRAPING_REPORT.docx
@@ -12,7 +12,7 @@
     </w:p>
     <w:p>
       <w:r>
-        <w:t xml:space="preserve">*Auto-generated 2026-07-01 12:22 UTC from </w:t>
+        <w:t xml:space="preserve">*Auto-generated 2026-07-02 12:14 UTC from </w:t>
       </w:r>
       <w:r>
         <w:rPr>
@@ -3260,7 +3260,7 @@
           <w:p>
             <w:r/>
             <w:r>
-              <w:t>608</w:t>
+              <w:t>609</w:t>
             </w:r>
           </w:p>
         </w:tc>
@@ -3308,7 +3308,7 @@
           <w:p>
             <w:r/>
             <w:r>
-              <w:t>40</w:t>
+              <w:t>41</w:t>
             </w:r>
           </w:p>
         </w:tc>
@@ -3332,7 +3332,7 @@
           <w:p>
             <w:r/>
             <w:r>
-              <w:t>32</w:t>
+              <w:t>31</w:t>
             </w:r>
           </w:p>
         </w:tc>
@@ -3506,7 +3506,7 @@
               <w:rPr>
                 <w:b/>
               </w:rPr>
-              <w:t>799</w:t>
+              <w:t>800</w:t>
             </w:r>
           </w:p>
         </w:tc>

--- a/SCRAPING_REPORT.docx
+++ b/SCRAPING_REPORT.docx
@@ -12,7 +12,7 @@
     </w:p>
     <w:p>
       <w:r>
-        <w:t xml:space="preserve">*Auto-generated 2026-07-02 12:14 UTC from </w:t>
+        <w:t xml:space="preserve">*Auto-generated 2026-07-03 13:18 UTC from </w:t>
       </w:r>
       <w:r>
         <w:rPr>
@@ -3260,7 +3260,7 @@
           <w:p>
             <w:r/>
             <w:r>
-              <w:t>609</w:t>
+              <w:t>611</w:t>
             </w:r>
           </w:p>
         </w:tc>
@@ -3506,7 +3506,7 @@
               <w:rPr>
                 <w:b/>
               </w:rPr>
-              <w:t>800</w:t>
+              <w:t>802</w:t>
             </w:r>
           </w:p>
         </w:tc>

--- a/SCRAPING_REPORT.docx
+++ b/SCRAPING_REPORT.docx
@@ -12,7 +12,7 @@
     </w:p>
     <w:p>
       <w:r>
-        <w:t xml:space="preserve">*Auto-generated 2026-07-03 13:18 UTC from </w:t>
+        <w:t xml:space="preserve">*Auto-generated 2026-07-04 12:40 UTC from </w:t>
       </w:r>
       <w:r>
         <w:rPr>

--- a/SCRAPING_REPORT.docx
+++ b/SCRAPING_REPORT.docx
@@ -12,7 +12,7 @@
     </w:p>
     <w:p>
       <w:r>
-        <w:t xml:space="preserve">*Auto-generated 2026-07-04 12:40 UTC from </w:t>
+        <w:t xml:space="preserve">*Auto-generated 2026-07-05 12:46 UTC from </w:t>
       </w:r>
       <w:r>
         <w:rPr>

--- a/SCRAPING_REPORT.docx
+++ b/SCRAPING_REPORT.docx
@@ -12,7 +12,7 @@
     </w:p>
     <w:p>
       <w:r>
-        <w:t xml:space="preserve">*Auto-generated 2026-07-05 12:46 UTC from </w:t>
+        <w:t xml:space="preserve">*Auto-generated 2026-07-06 14:41 UTC from </w:t>
       </w:r>
       <w:r>
         <w:rPr>

--- a/SCRAPING_REPORT.docx
+++ b/SCRAPING_REPORT.docx
@@ -12,7 +12,7 @@
     </w:p>
     <w:p>
       <w:r>
-        <w:t xml:space="preserve">*Auto-generated 2026-07-06 14:41 UTC from </w:t>
+        <w:t xml:space="preserve">*Auto-generated 2026-07-07 13:31 UTC from </w:t>
       </w:r>
       <w:r>
         <w:rPr>
@@ -3260,7 +3260,7 @@
           <w:p>
             <w:r/>
             <w:r>
-              <w:t>611</w:t>
+              <w:t>613</w:t>
             </w:r>
           </w:p>
         </w:tc>
@@ -3506,7 +3506,7 @@
               <w:rPr>
                 <w:b/>
               </w:rPr>
-              <w:t>802</w:t>
+              <w:t>804</w:t>
             </w:r>
           </w:p>
         </w:tc>

--- a/SCRAPING_REPORT.docx
+++ b/SCRAPING_REPORT.docx
@@ -12,7 +12,7 @@
     </w:p>
     <w:p>
       <w:r>
-        <w:t xml:space="preserve">*Auto-generated 2026-07-07 13:31 UTC from </w:t>
+        <w:t xml:space="preserve">*Auto-generated 2026-07-08 12:58 UTC from </w:t>
       </w:r>
       <w:r>
         <w:rPr>
@@ -3260,7 +3260,7 @@
           <w:p>
             <w:r/>
             <w:r>
-              <w:t>613</w:t>
+              <w:t>615</w:t>
             </w:r>
           </w:p>
         </w:tc>
@@ -3506,7 +3506,7 @@
               <w:rPr>
                 <w:b/>
               </w:rPr>
-              <w:t>804</w:t>
+              <w:t>806</w:t>
             </w:r>
           </w:p>
         </w:tc>

--- a/SCRAPING_REPORT.docx
+++ b/SCRAPING_REPORT.docx
@@ -12,7 +12,7 @@
     </w:p>
     <w:p>
       <w:r>
-        <w:t xml:space="preserve">*Auto-generated 2026-07-08 12:58 UTC from </w:t>
+        <w:t xml:space="preserve">*Auto-generated 2026-07-09 14:02 UTC from </w:t>
       </w:r>
       <w:r>
         <w:rPr>

--- a/SCRAPING_REPORT.docx
+++ b/SCRAPING_REPORT.docx
@@ -12,7 +12,7 @@
     </w:p>
     <w:p>
       <w:r>
-        <w:t xml:space="preserve">*Auto-generated 2026-07-09 14:02 UTC from </w:t>
+        <w:t xml:space="preserve">*Auto-generated 2026-07-10 13:23 UTC from </w:t>
       </w:r>
       <w:r>
         <w:rPr>
@@ -3260,7 +3260,7 @@
           <w:p>
             <w:r/>
             <w:r>
-              <w:t>615</w:t>
+              <w:t>616</w:t>
             </w:r>
           </w:p>
         </w:tc>
@@ -3506,7 +3506,7 @@
               <w:rPr>
                 <w:b/>
               </w:rPr>
-              <w:t>806</w:t>
+              <w:t>807</w:t>
             </w:r>
           </w:p>
         </w:tc>

--- a/SCRAPING_REPORT.docx
+++ b/SCRAPING_REPORT.docx
@@ -12,7 +12,7 @@
     </w:p>
     <w:p>
       <w:r>
-        <w:t xml:space="preserve">*Auto-generated 2026-07-10 13:23 UTC from </w:t>
+        <w:t xml:space="preserve">*Auto-generated 2026-07-11 12:11 UTC from </w:t>
       </w:r>
       <w:r>
         <w:rPr>
@@ -3260,7 +3260,7 @@
           <w:p>
             <w:r/>
             <w:r>
-              <w:t>616</w:t>
+              <w:t>618</w:t>
             </w:r>
           </w:p>
         </w:tc>
@@ -3506,7 +3506,7 @@
               <w:rPr>
                 <w:b/>
               </w:rPr>
-              <w:t>807</w:t>
+              <w:t>809</w:t>
             </w:r>
           </w:p>
         </w:tc>

--- a/SCRAPING_REPORT.docx
+++ b/SCRAPING_REPORT.docx
@@ -12,7 +12,7 @@
     </w:p>
     <w:p>
       <w:r>
-        <w:t xml:space="preserve">*Auto-generated 2026-07-11 12:11 UTC from </w:t>
+        <w:t xml:space="preserve">*Auto-generated 2026-07-12 12:12 UTC from </w:t>
       </w:r>
       <w:r>
         <w:rPr>

--- a/SCRAPING_REPORT.docx
+++ b/SCRAPING_REPORT.docx
@@ -12,7 +12,7 @@
     </w:p>
     <w:p>
       <w:r>
-        <w:t xml:space="preserve">*Auto-generated 2026-07-12 12:12 UTC from </w:t>
+        <w:t xml:space="preserve">*Auto-generated 2026-07-13 13:32 UTC from </w:t>
       </w:r>
       <w:r>
         <w:rPr>

--- a/SCRAPING_REPORT.docx
+++ b/SCRAPING_REPORT.docx
@@ -12,7 +12,7 @@
     </w:p>
     <w:p>
       <w:r>
-        <w:t xml:space="preserve">*Auto-generated 2026-07-13 13:32 UTC from </w:t>
+        <w:t xml:space="preserve">*Auto-generated 2026-07-14 12:45 UTC from </w:t>
       </w:r>
       <w:r>
         <w:rPr>
@@ -3260,7 +3260,7 @@
           <w:p>
             <w:r/>
             <w:r>
-              <w:t>618</w:t>
+              <w:t>619</w:t>
             </w:r>
           </w:p>
         </w:tc>
@@ -3284,7 +3284,7 @@
           <w:p>
             <w:r/>
             <w:r>
-              <w:t>71</w:t>
+              <w:t>72</w:t>
             </w:r>
           </w:p>
         </w:tc>
@@ -3506,7 +3506,7 @@
               <w:rPr>
                 <w:b/>
               </w:rPr>
-              <w:t>809</w:t>
+              <w:t>811</w:t>
             </w:r>
           </w:p>
         </w:tc>

--- a/SCRAPING_REPORT.docx
+++ b/SCRAPING_REPORT.docx
@@ -12,7 +12,7 @@
     </w:p>
     <w:p>
       <w:r>
-        <w:t xml:space="preserve">*Auto-generated 2026-07-14 12:45 UTC from </w:t>
+        <w:t xml:space="preserve">*Auto-generated 2026-07-15 12:49 UTC from </w:t>
       </w:r>
       <w:r>
         <w:rPr>
@@ -3260,7 +3260,7 @@
           <w:p>
             <w:r/>
             <w:r>
-              <w:t>619</w:t>
+              <w:t>621</w:t>
             </w:r>
           </w:p>
         </w:tc>
@@ -3308,7 +3308,7 @@
           <w:p>
             <w:r/>
             <w:r>
-              <w:t>41</w:t>
+              <w:t>42</w:t>
             </w:r>
           </w:p>
         </w:tc>
@@ -3332,7 +3332,7 @@
           <w:p>
             <w:r/>
             <w:r>
-              <w:t>31</w:t>
+              <w:t>34</w:t>
             </w:r>
           </w:p>
         </w:tc>
@@ -3476,7 +3476,7 @@
           <w:p>
             <w:r/>
             <w:r>
-              <w:t>25</w:t>
+              <w:t>27</w:t>
             </w:r>
           </w:p>
         </w:tc>
@@ -3506,7 +3506,7 @@
               <w:rPr>
                 <w:b/>
               </w:rPr>
-              <w:t>811</w:t>
+              <w:t>819</w:t>
             </w:r>
           </w:p>
         </w:tc>

--- a/SCRAPING_REPORT.docx
+++ b/SCRAPING_REPORT.docx
@@ -12,7 +12,7 @@
     </w:p>
     <w:p>
       <w:r>
-        <w:t xml:space="preserve">*Auto-generated 2026-07-15 12:49 UTC from </w:t>
+        <w:t xml:space="preserve">*Auto-generated 2026-07-16 12:57 UTC from </w:t>
       </w:r>
       <w:r>
         <w:rPr>
@@ -3260,7 +3260,7 @@
           <w:p>
             <w:r/>
             <w:r>
-              <w:t>621</w:t>
+              <w:t>622</w:t>
             </w:r>
           </w:p>
         </w:tc>
@@ -3356,7 +3356,7 @@
           <w:p>
             <w:r/>
             <w:r>
-              <w:t>7</w:t>
+              <w:t>8</w:t>
             </w:r>
           </w:p>
         </w:tc>
@@ -3506,7 +3506,7 @@
               <w:rPr>
                 <w:b/>
               </w:rPr>
-              <w:t>819</w:t>
+              <w:t>821</w:t>
             </w:r>
           </w:p>
         </w:tc>

--- a/SCRAPING_REPORT.docx
+++ b/SCRAPING_REPORT.docx
@@ -12,7 +12,7 @@
     </w:p>
     <w:p>
       <w:r>
-        <w:t xml:space="preserve">*Auto-generated 2026-07-16 12:57 UTC from </w:t>
+        <w:t xml:space="preserve">*Auto-generated 2026-07-17 12:40 UTC from </w:t>
       </w:r>
       <w:r>
         <w:rPr>
@@ -3332,7 +3332,7 @@
           <w:p>
             <w:r/>
             <w:r>
-              <w:t>34</w:t>
+              <w:t>35</w:t>
             </w:r>
           </w:p>
         </w:tc>
@@ -3506,7 +3506,7 @@
               <w:rPr>
                 <w:b/>
               </w:rPr>
-              <w:t>821</w:t>
+              <w:t>822</w:t>
             </w:r>
           </w:p>
         </w:tc>

--- a/SCRAPING_REPORT.docx
+++ b/SCRAPING_REPORT.docx
@@ -12,7 +12,7 @@
     </w:p>
     <w:p>
       <w:r>
-        <w:t xml:space="preserve">*Auto-generated 2026-07-17 12:40 UTC from </w:t>
+        <w:t xml:space="preserve">*Auto-generated 2026-07-18 12:10 UTC from </w:t>
       </w:r>
       <w:r>
         <w:rPr>
@@ -3260,7 +3260,7 @@
           <w:p>
             <w:r/>
             <w:r>
-              <w:t>622</w:t>
+              <w:t>625</w:t>
             </w:r>
           </w:p>
         </w:tc>
@@ -3506,7 +3506,7 @@
               <w:rPr>
                 <w:b/>
               </w:rPr>
-              <w:t>822</w:t>
+              <w:t>825</w:t>
             </w:r>
           </w:p>
         </w:tc>

--- a/SCRAPING_REPORT.docx
+++ b/SCRAPING_REPORT.docx
@@ -12,7 +12,7 @@
     </w:p>
     <w:p>
       <w:r>
-        <w:t xml:space="preserve">*Auto-generated 2026-07-18 12:10 UTC from </w:t>
+        <w:t xml:space="preserve">*Auto-generated 2026-07-19 12:12 UTC from </w:t>
       </w:r>
       <w:r>
         <w:rPr>

--- a/SCRAPING_REPORT.docx
+++ b/SCRAPING_REPORT.docx
@@ -12,7 +12,7 @@
     </w:p>
     <w:p>
       <w:r>
-        <w:t xml:space="preserve">*Auto-generated 2026-07-19 12:12 UTC from </w:t>
+        <w:t xml:space="preserve">*Auto-generated 2026-07-20 13:23 UTC from </w:t>
       </w:r>
       <w:r>
         <w:rPr>

--- a/SCRAPING_REPORT.docx
+++ b/SCRAPING_REPORT.docx
@@ -12,7 +12,7 @@
     </w:p>
     <w:p>
       <w:r>
-        <w:t xml:space="preserve">*Auto-generated 2026-07-20 13:23 UTC from </w:t>
+        <w:t xml:space="preserve">*Auto-generated 2026-07-21 12:50 UTC from </w:t>
       </w:r>
       <w:r>
         <w:rPr>
@@ -3260,7 +3260,7 @@
           <w:p>
             <w:r/>
             <w:r>
-              <w:t>625</w:t>
+              <w:t>626</w:t>
             </w:r>
           </w:p>
         </w:tc>
@@ -3284,7 +3284,7 @@
           <w:p>
             <w:r/>
             <w:r>
-              <w:t>72</w:t>
+              <w:t>74</w:t>
             </w:r>
           </w:p>
         </w:tc>
@@ -3506,7 +3506,7 @@
               <w:rPr>
                 <w:b/>
               </w:rPr>
-              <w:t>825</w:t>
+              <w:t>828</w:t>
             </w:r>
           </w:p>
         </w:tc>

--- a/SCRAPING_REPORT.docx
+++ b/SCRAPING_REPORT.docx
@@ -12,7 +12,7 @@
     </w:p>
     <w:p>
       <w:r>
-        <w:t xml:space="preserve">*Auto-generated 2026-07-21 12:50 UTC from </w:t>
+        <w:t xml:space="preserve">*Auto-generated 2026-07-22 12:54 UTC from </w:t>
       </w:r>
       <w:r>
         <w:rPr>
@@ -3260,7 +3260,7 @@
           <w:p>
             <w:r/>
             <w:r>
-              <w:t>626</w:t>
+              <w:t>630</w:t>
             </w:r>
           </w:p>
         </w:tc>
@@ -3284,7 +3284,7 @@
           <w:p>
             <w:r/>
             <w:r>
-              <w:t>74</w:t>
+              <w:t>76</w:t>
             </w:r>
           </w:p>
         </w:tc>
@@ -3332,7 +3332,7 @@
           <w:p>
             <w:r/>
             <w:r>
-              <w:t>35</w:t>
+              <w:t>36</w:t>
             </w:r>
           </w:p>
         </w:tc>
@@ -3356,7 +3356,7 @@
           <w:p>
             <w:r/>
             <w:r>
-              <w:t>8</w:t>
+              <w:t>9</w:t>
             </w:r>
           </w:p>
         </w:tc>
@@ -3506,7 +3506,7 @@
               <w:rPr>
                 <w:b/>
               </w:rPr>
-              <w:t>828</w:t>
+              <w:t>836</w:t>
             </w:r>
           </w:p>
         </w:tc>

--- a/SCRAPING_REPORT.docx
+++ b/SCRAPING_REPORT.docx
@@ -12,7 +12,7 @@
     </w:p>
     <w:p>
       <w:r>
-        <w:t xml:space="preserve">*Auto-generated 2026-07-22 12:54 UTC from </w:t>
+        <w:t xml:space="preserve">*Auto-generated 2026-07-23 12:55 UTC from </w:t>
       </w:r>
       <w:r>
         <w:rPr>
@@ -3260,7 +3260,7 @@
           <w:p>
             <w:r/>
             <w:r>
-              <w:t>630</w:t>
+              <w:t>634</w:t>
             </w:r>
           </w:p>
         </w:tc>
@@ -3284,7 +3284,7 @@
           <w:p>
             <w:r/>
             <w:r>
-              <w:t>76</w:t>
+              <w:t>77</w:t>
             </w:r>
           </w:p>
         </w:tc>
@@ -3476,7 +3476,7 @@
           <w:p>
             <w:r/>
             <w:r>
-              <w:t>27</w:t>
+              <w:t>28</w:t>
             </w:r>
           </w:p>
         </w:tc>
@@ -3506,7 +3506,7 @@
               <w:rPr>
                 <w:b/>
               </w:rPr>
-              <w:t>836</w:t>
+              <w:t>842</w:t>
             </w:r>
           </w:p>
         </w:tc>

--- a/SCRAPING_REPORT.docx
+++ b/SCRAPING_REPORT.docx
@@ -12,7 +12,7 @@
     </w:p>
     <w:p>
       <w:r>
-        <w:t xml:space="preserve">*Auto-generated 2026-07-23 12:55 UTC from </w:t>
+        <w:t xml:space="preserve">*Auto-generated 2026-07-24 12:53 UTC from </w:t>
       </w:r>
       <w:r>
         <w:rPr>
@@ -3260,7 +3260,7 @@
           <w:p>
             <w:r/>
             <w:r>
-              <w:t>634</w:t>
+              <w:t>637</w:t>
             </w:r>
           </w:p>
         </w:tc>
@@ -3332,7 +3332,7 @@
           <w:p>
             <w:r/>
             <w:r>
-              <w:t>36</w:t>
+              <w:t>37</w:t>
             </w:r>
           </w:p>
         </w:tc>
@@ -3356,7 +3356,7 @@
           <w:p>
             <w:r/>
             <w:r>
-              <w:t>9</w:t>
+              <w:t>10</w:t>
             </w:r>
           </w:p>
         </w:tc>
@@ -3506,7 +3506,7 @@
               <w:rPr>
                 <w:b/>
               </w:rPr>
-              <w:t>842</w:t>
+              <w:t>847</w:t>
             </w:r>
           </w:p>
         </w:tc>

--- a/SCRAPING_REPORT.docx
+++ b/SCRAPING_REPORT.docx
@@ -12,7 +12,7 @@
     </w:p>
     <w:p>
       <w:r>
-        <w:t xml:space="preserve">*Auto-generated 2026-07-24 12:53 UTC from </w:t>
+        <w:t xml:space="preserve">*Auto-generated 2026-07-25 12:13 UTC from </w:t>
       </w:r>
       <w:r>
         <w:rPr>
@@ -3260,7 +3260,7 @@
           <w:p>
             <w:r/>
             <w:r>
-              <w:t>637</w:t>
+              <w:t>639</w:t>
             </w:r>
           </w:p>
         </w:tc>
@@ -3506,7 +3506,7 @@
               <w:rPr>
                 <w:b/>
               </w:rPr>
-              <w:t>847</w:t>
+              <w:t>849</w:t>
             </w:r>
           </w:p>
         </w:tc>

--- a/SCRAPING_REPORT.docx
+++ b/SCRAPING_REPORT.docx
@@ -12,7 +12,7 @@
     </w:p>
     <w:p>
       <w:r>
-        <w:t xml:space="preserve">*Auto-generated 2026-07-25 12:13 UTC from </w:t>
+        <w:t xml:space="preserve">*Auto-generated 2026-07-26 12:36 UTC from </w:t>
       </w:r>
       <w:r>
         <w:rPr>

--- a/SCRAPING_REPORT.docx
+++ b/SCRAPING_REPORT.docx
@@ -12,7 +12,7 @@
     </w:p>
     <w:p>
       <w:r>
-        <w:t xml:space="preserve">*Auto-generated 2026-07-26 12:36 UTC from </w:t>
+        <w:t xml:space="preserve">*Auto-generated 2026-07-27 13:51 UTC from </w:t>
       </w:r>
       <w:r>
         <w:rPr>

--- a/SCRAPING_REPORT.docx
+++ b/SCRAPING_REPORT.docx
@@ -12,7 +12,7 @@
     </w:p>
     <w:p>
       <w:r>
-        <w:t xml:space="preserve">*Auto-generated 2026-07-27 13:51 UTC from </w:t>
+        <w:t xml:space="preserve">*Auto-generated 2026-07-28 13:07 UTC from </w:t>
       </w:r>
       <w:r>
         <w:rPr>
@@ -3260,7 +3260,7 @@
           <w:p>
             <w:r/>
             <w:r>
-              <w:t>639</w:t>
+              <w:t>640</w:t>
             </w:r>
           </w:p>
         </w:tc>
@@ -3506,7 +3506,7 @@
               <w:rPr>
                 <w:b/>
               </w:rPr>
-              <w:t>849</w:t>
+              <w:t>850</w:t>
             </w:r>
           </w:p>
         </w:tc>

--- a/SCRAPING_REPORT.docx
+++ b/SCRAPING_REPORT.docx
@@ -12,7 +12,7 @@
     </w:p>
     <w:p>
       <w:r>
-        <w:t xml:space="preserve">*Auto-generated 2026-07-28 13:07 UTC from </w:t>
+        <w:t xml:space="preserve">*Auto-generated 2026-07-29 13:12 UTC from </w:t>
       </w:r>
       <w:r>
         <w:rPr>
@@ -3260,7 +3260,7 @@
           <w:p>
             <w:r/>
             <w:r>
-              <w:t>640</w:t>
+              <w:t>641</w:t>
             </w:r>
           </w:p>
         </w:tc>
@@ -3284,7 +3284,7 @@
           <w:p>
             <w:r/>
             <w:r>
-              <w:t>77</w:t>
+              <w:t>78</w:t>
             </w:r>
           </w:p>
         </w:tc>
@@ -3308,7 +3308,7 @@
           <w:p>
             <w:r/>
             <w:r>
-              <w:t>42</w:t>
+              <w:t>43</w:t>
             </w:r>
           </w:p>
         </w:tc>
@@ -3506,7 +3506,7 @@
               <w:rPr>
                 <w:b/>
               </w:rPr>
-              <w:t>850</w:t>
+              <w:t>853</w:t>
             </w:r>
           </w:p>
         </w:tc>

--- a/SCRAPING_REPORT.docx
+++ b/SCRAPING_REPORT.docx
@@ -12,7 +12,7 @@
     </w:p>
     <w:p>
       <w:r>
-        <w:t xml:space="preserve">*Auto-generated 2026-07-29 13:12 UTC from </w:t>
+        <w:t xml:space="preserve">*Auto-generated 2026-07-30 13:02 UTC from </w:t>
       </w:r>
       <w:r>
         <w:rPr>
@@ -3260,7 +3260,7 @@
           <w:p>
             <w:r/>
             <w:r>
-              <w:t>641</w:t>
+              <w:t>643</w:t>
             </w:r>
           </w:p>
         </w:tc>
@@ -3506,7 +3506,7 @@
               <w:rPr>
                 <w:b/>
               </w:rPr>
-              <w:t>853</w:t>
+              <w:t>855</w:t>
             </w:r>
           </w:p>
         </w:tc>

--- a/SCRAPING_REPORT.docx
+++ b/SCRAPING_REPORT.docx
@@ -12,7 +12,7 @@
     </w:p>
     <w:p>
       <w:r>
-        <w:t xml:space="preserve">*Auto-generated 2026-07-30 13:02 UTC from </w:t>
+        <w:t xml:space="preserve">*Auto-generated 2026-07-31 13:11 UTC from </w:t>
       </w:r>
       <w:r>
         <w:rPr>
@@ -3260,7 +3260,7 @@
           <w:p>
             <w:r/>
             <w:r>
-              <w:t>643</w:t>
+              <w:t>648</w:t>
             </w:r>
           </w:p>
         </w:tc>
@@ -3506,7 +3506,7 @@
               <w:rPr>
                 <w:b/>
               </w:rPr>
-              <w:t>855</w:t>
+              <w:t>860</w:t>
             </w:r>
           </w:p>
         </w:tc>

--- a/SCRAPING_REPORT.docx
+++ b/SCRAPING_REPORT.docx
@@ -12,7 +12,7 @@
     </w:p>
     <w:p>
       <w:r>
-        <w:t xml:space="preserve">*Auto-generated 2026-07-31 13:11 UTC from </w:t>
+        <w:t xml:space="preserve">*Auto-generated 2026-08-01 12:31 UTC from </w:t>
       </w:r>
       <w:r>
         <w:rPr>
@@ -3260,7 +3260,7 @@
           <w:p>
             <w:r/>
             <w:r>
-              <w:t>648</w:t>
+              <w:t>652</w:t>
             </w:r>
           </w:p>
         </w:tc>
@@ -3284,7 +3284,7 @@
           <w:p>
             <w:r/>
             <w:r>
-              <w:t>78</w:t>
+              <w:t>79</w:t>
             </w:r>
           </w:p>
         </w:tc>
@@ -3506,7 +3506,7 @@
               <w:rPr>
                 <w:b/>
               </w:rPr>
-              <w:t>860</w:t>
+              <w:t>865</w:t>
             </w:r>
           </w:p>
         </w:tc>

--- a/SCRAPING_REPORT.docx
+++ b/SCRAPING_REPORT.docx
@@ -12,7 +12,7 @@
     </w:p>
     <w:p>
       <w:r>
-        <w:t xml:space="preserve">*Auto-generated 2026-08-01 12:31 UTC from </w:t>
+        <w:t xml:space="preserve">*Auto-generated 2026-08-02 12:33 UTC from </w:t>
       </w:r>
       <w:r>
         <w:rPr>

--- a/SCRAPING_REPORT.docx
+++ b/SCRAPING_REPORT.docx
@@ -12,7 +12,7 @@
     </w:p>
     <w:p>
       <w:r>
-        <w:t xml:space="preserve">*Auto-generated 2026-08-02 12:33 UTC from </w:t>
+        <w:t xml:space="preserve">*Auto-generated 2026-08-03 13:56 UTC from </w:t>
       </w:r>
       <w:r>
         <w:rPr>

--- a/SCRAPING_REPORT.docx
+++ b/SCRAPING_REPORT.docx
@@ -12,7 +12,7 @@
     </w:p>
     <w:p>
       <w:r>
-        <w:t xml:space="preserve">*Auto-generated 2026-08-03 13:56 UTC from </w:t>
+        <w:t xml:space="preserve">*Auto-generated 2026-08-04 13:13 UTC from </w:t>
       </w:r>
       <w:r>
         <w:rPr>
@@ -3260,7 +3260,7 @@
           <w:p>
             <w:r/>
             <w:r>
-              <w:t>652</w:t>
+              <w:t>654</w:t>
             </w:r>
           </w:p>
         </w:tc>
@@ -3506,7 +3506,7 @@
               <w:rPr>
                 <w:b/>
               </w:rPr>
-              <w:t>865</w:t>
+              <w:t>867</w:t>
             </w:r>
           </w:p>
         </w:tc>

--- a/SCRAPING_REPORT.docx
+++ b/SCRAPING_REPORT.docx
@@ -12,7 +12,7 @@
     </w:p>
     <w:p>
       <w:r>
-        <w:t xml:space="preserve">*Auto-generated 2026-08-04 13:13 UTC from </w:t>
+        <w:t xml:space="preserve">*Auto-generated 2026-08-05 13:08 UTC from </w:t>
       </w:r>
       <w:r>
         <w:rPr>
@@ -3260,7 +3260,7 @@
           <w:p>
             <w:r/>
             <w:r>
-              <w:t>654</w:t>
+              <w:t>655</w:t>
             </w:r>
           </w:p>
         </w:tc>
@@ -3506,7 +3506,7 @@
               <w:rPr>
                 <w:b/>
               </w:rPr>
-              <w:t>867</w:t>
+              <w:t>868</w:t>
             </w:r>
           </w:p>
         </w:tc>

--- a/SCRAPING_REPORT.docx
+++ b/SCRAPING_REPORT.docx
@@ -12,7 +12,7 @@
     </w:p>
     <w:p>
       <w:r>
-        <w:t xml:space="preserve">*Auto-generated 2026-08-05 13:08 UTC from </w:t>
+        <w:t xml:space="preserve">*Auto-generated 2026-08-06 13:08 UTC from </w:t>
       </w:r>
       <w:r>
         <w:rPr>
@@ -3260,7 +3260,7 @@
           <w:p>
             <w:r/>
             <w:r>
-              <w:t>655</w:t>
+              <w:t>660</w:t>
             </w:r>
           </w:p>
         </w:tc>
@@ -3284,7 +3284,7 @@
           <w:p>
             <w:r/>
             <w:r>
-              <w:t>79</w:t>
+              <w:t>80</w:t>
             </w:r>
           </w:p>
         </w:tc>
@@ -3506,7 +3506,7 @@
               <w:rPr>
                 <w:b/>
               </w:rPr>
-              <w:t>868</w:t>
+              <w:t>874</w:t>
             </w:r>
           </w:p>
         </w:tc>

--- a/SCRAPING_REPORT.docx
+++ b/SCRAPING_REPORT.docx
@@ -12,7 +12,7 @@
     </w:p>
     <w:p>
       <w:r>
-        <w:t xml:space="preserve">*Auto-generated 2026-08-06 13:08 UTC from </w:t>
+        <w:t xml:space="preserve">*Auto-generated 2026-08-07 12:06 UTC from </w:t>
       </w:r>
       <w:r>
         <w:rPr>

--- a/SCRAPING_REPORT.docx
+++ b/SCRAPING_REPORT.docx
@@ -12,7 +12,7 @@
     </w:p>
     <w:p>
       <w:r>
-        <w:t xml:space="preserve">*Auto-generated 2026-08-07 12:06 UTC from </w:t>
+        <w:t xml:space="preserve">*Auto-generated 2026-08-08 11:51 UTC from </w:t>
       </w:r>
       <w:r>
         <w:rPr>

--- a/SCRAPING_REPORT.docx
+++ b/SCRAPING_REPORT.docx
@@ -12,7 +12,7 @@
     </w:p>
     <w:p>
       <w:r>
-        <w:t xml:space="preserve">*Auto-generated 2026-08-08 11:51 UTC from </w:t>
+        <w:t xml:space="preserve">*Auto-generated 2026-08-09 11:53 UTC from </w:t>
       </w:r>
       <w:r>
         <w:rPr>

--- a/SCRAPING_REPORT.docx
+++ b/SCRAPING_REPORT.docx
@@ -12,7 +12,7 @@
     </w:p>
     <w:p>
       <w:r>
-        <w:t xml:space="preserve">*Auto-generated 2026-08-09 11:53 UTC from </w:t>
+        <w:t xml:space="preserve">*Auto-generated 2026-08-10 12:06 UTC from </w:t>
       </w:r>
       <w:r>
         <w:rPr>

--- a/SCRAPING_REPORT.docx
+++ b/SCRAPING_REPORT.docx
@@ -12,7 +12,7 @@
     </w:p>
     <w:p>
       <w:r>
-        <w:t xml:space="preserve">*Auto-generated 2026-08-10 12:06 UTC from </w:t>
+        <w:t xml:space="preserve">*Auto-generated 2026-08-11 12:05 UTC from </w:t>
       </w:r>
       <w:r>
         <w:rPr>
@@ -3260,7 +3260,7 @@
           <w:p>
             <w:r/>
             <w:r>
-              <w:t>660</w:t>
+              <w:t>662</w:t>
             </w:r>
           </w:p>
         </w:tc>
@@ -3284,7 +3284,7 @@
           <w:p>
             <w:r/>
             <w:r>
-              <w:t>80</w:t>
+              <w:t>81</w:t>
             </w:r>
           </w:p>
         </w:tc>
@@ -3506,7 +3506,7 @@
               <w:rPr>
                 <w:b/>
               </w:rPr>
-              <w:t>874</w:t>
+              <w:t>877</w:t>
             </w:r>
           </w:p>
         </w:tc>

--- a/SCRAPING_REPORT.docx
+++ b/SCRAPING_REPORT.docx
@@ -12,7 +12,7 @@
     </w:p>
     <w:p>
       <w:r>
-        <w:t xml:space="preserve">*Auto-generated 2026-08-11 12:05 UTC from </w:t>
+        <w:t xml:space="preserve">*Auto-generated 2026-08-12 12:05 UTC from </w:t>
       </w:r>
       <w:r>
         <w:rPr>

--- a/SCRAPING_REPORT.docx
+++ b/SCRAPING_REPORT.docx
@@ -12,7 +12,7 @@
     </w:p>
     <w:p>
       <w:r>
-        <w:t xml:space="preserve">*Auto-generated 2026-08-12 12:05 UTC from </w:t>
+        <w:t xml:space="preserve">*Auto-generated 2026-08-13 12:06 UTC from </w:t>
       </w:r>
       <w:r>
         <w:rPr>
@@ -3260,7 +3260,7 @@
           <w:p>
             <w:r/>
             <w:r>
-              <w:t>662</w:t>
+              <w:t>666</w:t>
             </w:r>
           </w:p>
         </w:tc>
@@ -3506,7 +3506,7 @@
               <w:rPr>
                 <w:b/>
               </w:rPr>
-              <w:t>877</w:t>
+              <w:t>881</w:t>
             </w:r>
           </w:p>
         </w:tc>

--- a/SCRAPING_REPORT.docx
+++ b/SCRAPING_REPORT.docx
@@ -12,7 +12,7 @@
     </w:p>
     <w:p>
       <w:r>
-        <w:t xml:space="preserve">*Auto-generated 2026-08-13 12:06 UTC from </w:t>
+        <w:t xml:space="preserve">*Auto-generated 2026-08-14 12:04 UTC from </w:t>
       </w:r>
       <w:r>
         <w:rPr>
@@ -3284,7 +3284,7 @@
           <w:p>
             <w:r/>
             <w:r>
-              <w:t>81</w:t>
+              <w:t>82</w:t>
             </w:r>
           </w:p>
         </w:tc>
@@ -3506,7 +3506,7 @@
               <w:rPr>
                 <w:b/>
               </w:rPr>
-              <w:t>881</w:t>
+              <w:t>882</w:t>
             </w:r>
           </w:p>
         </w:tc>

--- a/SCRAPING_REPORT.docx
+++ b/SCRAPING_REPORT.docx
@@ -12,7 +12,7 @@
     </w:p>
     <w:p>
       <w:r>
-        <w:t xml:space="preserve">*Auto-generated 2026-08-14 12:04 UTC from </w:t>
+        <w:t xml:space="preserve">*Auto-generated 2026-08-15 11:41 UTC from </w:t>
       </w:r>
       <w:r>
         <w:rPr>
@@ -3260,7 +3260,7 @@
           <w:p>
             <w:r/>
             <w:r>
-              <w:t>666</w:t>
+              <w:t>667</w:t>
             </w:r>
           </w:p>
         </w:tc>
@@ -3284,7 +3284,7 @@
           <w:p>
             <w:r/>
             <w:r>
-              <w:t>82</w:t>
+              <w:t>83</w:t>
             </w:r>
           </w:p>
         </w:tc>
@@ -3506,7 +3506,7 @@
               <w:rPr>
                 <w:b/>
               </w:rPr>
-              <w:t>882</w:t>
+              <w:t>884</w:t>
             </w:r>
           </w:p>
         </w:tc>

--- a/SCRAPING_REPORT.docx
+++ b/SCRAPING_REPORT.docx
@@ -12,7 +12,7 @@
     </w:p>
     <w:p>
       <w:r>
-        <w:t xml:space="preserve">*Auto-generated 2026-08-15 11:41 UTC from </w:t>
+        <w:t xml:space="preserve">*Auto-generated 2026-08-16 11:42 UTC from </w:t>
       </w:r>
       <w:r>
         <w:rPr>

--- a/SCRAPING_REPORT.docx
+++ b/SCRAPING_REPORT.docx
@@ -12,7 +12,7 @@
     </w:p>
     <w:p>
       <w:r>
-        <w:t xml:space="preserve">*Auto-generated 2026-08-16 11:42 UTC from </w:t>
+        <w:t xml:space="preserve">*Auto-generated 2026-08-17 11:48 UTC from </w:t>
       </w:r>
       <w:r>
         <w:rPr>

--- a/SCRAPING_REPORT.docx
+++ b/SCRAPING_REPORT.docx
@@ -12,7 +12,7 @@
     </w:p>
     <w:p>
       <w:r>
-        <w:t xml:space="preserve">*Auto-generated 2026-08-17 11:48 UTC from </w:t>
+        <w:t xml:space="preserve">*Auto-generated 2026-08-18 11:48 UTC from </w:t>
       </w:r>
       <w:r>
         <w:rPr>
@@ -3260,7 +3260,7 @@
           <w:p>
             <w:r/>
             <w:r>
-              <w:t>667</w:t>
+              <w:t>668</w:t>
             </w:r>
           </w:p>
         </w:tc>
@@ -3506,7 +3506,7 @@
               <w:rPr>
                 <w:b/>
               </w:rPr>
-              <w:t>884</w:t>
+              <w:t>885</w:t>
             </w:r>
           </w:p>
         </w:tc>

--- a/SCRAPING_REPORT.docx
+++ b/SCRAPING_REPORT.docx
@@ -12,7 +12,7 @@
     </w:p>
     <w:p>
       <w:r>
-        <w:t xml:space="preserve">*Auto-generated 2026-08-18 11:48 UTC from </w:t>
+        <w:t xml:space="preserve">*Auto-generated 2026-08-19 11:48 UTC from </w:t>
       </w:r>
       <w:r>
         <w:rPr>

--- a/SCRAPING_REPORT.docx
+++ b/SCRAPING_REPORT.docx
@@ -12,7 +12,7 @@
     </w:p>
     <w:p>
       <w:r>
-        <w:t xml:space="preserve">*Auto-generated 2026-08-19 11:48 UTC from </w:t>
+        <w:t xml:space="preserve">*Auto-generated 2026-08-20 11:50 UTC from </w:t>
       </w:r>
       <w:r>
         <w:rPr>
@@ -3260,7 +3260,7 @@
           <w:p>
             <w:r/>
             <w:r>
-              <w:t>668</w:t>
+              <w:t>670</w:t>
             </w:r>
           </w:p>
         </w:tc>
@@ -3393,7 +3393,7 @@
           <w:p>
             <w:r/>
             <w:r>
-              <w:t>MACPAC</w:t>
+              <w:t>Treasury</w:t>
             </w:r>
           </w:p>
         </w:tc>
@@ -3417,7 +3417,7 @@
           <w:p>
             <w:r/>
             <w:r>
-              <w:t>Treasury</w:t>
+              <w:t>MACPAC</w:t>
             </w:r>
           </w:p>
         </w:tc>
@@ -3428,7 +3428,7 @@
           <w:p>
             <w:r/>
             <w:r>
-              <w:t>3</w:t>
+              <w:t>4</w:t>
             </w:r>
           </w:p>
         </w:tc>
@@ -3506,7 +3506,7 @@
               <w:rPr>
                 <w:b/>
               </w:rPr>
-              <w:t>885</w:t>
+              <w:t>888</w:t>
             </w:r>
           </w:p>
         </w:tc>

--- a/SCRAPING_REPORT.docx
+++ b/SCRAPING_REPORT.docx
@@ -12,7 +12,7 @@
     </w:p>
     <w:p>
       <w:r>
-        <w:t xml:space="preserve">*Auto-generated 2026-08-20 11:50 UTC from </w:t>
+        <w:t xml:space="preserve">*Auto-generated 2026-08-21 11:49 UTC from </w:t>
       </w:r>
       <w:r>
         <w:rPr>
@@ -3260,7 +3260,7 @@
           <w:p>
             <w:r/>
             <w:r>
-              <w:t>670</w:t>
+              <w:t>671</w:t>
             </w:r>
           </w:p>
         </w:tc>
@@ -3284,7 +3284,7 @@
           <w:p>
             <w:r/>
             <w:r>
-              <w:t>83</w:t>
+              <w:t>84</w:t>
             </w:r>
           </w:p>
         </w:tc>
@@ -3506,7 +3506,7 @@
               <w:rPr>
                 <w:b/>
               </w:rPr>
-              <w:t>888</w:t>
+              <w:t>890</w:t>
             </w:r>
           </w:p>
         </w:tc>

--- a/SCRAPING_REPORT.docx
+++ b/SCRAPING_REPORT.docx
@@ -12,7 +12,7 @@
     </w:p>
     <w:p>
       <w:r>
-        <w:t xml:space="preserve">*Auto-generated 2026-08-21 11:49 UTC from </w:t>
+        <w:t xml:space="preserve">*Auto-generated 2026-08-22 11:42 UTC from </w:t>
       </w:r>
       <w:r>
         <w:rPr>
@@ -3260,7 +3260,7 @@
           <w:p>
             <w:r/>
             <w:r>
-              <w:t>671</w:t>
+              <w:t>672</w:t>
             </w:r>
           </w:p>
         </w:tc>
@@ -3506,7 +3506,7 @@
               <w:rPr>
                 <w:b/>
               </w:rPr>
-              <w:t>890</w:t>
+              <w:t>891</w:t>
             </w:r>
           </w:p>
         </w:tc>

--- a/SCRAPING_REPORT.docx
+++ b/SCRAPING_REPORT.docx
@@ -12,7 +12,7 @@
     </w:p>
     <w:p>
       <w:r>
-        <w:t xml:space="preserve">*Auto-generated 2026-08-22 11:42 UTC from </w:t>
+        <w:t xml:space="preserve">*Auto-generated 2026-08-23 11:43 UTC from </w:t>
       </w:r>
       <w:r>
         <w:rPr>

--- a/SCRAPING_REPORT.docx
+++ b/SCRAPING_REPORT.docx
@@ -12,7 +12,7 @@
     </w:p>
     <w:p>
       <w:r>
-        <w:t xml:space="preserve">*Auto-generated 2026-08-23 11:43 UTC from </w:t>
+        <w:t xml:space="preserve">*Auto-generated 2026-08-24 11:51 UTC from </w:t>
       </w:r>
       <w:r>
         <w:rPr>

--- a/SCRAPING_REPORT.docx
+++ b/SCRAPING_REPORT.docx
@@ -12,7 +12,7 @@
     </w:p>
     <w:p>
       <w:r>
-        <w:t xml:space="preserve">*Auto-generated 2026-08-24 11:51 UTC from </w:t>
+        <w:t xml:space="preserve">*Auto-generated 2026-08-25 11:52 UTC from </w:t>
       </w:r>
       <w:r>
         <w:rPr>
@@ -3260,7 +3260,7 @@
           <w:p>
             <w:r/>
             <w:r>
-              <w:t>672</w:t>
+              <w:t>673</w:t>
             </w:r>
           </w:p>
         </w:tc>
@@ -3284,7 +3284,7 @@
           <w:p>
             <w:r/>
             <w:r>
-              <w:t>84</w:t>
+              <w:t>85</w:t>
             </w:r>
           </w:p>
         </w:tc>
@@ -3506,7 +3506,7 @@
               <w:rPr>
                 <w:b/>
               </w:rPr>
-              <w:t>891</w:t>
+              <w:t>893</w:t>
             </w:r>
           </w:p>
         </w:tc>

--- a/SCRAPING_REPORT.docx
+++ b/SCRAPING_REPORT.docx
@@ -12,7 +12,7 @@
     </w:p>
     <w:p>
       <w:r>
-        <w:t xml:space="preserve">*Auto-generated 2026-08-25 11:52 UTC from </w:t>
+        <w:t xml:space="preserve">*Auto-generated 2026-08-26 11:53 UTC from </w:t>
       </w:r>
       <w:r>
         <w:rPr>

--- a/SCRAPING_REPORT.docx
+++ b/SCRAPING_REPORT.docx
@@ -12,7 +12,7 @@
     </w:p>
     <w:p>
       <w:r>
-        <w:t xml:space="preserve">*Auto-generated 2026-08-26 11:53 UTC from </w:t>
+        <w:t xml:space="preserve">*Auto-generated 2026-08-27 21:04 UTC from </w:t>
       </w:r>
       <w:r>
         <w:rPr>
@@ -3260,7 +3260,7 @@
           <w:p>
             <w:r/>
             <w:r>
-              <w:t>673</w:t>
+              <w:t>677</w:t>
             </w:r>
           </w:p>
         </w:tc>
@@ -3506,7 +3506,7 @@
               <w:rPr>
                 <w:b/>
               </w:rPr>
-              <w:t>893</w:t>
+              <w:t>897</w:t>
             </w:r>
           </w:p>
         </w:tc>

--- a/SCRAPING_REPORT.docx
+++ b/SCRAPING_REPORT.docx
@@ -12,7 +12,7 @@
     </w:p>
     <w:p>
       <w:r>
-        <w:t xml:space="preserve">*Auto-generated 2026-08-27 21:04 UTC from </w:t>
+        <w:t xml:space="preserve">*Auto-generated 2026-08-28 21:28 UTC from </w:t>
       </w:r>
       <w:r>
         <w:rPr>
@@ -3260,7 +3260,7 @@
           <w:p>
             <w:r/>
             <w:r>
-              <w:t>677</w:t>
+              <w:t>678</w:t>
             </w:r>
           </w:p>
         </w:tc>
@@ -3506,7 +3506,7 @@
               <w:rPr>
                 <w:b/>
               </w:rPr>
-              <w:t>897</w:t>
+              <w:t>898</w:t>
             </w:r>
           </w:p>
         </w:tc>

--- a/SCRAPING_REPORT.docx
+++ b/SCRAPING_REPORT.docx
@@ -12,7 +12,7 @@
     </w:p>
     <w:p>
       <w:r>
-        <w:t xml:space="preserve">*Auto-generated 2026-08-28 21:28 UTC from </w:t>
+        <w:t xml:space="preserve">*Auto-generated 2026-08-29 15:43 UTC from </w:t>
       </w:r>
       <w:r>
         <w:rPr>
@@ -3260,7 +3260,7 @@
           <w:p>
             <w:r/>
             <w:r>
-              <w:t>678</w:t>
+              <w:t>679</w:t>
             </w:r>
           </w:p>
         </w:tc>
@@ -3506,7 +3506,7 @@
               <w:rPr>
                 <w:b/>
               </w:rPr>
-              <w:t>898</w:t>
+              <w:t>899</w:t>
             </w:r>
           </w:p>
         </w:tc>

--- a/SCRAPING_REPORT.docx
+++ b/SCRAPING_REPORT.docx
@@ -12,7 +12,7 @@
     </w:p>
     <w:p>
       <w:r>
-        <w:t xml:space="preserve">*Auto-generated 2026-08-29 15:43 UTC from </w:t>
+        <w:t xml:space="preserve">*Auto-generated 2026-08-30 15:23 UTC from </w:t>
       </w:r>
       <w:r>
         <w:rPr>

--- a/SCRAPING_REPORT.docx
+++ b/SCRAPING_REPORT.docx
@@ -12,7 +12,7 @@
     </w:p>
     <w:p>
       <w:r>
-        <w:t xml:space="preserve">*Auto-generated 2026-08-30 15:23 UTC from </w:t>
+        <w:t xml:space="preserve">*Auto-generated 2026-08-31 18:03 UTC from </w:t>
       </w:r>
       <w:r>
         <w:rPr>
@@ -3260,7 +3260,7 @@
           <w:p>
             <w:r/>
             <w:r>
-              <w:t>679</w:t>
+              <w:t>680</w:t>
             </w:r>
           </w:p>
         </w:tc>
@@ -3506,7 +3506,7 @@
               <w:rPr>
                 <w:b/>
               </w:rPr>
-              <w:t>899</w:t>
+              <w:t>900</w:t>
             </w:r>
           </w:p>
         </w:tc>

--- a/SCRAPING_REPORT.docx
+++ b/SCRAPING_REPORT.docx
@@ -12,7 +12,7 @@
     </w:p>
     <w:p>
       <w:r>
-        <w:t xml:space="preserve">*Auto-generated 2026-08-31 18:03 UTC from </w:t>
+        <w:t xml:space="preserve">*Auto-generated 2026-09-01 15:29 UTC from </w:t>
       </w:r>
       <w:r>
         <w:rPr>

--- a/SCRAPING_REPORT.docx
+++ b/SCRAPING_REPORT.docx
@@ -12,7 +12,7 @@
     </w:p>
     <w:p>
       <w:r>
-        <w:t xml:space="preserve">*Auto-generated 2026-09-01 15:29 UTC from </w:t>
+        <w:t xml:space="preserve">*Auto-generated 2026-09-02 15:10 UTC from </w:t>
       </w:r>
       <w:r>
         <w:rPr>
@@ -3284,7 +3284,7 @@
           <w:p>
             <w:r/>
             <w:r>
-              <w:t>85</w:t>
+              <w:t>86</w:t>
             </w:r>
           </w:p>
         </w:tc>
@@ -3506,7 +3506,7 @@
               <w:rPr>
                 <w:b/>
               </w:rPr>
-              <w:t>900</w:t>
+              <w:t>901</w:t>
             </w:r>
           </w:p>
         </w:tc>

--- a/SCRAPING_REPORT.docx
+++ b/SCRAPING_REPORT.docx
@@ -12,7 +12,7 @@
     </w:p>
     <w:p>
       <w:r>
-        <w:t xml:space="preserve">*Auto-generated 2026-09-02 15:10 UTC from </w:t>
+        <w:t xml:space="preserve">*Auto-generated 2026-09-03 15:04 UTC from </w:t>
       </w:r>
       <w:r>
         <w:rPr>
@@ -3284,7 +3284,7 @@
           <w:p>
             <w:r/>
             <w:r>
-              <w:t>86</w:t>
+              <w:t>88</w:t>
             </w:r>
           </w:p>
         </w:tc>
@@ -3506,7 +3506,7 @@
               <w:rPr>
                 <w:b/>
               </w:rPr>
-              <w:t>901</w:t>
+              <w:t>903</w:t>
             </w:r>
           </w:p>
         </w:tc>

--- a/SCRAPING_REPORT.docx
+++ b/SCRAPING_REPORT.docx
@@ -12,7 +12,7 @@
     </w:p>
     <w:p>
       <w:r>
-        <w:t xml:space="preserve">*Auto-generated 2026-09-03 15:04 UTC from </w:t>
+        <w:t xml:space="preserve">*Auto-generated 2026-09-04 15:01 UTC from </w:t>
       </w:r>
       <w:r>
         <w:rPr>
@@ -3284,7 +3284,7 @@
           <w:p>
             <w:r/>
             <w:r>
-              <w:t>88</w:t>
+              <w:t>89</w:t>
             </w:r>
           </w:p>
         </w:tc>
@@ -3506,7 +3506,7 @@
               <w:rPr>
                 <w:b/>
               </w:rPr>
-              <w:t>903</w:t>
+              <w:t>904</w:t>
             </w:r>
           </w:p>
         </w:tc>

--- a/SCRAPING_REPORT.docx
+++ b/SCRAPING_REPORT.docx
@@ -12,7 +12,7 @@
     </w:p>
     <w:p>
       <w:r>
-        <w:t xml:space="preserve">*Auto-generated 2026-09-04 15:01 UTC from </w:t>
+        <w:t xml:space="preserve">*Auto-generated 2026-09-05 13:56 UTC from </w:t>
       </w:r>
       <w:r>
         <w:rPr>
@@ -3260,7 +3260,7 @@
           <w:p>
             <w:r/>
             <w:r>
-              <w:t>680</w:t>
+              <w:t>683</w:t>
             </w:r>
           </w:p>
         </w:tc>
@@ -3506,7 +3506,7 @@
               <w:rPr>
                 <w:b/>
               </w:rPr>
-              <w:t>904</w:t>
+              <w:t>907</w:t>
             </w:r>
           </w:p>
         </w:tc>

--- a/SCRAPING_REPORT.docx
+++ b/SCRAPING_REPORT.docx
@@ -12,7 +12,7 @@
     </w:p>
     <w:p>
       <w:r>
-        <w:t xml:space="preserve">*Auto-generated 2026-09-05 13:56 UTC from </w:t>
+        <w:t xml:space="preserve">*Auto-generated 2026-09-06 14:16 UTC from </w:t>
       </w:r>
       <w:r>
         <w:rPr>

--- a/SCRAPING_REPORT.docx
+++ b/SCRAPING_REPORT.docx
@@ -12,7 +12,7 @@
     </w:p>
     <w:p>
       <w:r>
-        <w:t xml:space="preserve">*Auto-generated 2026-09-06 14:16 UTC from </w:t>
+        <w:t xml:space="preserve">*Auto-generated 2026-09-07 16:34 UTC from </w:t>
       </w:r>
       <w:r>
         <w:rPr>

--- a/SCRAPING_REPORT.docx
+++ b/SCRAPING_REPORT.docx
@@ -12,7 +12,7 @@
     </w:p>
     <w:p>
       <w:r>
-        <w:t xml:space="preserve">*Auto-generated 2026-09-07 16:34 UTC from </w:t>
+        <w:t xml:space="preserve">*Auto-generated 2026-09-08 15:12 UTC from </w:t>
       </w:r>
       <w:r>
         <w:rPr>
@@ -3284,7 +3284,7 @@
           <w:p>
             <w:r/>
             <w:r>
-              <w:t>89</w:t>
+              <w:t>91</w:t>
             </w:r>
           </w:p>
         </w:tc>
@@ -3308,7 +3308,7 @@
           <w:p>
             <w:r/>
             <w:r>
-              <w:t>43</w:t>
+              <w:t>45</w:t>
             </w:r>
           </w:p>
         </w:tc>
@@ -3506,7 +3506,7 @@
               <w:rPr>
                 <w:b/>
               </w:rPr>
-              <w:t>907</w:t>
+              <w:t>911</w:t>
             </w:r>
           </w:p>
         </w:tc>

--- a/SCRAPING_REPORT.docx
+++ b/SCRAPING_REPORT.docx
@@ -12,7 +12,7 @@
     </w:p>
     <w:p>
       <w:r>
-        <w:t xml:space="preserve">*Auto-generated 2026-09-08 15:12 UTC from </w:t>
+        <w:t xml:space="preserve">*Auto-generated 2026-09-09 15:12 UTC from </w:t>
       </w:r>
       <w:r>
         <w:rPr>
@@ -3260,7 +3260,7 @@
           <w:p>
             <w:r/>
             <w:r>
-              <w:t>683</w:t>
+              <w:t>684</w:t>
             </w:r>
           </w:p>
         </w:tc>
@@ -3308,7 +3308,7 @@
           <w:p>
             <w:r/>
             <w:r>
-              <w:t>45</w:t>
+              <w:t>46</w:t>
             </w:r>
           </w:p>
         </w:tc>
@@ -3506,7 +3506,7 @@
               <w:rPr>
                 <w:b/>
               </w:rPr>
-              <w:t>911</w:t>
+              <w:t>913</w:t>
             </w:r>
           </w:p>
         </w:tc>

--- a/SCRAPING_REPORT.docx
+++ b/SCRAPING_REPORT.docx
@@ -12,7 +12,7 @@
     </w:p>
     <w:p>
       <w:r>
-        <w:t xml:space="preserve">*Auto-generated 2026-09-09 15:12 UTC from </w:t>
+        <w:t xml:space="preserve">*Auto-generated 2026-09-10 15:04 UTC from </w:t>
       </w:r>
       <w:r>
         <w:rPr>
@@ -3260,7 +3260,7 @@
           <w:p>
             <w:r/>
             <w:r>
-              <w:t>684</w:t>
+              <w:t>687</w:t>
             </w:r>
           </w:p>
         </w:tc>
@@ -3404,7 +3404,7 @@
           <w:p>
             <w:r/>
             <w:r>
-              <w:t>4</w:t>
+              <w:t>5</w:t>
             </w:r>
           </w:p>
         </w:tc>
@@ -3506,7 +3506,7 @@
               <w:rPr>
                 <w:b/>
               </w:rPr>
-              <w:t>913</w:t>
+              <w:t>917</w:t>
             </w:r>
           </w:p>
         </w:tc>

--- a/SCRAPING_REPORT.docx
+++ b/SCRAPING_REPORT.docx
@@ -12,7 +12,7 @@
     </w:p>
     <w:p>
       <w:r>
-        <w:t xml:space="preserve">*Auto-generated 2026-09-10 15:04 UTC from </w:t>
+        <w:t xml:space="preserve">*Auto-generated 2026-09-11 15:07 UTC from </w:t>
       </w:r>
       <w:r>
         <w:rPr>
@@ -3260,7 +3260,7 @@
           <w:p>
             <w:r/>
             <w:r>
-              <w:t>687</w:t>
+              <w:t>690</w:t>
             </w:r>
           </w:p>
         </w:tc>
@@ -3506,7 +3506,7 @@
               <w:rPr>
                 <w:b/>
               </w:rPr>
-              <w:t>917</w:t>
+              <w:t>920</w:t>
             </w:r>
           </w:p>
         </w:tc>

--- a/SCRAPING_REPORT.docx
+++ b/SCRAPING_REPORT.docx
@@ -12,7 +12,7 @@
     </w:p>
     <w:p>
       <w:r>
-        <w:t xml:space="preserve">*Auto-generated 2026-09-11 15:07 UTC from </w:t>
+        <w:t xml:space="preserve">*Auto-generated 2026-09-12 14:16 UTC from </w:t>
       </w:r>
       <w:r>
         <w:rPr>
@@ -3260,7 +3260,7 @@
           <w:p>
             <w:r/>
             <w:r>
-              <w:t>690</w:t>
+              <w:t>692</w:t>
             </w:r>
           </w:p>
         </w:tc>
@@ -3506,7 +3506,7 @@
               <w:rPr>
                 <w:b/>
               </w:rPr>
-              <w:t>920</w:t>
+              <w:t>922</w:t>
             </w:r>
           </w:p>
         </w:tc>
